--- a/docs/06-requisitos/Especificacion_Requisitos_No_Funcionales.docx
+++ b/docs/06-requisitos/Especificacion_Requisitos_No_Funcionales.docx
@@ -4,47 +4,123 @@
   <w:body>
     <w:p>
       <w:pPr>
-        <w:spacing w:after="960"/>
+        <w:spacing w:before="120" w:after="400"/>
+      </w:pPr>
+      <w:r>
+        <w:drawing>
+          <wp:inline xmlns:a="http://schemas.openxmlformats.org/drawingml/2006/main" xmlns:pic="http://schemas.openxmlformats.org/drawingml/2006/picture">
+            <wp:extent cx="2232000" cy="1116000"/>
+            <wp:docPr id="1" name="Picture 1"/>
+            <wp:cNvGraphicFramePr>
+              <a:graphicFrameLocks noChangeAspect="1"/>
+            </wp:cNvGraphicFramePr>
+            <a:graphic>
+              <a:graphicData uri="http://schemas.openxmlformats.org/drawingml/2006/picture">
+                <pic:pic>
+                  <pic:nvPicPr>
+                    <pic:cNvPr id="0" name="saad-logo.png"/>
+                    <pic:cNvPicPr/>
+                  </pic:nvPicPr>
+                  <pic:blipFill>
+                    <a:blip r:embed="rId10"/>
+                    <a:stretch>
+                      <a:fillRect/>
+                    </a:stretch>
+                  </pic:blipFill>
+                  <pic:spPr>
+                    <a:xfrm>
+                      <a:off x="0" y="0"/>
+                      <a:ext cx="2232000" cy="1116000"/>
+                    </a:xfrm>
+                    <a:prstGeom prst="rect"/>
+                  </pic:spPr>
+                </pic:pic>
+              </a:graphicData>
+            </a:graphic>
+          </wp:inline>
+        </w:drawing>
+      </w:r>
+    </w:p>
+    <w:tbl>
+      <w:tblPr>
+        <w:tblW w:type="auto" w:w="0"/>
+        <w:jc w:val="center"/>
+        <w:tblLook w:firstColumn="1" w:firstRow="1" w:lastColumn="0" w:lastRow="0" w:noHBand="0" w:noVBand="1" w:val="04A0"/>
+      </w:tblPr>
+      <w:tblGrid>
+        <w:gridCol w:w="10086"/>
+      </w:tblGrid>
+      <w:tr>
+        <w:tc>
+          <w:tcPr>
+            <w:tcW w:type="dxa" w:w="10091"/>
+            <w:shd w:val="clear" w:color="auto" w:fill="0B4660"/>
+          </w:tcPr>
+          <w:p>
+            <w:pPr>
+              <w:spacing w:before="520" w:after="80"/>
+              <w:ind w:left="340"/>
+            </w:pPr>
+            <w:r>
+              <w:rPr>
+                <w:rFonts w:ascii="Inter" w:hAnsi="Inter" w:cs="Inter" w:eastAsia="Inter"/>
+                <w:b/>
+                <w:color w:val="EBA845"/>
+                <w:sz w:val="18"/>
+              </w:rPr>
+              <w:t>REQUISITOS NO FUNCIONALES</w:t>
+            </w:r>
+          </w:p>
+          <w:p>
+            <w:pPr>
+              <w:spacing w:after="160" w:line="240" w:lineRule="auto"/>
+              <w:ind w:left="340" w:right="340"/>
+            </w:pPr>
+            <w:r>
+              <w:rPr>
+                <w:rFonts w:ascii="Plus Jakarta Sans" w:hAnsi="Plus Jakarta Sans" w:cs="Plus Jakarta Sans" w:eastAsia="Plus Jakarta Sans"/>
+                <w:b/>
+                <w:color w:val="FFFFFF"/>
+                <w:sz w:val="56"/>
+              </w:rPr>
+              <w:t>Especificación de Requisitos No Funcionales</w:t>
+            </w:r>
+          </w:p>
+          <w:p>
+            <w:pPr>
+              <w:spacing w:after="520"/>
+              <w:ind w:left="340" w:right="340"/>
+            </w:pPr>
+            <w:r>
+              <w:rPr>
+                <w:rFonts w:ascii="Inter" w:hAnsi="Inter" w:cs="Inter" w:eastAsia="Inter"/>
+                <w:color w:val="E3F0F8"/>
+                <w:sz w:val="23"/>
+              </w:rPr>
+              <w:t>SAAD — Sistema de Análisis y Anticipación de Demanda de Urgencia en Salud Mental para la Región Metropolitana</w:t>
+            </w:r>
+          </w:p>
+        </w:tc>
+      </w:tr>
+    </w:tbl>
+    <w:p>
+      <w:pPr>
+        <w:spacing w:after="360"/>
+        <w:pBdr>
+          <w:bottom w:val="single" w:sz="24" w:space="4" w:color="EBA845"/>
+        </w:pBdr>
       </w:pPr>
     </w:p>
     <w:p>
       <w:pPr>
-        <w:jc w:val="center"/>
+        <w:spacing w:after="280"/>
       </w:pPr>
       <w:r>
         <w:rPr>
-          <w:b/>
-          <w:color w:val="595959"/>
-          <w:sz w:val="22"/>
+          <w:color w:val="5E7685"/>
+          <w:sz w:val="20"/>
         </w:rPr>
-        <w:t>CAPSTONE APT · INGENIERÍA EN INFORMÁTICA · DUOC UC ANTONIO VARAS</w:t>
-      </w:r>
-    </w:p>
-    <w:p>
-      <w:pPr>
-        <w:spacing w:before="360"/>
-        <w:jc w:val="center"/>
-      </w:pPr>
-      <w:r>
-        <w:rPr>
-          <w:b/>
-          <w:color w:val="1F3B63"/>
-          <w:sz w:val="48"/>
-        </w:rPr>
-        <w:t>Especificación de Requisitos No Funcionales</w:t>
-      </w:r>
-    </w:p>
-    <w:p>
-      <w:pPr>
-        <w:spacing w:after="720"/>
-        <w:jc w:val="center"/>
-      </w:pPr>
-      <w:r>
-        <w:rPr>
-          <w:color w:val="2E5E8C"/>
-          <w:sz w:val="24"/>
-        </w:rPr>
-        <w:t>SAAD — Sistema de Análisis y Anticipación de Demanda de Urgencia en Salud Mental para la Región Metropolitana</w:t>
+        <w:t>Capstone APT · Ingeniería en Informática · Duoc UC Antonio Varas</w:t>
       </w:r>
     </w:p>
     <w:tbl>
@@ -62,14 +138,16 @@
       <w:tr>
         <w:trPr>
           <w:tblHeader w:val="true"/>
+          <w:cantSplit w:val="true"/>
         </w:trPr>
         <w:tc>
           <w:tcPr>
             <w:tcW w:type="dxa" w:w="2835"/>
-            <w:shd w:val="clear" w:color="auto" w:fill="1F3B63"/>
-          </w:tcPr>
-          <w:p>
-            <w:pPr>
+            <w:shd w:val="clear" w:color="auto" w:fill="0B4660"/>
+          </w:tcPr>
+          <w:p>
+            <w:pPr>
+              <w:keepNext/>
               <w:spacing w:before="40" w:after="40"/>
             </w:pPr>
             <w:r>
@@ -85,10 +163,11 @@
         <w:tc>
           <w:tcPr>
             <w:tcW w:type="dxa" w:w="7200"/>
-            <w:shd w:val="clear" w:color="auto" w:fill="1F3B63"/>
-          </w:tcPr>
-          <w:p>
-            <w:pPr>
+            <w:shd w:val="clear" w:color="auto" w:fill="0B4660"/>
+          </w:tcPr>
+          <w:p>
+            <w:pPr>
+              <w:keepNext/>
               <w:spacing w:before="40" w:after="40"/>
             </w:pPr>
             <w:r>
@@ -103,6 +182,9 @@
         </w:tc>
       </w:tr>
       <w:tr>
+        <w:trPr>
+          <w:cantSplit w:val="true"/>
+        </w:trPr>
         <w:tc>
           <w:tcPr>
             <w:tcW w:type="dxa" w:w="2835"/>
@@ -137,10 +219,13 @@
         </w:tc>
       </w:tr>
       <w:tr>
+        <w:trPr>
+          <w:cantSplit w:val="true"/>
+        </w:trPr>
         <w:tc>
           <w:tcPr>
             <w:tcW w:type="dxa" w:w="2835"/>
-            <w:shd w:val="clear" w:color="auto" w:fill="EAF0F6"/>
+            <w:shd w:val="clear" w:color="auto" w:fill="EEF3F6"/>
           </w:tcPr>
           <w:p>
             <w:pPr>
@@ -157,7 +242,7 @@
         <w:tc>
           <w:tcPr>
             <w:tcW w:type="dxa" w:w="7200"/>
-            <w:shd w:val="clear" w:color="auto" w:fill="EAF0F6"/>
+            <w:shd w:val="clear" w:color="auto" w:fill="EEF3F6"/>
           </w:tcPr>
           <w:p>
             <w:pPr>
@@ -173,6 +258,9 @@
         </w:tc>
       </w:tr>
       <w:tr>
+        <w:trPr>
+          <w:cantSplit w:val="true"/>
+        </w:trPr>
         <w:tc>
           <w:tcPr>
             <w:tcW w:type="dxa" w:w="2835"/>
@@ -207,10 +295,13 @@
         </w:tc>
       </w:tr>
       <w:tr>
+        <w:trPr>
+          <w:cantSplit w:val="true"/>
+        </w:trPr>
         <w:tc>
           <w:tcPr>
             <w:tcW w:type="dxa" w:w="2835"/>
-            <w:shd w:val="clear" w:color="auto" w:fill="EAF0F6"/>
+            <w:shd w:val="clear" w:color="auto" w:fill="EEF3F6"/>
           </w:tcPr>
           <w:p>
             <w:pPr>
@@ -227,7 +318,7 @@
         <w:tc>
           <w:tcPr>
             <w:tcW w:type="dxa" w:w="7200"/>
-            <w:shd w:val="clear" w:color="auto" w:fill="EAF0F6"/>
+            <w:shd w:val="clear" w:color="auto" w:fill="EEF3F6"/>
           </w:tcPr>
           <w:p>
             <w:pPr>
@@ -243,6 +334,9 @@
         </w:tc>
       </w:tr>
       <w:tr>
+        <w:trPr>
+          <w:cantSplit w:val="true"/>
+        </w:trPr>
         <w:tc>
           <w:tcPr>
             <w:tcW w:type="dxa" w:w="2835"/>
@@ -277,10 +371,13 @@
         </w:tc>
       </w:tr>
       <w:tr>
+        <w:trPr>
+          <w:cantSplit w:val="true"/>
+        </w:trPr>
         <w:tc>
           <w:tcPr>
             <w:tcW w:type="dxa" w:w="2835"/>
-            <w:shd w:val="clear" w:color="auto" w:fill="EAF0F6"/>
+            <w:shd w:val="clear" w:color="auto" w:fill="EEF3F6"/>
           </w:tcPr>
           <w:p>
             <w:pPr>
@@ -297,7 +394,7 @@
         <w:tc>
           <w:tcPr>
             <w:tcW w:type="dxa" w:w="7200"/>
-            <w:shd w:val="clear" w:color="auto" w:fill="EAF0F6"/>
+            <w:shd w:val="clear" w:color="auto" w:fill="EEF3F6"/>
           </w:tcPr>
           <w:p>
             <w:pPr>
@@ -313,6 +410,9 @@
         </w:tc>
       </w:tr>
       <w:tr>
+        <w:trPr>
+          <w:cantSplit w:val="true"/>
+        </w:trPr>
         <w:tc>
           <w:tcPr>
             <w:tcW w:type="dxa" w:w="2835"/>
@@ -347,10 +447,13 @@
         </w:tc>
       </w:tr>
       <w:tr>
+        <w:trPr>
+          <w:cantSplit w:val="true"/>
+        </w:trPr>
         <w:tc>
           <w:tcPr>
             <w:tcW w:type="dxa" w:w="2835"/>
-            <w:shd w:val="clear" w:color="auto" w:fill="EAF0F6"/>
+            <w:shd w:val="clear" w:color="auto" w:fill="EEF3F6"/>
           </w:tcPr>
           <w:p>
             <w:pPr>
@@ -367,7 +470,7 @@
         <w:tc>
           <w:tcPr>
             <w:tcW w:type="dxa" w:w="7200"/>
-            <w:shd w:val="clear" w:color="auto" w:fill="EAF0F6"/>
+            <w:shd w:val="clear" w:color="auto" w:fill="EEF3F6"/>
           </w:tcPr>
           <w:p>
             <w:pPr>
@@ -383,6 +486,9 @@
         </w:tc>
       </w:tr>
       <w:tr>
+        <w:trPr>
+          <w:cantSplit w:val="true"/>
+        </w:trPr>
         <w:tc>
           <w:tcPr>
             <w:tcW w:type="dxa" w:w="2835"/>
@@ -460,14 +566,16 @@
       <w:tr>
         <w:trPr>
           <w:tblHeader w:val="true"/>
+          <w:cantSplit w:val="true"/>
         </w:trPr>
         <w:tc>
           <w:tcPr>
             <w:tcW w:type="dxa" w:w="1134"/>
-            <w:shd w:val="clear" w:color="auto" w:fill="1F3B63"/>
-          </w:tcPr>
-          <w:p>
-            <w:pPr>
+            <w:shd w:val="clear" w:color="auto" w:fill="0B4660"/>
+          </w:tcPr>
+          <w:p>
+            <w:pPr>
+              <w:keepNext/>
               <w:spacing w:before="40" w:after="40"/>
             </w:pPr>
             <w:r>
@@ -483,10 +591,11 @@
         <w:tc>
           <w:tcPr>
             <w:tcW w:type="dxa" w:w="1474"/>
-            <w:shd w:val="clear" w:color="auto" w:fill="1F3B63"/>
-          </w:tcPr>
-          <w:p>
-            <w:pPr>
+            <w:shd w:val="clear" w:color="auto" w:fill="0B4660"/>
+          </w:tcPr>
+          <w:p>
+            <w:pPr>
+              <w:keepNext/>
               <w:spacing w:before="40" w:after="40"/>
             </w:pPr>
             <w:r>
@@ -502,10 +611,11 @@
         <w:tc>
           <w:tcPr>
             <w:tcW w:type="dxa" w:w="2041"/>
-            <w:shd w:val="clear" w:color="auto" w:fill="1F3B63"/>
-          </w:tcPr>
-          <w:p>
-            <w:pPr>
+            <w:shd w:val="clear" w:color="auto" w:fill="0B4660"/>
+          </w:tcPr>
+          <w:p>
+            <w:pPr>
+              <w:keepNext/>
               <w:spacing w:before="40" w:after="40"/>
             </w:pPr>
             <w:r>
@@ -521,10 +631,11 @@
         <w:tc>
           <w:tcPr>
             <w:tcW w:type="dxa" w:w="5386"/>
-            <w:shd w:val="clear" w:color="auto" w:fill="1F3B63"/>
-          </w:tcPr>
-          <w:p>
-            <w:pPr>
+            <w:shd w:val="clear" w:color="auto" w:fill="0B4660"/>
+          </w:tcPr>
+          <w:p>
+            <w:pPr>
+              <w:keepNext/>
               <w:spacing w:before="40" w:after="40"/>
             </w:pPr>
             <w:r>
@@ -539,6 +650,9 @@
         </w:tc>
       </w:tr>
       <w:tr>
+        <w:trPr>
+          <w:cantSplit w:val="true"/>
+        </w:trPr>
         <w:tc>
           <w:tcPr>
             <w:tcW w:type="dxa" w:w="1134"/>
@@ -605,10 +719,13 @@
         </w:tc>
       </w:tr>
       <w:tr>
+        <w:trPr>
+          <w:cantSplit w:val="true"/>
+        </w:trPr>
         <w:tc>
           <w:tcPr>
             <w:tcW w:type="dxa" w:w="1134"/>
-            <w:shd w:val="clear" w:color="auto" w:fill="EAF0F6"/>
+            <w:shd w:val="clear" w:color="auto" w:fill="EEF3F6"/>
           </w:tcPr>
           <w:p>
             <w:pPr>
@@ -625,7 +742,7 @@
         <w:tc>
           <w:tcPr>
             <w:tcW w:type="dxa" w:w="1474"/>
-            <w:shd w:val="clear" w:color="auto" w:fill="EAF0F6"/>
+            <w:shd w:val="clear" w:color="auto" w:fill="EEF3F6"/>
           </w:tcPr>
           <w:p>
             <w:pPr>
@@ -642,7 +759,7 @@
         <w:tc>
           <w:tcPr>
             <w:tcW w:type="dxa" w:w="2041"/>
-            <w:shd w:val="clear" w:color="auto" w:fill="EAF0F6"/>
+            <w:shd w:val="clear" w:color="auto" w:fill="EEF3F6"/>
           </w:tcPr>
           <w:p>
             <w:pPr>
@@ -659,7 +776,7 @@
         <w:tc>
           <w:tcPr>
             <w:tcW w:type="dxa" w:w="5386"/>
-            <w:shd w:val="clear" w:color="auto" w:fill="EAF0F6"/>
+            <w:shd w:val="clear" w:color="auto" w:fill="EEF3F6"/>
           </w:tcPr>
           <w:p>
             <w:pPr>
@@ -705,14 +822,16 @@
       <w:tr>
         <w:trPr>
           <w:tblHeader w:val="true"/>
+          <w:cantSplit w:val="true"/>
         </w:trPr>
         <w:tc>
           <w:tcPr>
             <w:tcW w:type="dxa" w:w="2551"/>
-            <w:shd w:val="clear" w:color="auto" w:fill="1F3B63"/>
-          </w:tcPr>
-          <w:p>
-            <w:pPr>
+            <w:shd w:val="clear" w:color="auto" w:fill="0B4660"/>
+          </w:tcPr>
+          <w:p>
+            <w:pPr>
+              <w:keepNext/>
               <w:spacing w:before="40" w:after="40"/>
             </w:pPr>
             <w:r>
@@ -728,10 +847,11 @@
         <w:tc>
           <w:tcPr>
             <w:tcW w:type="dxa" w:w="2835"/>
-            <w:shd w:val="clear" w:color="auto" w:fill="1F3B63"/>
-          </w:tcPr>
-          <w:p>
-            <w:pPr>
+            <w:shd w:val="clear" w:color="auto" w:fill="0B4660"/>
+          </w:tcPr>
+          <w:p>
+            <w:pPr>
+              <w:keepNext/>
               <w:spacing w:before="40" w:after="40"/>
             </w:pPr>
             <w:r>
@@ -747,10 +867,11 @@
         <w:tc>
           <w:tcPr>
             <w:tcW w:type="dxa" w:w="2948"/>
-            <w:shd w:val="clear" w:color="auto" w:fill="1F3B63"/>
-          </w:tcPr>
-          <w:p>
-            <w:pPr>
+            <w:shd w:val="clear" w:color="auto" w:fill="0B4660"/>
+          </w:tcPr>
+          <w:p>
+            <w:pPr>
+              <w:keepNext/>
               <w:spacing w:before="40" w:after="40"/>
             </w:pPr>
             <w:r>
@@ -766,10 +887,11 @@
         <w:tc>
           <w:tcPr>
             <w:tcW w:type="dxa" w:w="1701"/>
-            <w:shd w:val="clear" w:color="auto" w:fill="1F3B63"/>
-          </w:tcPr>
-          <w:p>
-            <w:pPr>
+            <w:shd w:val="clear" w:color="auto" w:fill="0B4660"/>
+          </w:tcPr>
+          <w:p>
+            <w:pPr>
+              <w:keepNext/>
               <w:spacing w:before="40" w:after="40"/>
             </w:pPr>
             <w:r>
@@ -784,6 +906,9 @@
         </w:tc>
       </w:tr>
       <w:tr>
+        <w:trPr>
+          <w:cantSplit w:val="true"/>
+        </w:trPr>
         <w:tc>
           <w:tcPr>
             <w:tcW w:type="dxa" w:w="2551"/>
@@ -850,10 +975,13 @@
         </w:tc>
       </w:tr>
       <w:tr>
+        <w:trPr>
+          <w:cantSplit w:val="true"/>
+        </w:trPr>
         <w:tc>
           <w:tcPr>
             <w:tcW w:type="dxa" w:w="2551"/>
-            <w:shd w:val="clear" w:color="auto" w:fill="EAF0F6"/>
+            <w:shd w:val="clear" w:color="auto" w:fill="EEF3F6"/>
           </w:tcPr>
           <w:p>
             <w:pPr>
@@ -870,7 +998,7 @@
         <w:tc>
           <w:tcPr>
             <w:tcW w:type="dxa" w:w="2835"/>
-            <w:shd w:val="clear" w:color="auto" w:fill="EAF0F6"/>
+            <w:shd w:val="clear" w:color="auto" w:fill="EEF3F6"/>
           </w:tcPr>
           <w:p>
             <w:pPr>
@@ -887,7 +1015,7 @@
         <w:tc>
           <w:tcPr>
             <w:tcW w:type="dxa" w:w="2948"/>
-            <w:shd w:val="clear" w:color="auto" w:fill="EAF0F6"/>
+            <w:shd w:val="clear" w:color="auto" w:fill="EEF3F6"/>
           </w:tcPr>
           <w:p>
             <w:pPr>
@@ -904,7 +1032,7 @@
         <w:tc>
           <w:tcPr>
             <w:tcW w:type="dxa" w:w="1701"/>
-            <w:shd w:val="clear" w:color="auto" w:fill="EAF0F6"/>
+            <w:shd w:val="clear" w:color="auto" w:fill="EEF3F6"/>
           </w:tcPr>
           <w:p>
             <w:pPr>
@@ -920,6 +1048,9 @@
         </w:tc>
       </w:tr>
       <w:tr>
+        <w:trPr>
+          <w:cantSplit w:val="true"/>
+        </w:trPr>
         <w:tc>
           <w:tcPr>
             <w:tcW w:type="dxa" w:w="2551"/>
@@ -1004,7 +1135,7 @@
         <w:tc>
           <w:tcPr>
             <w:tcW w:type="dxa" w:w="10086"/>
-            <w:shd w:val="clear" w:color="auto" w:fill="FFF4E5"/>
+            <w:shd w:val="clear" w:color="auto" w:fill="FCF1DC"/>
           </w:tcPr>
           <w:p>
             <w:pPr>
@@ -1058,7 +1189,7 @@
       <w:r>
         <w:rPr>
           <w:i/>
-          <w:color w:val="595959"/>
+          <w:color w:val="5E7685"/>
           <w:sz w:val="17"/>
         </w:rPr>
         <w:t>Si el índice no se muestra actualizado, seleccionarlo y presionar F9 en Microsoft Word.</w:t>
@@ -1229,14 +1360,16 @@
       <w:tr>
         <w:trPr>
           <w:tblHeader w:val="true"/>
+          <w:cantSplit w:val="true"/>
         </w:trPr>
         <w:tc>
           <w:tcPr>
             <w:tcW w:type="dxa" w:w="1361"/>
-            <w:shd w:val="clear" w:color="auto" w:fill="1F3B63"/>
-          </w:tcPr>
-          <w:p>
-            <w:pPr>
+            <w:shd w:val="clear" w:color="auto" w:fill="0B4660"/>
+          </w:tcPr>
+          <w:p>
+            <w:pPr>
+              <w:keepNext/>
               <w:spacing w:before="40" w:after="40"/>
             </w:pPr>
             <w:r>
@@ -1252,10 +1385,11 @@
         <w:tc>
           <w:tcPr>
             <w:tcW w:type="dxa" w:w="8674"/>
-            <w:shd w:val="clear" w:color="auto" w:fill="1F3B63"/>
-          </w:tcPr>
-          <w:p>
-            <w:pPr>
+            <w:shd w:val="clear" w:color="auto" w:fill="0B4660"/>
+          </w:tcPr>
+          <w:p>
+            <w:pPr>
+              <w:keepNext/>
               <w:spacing w:before="40" w:after="40"/>
             </w:pPr>
             <w:r>
@@ -1270,6 +1404,9 @@
         </w:tc>
       </w:tr>
       <w:tr>
+        <w:trPr>
+          <w:cantSplit w:val="true"/>
+        </w:trPr>
         <w:tc>
           <w:tcPr>
             <w:tcW w:type="dxa" w:w="1361"/>
@@ -1305,10 +1442,13 @@
         </w:tc>
       </w:tr>
       <w:tr>
+        <w:trPr>
+          <w:cantSplit w:val="true"/>
+        </w:trPr>
         <w:tc>
           <w:tcPr>
             <w:tcW w:type="dxa" w:w="1361"/>
-            <w:shd w:val="clear" w:color="auto" w:fill="EAF0F6"/>
+            <w:shd w:val="clear" w:color="auto" w:fill="EEF3F6"/>
           </w:tcPr>
           <w:p>
             <w:pPr>
@@ -1326,7 +1466,7 @@
         <w:tc>
           <w:tcPr>
             <w:tcW w:type="dxa" w:w="8674"/>
-            <w:shd w:val="clear" w:color="auto" w:fill="EAF0F6"/>
+            <w:shd w:val="clear" w:color="auto" w:fill="EEF3F6"/>
           </w:tcPr>
           <w:p>
             <w:pPr>
@@ -1342,6 +1482,9 @@
         </w:tc>
       </w:tr>
       <w:tr>
+        <w:trPr>
+          <w:cantSplit w:val="true"/>
+        </w:trPr>
         <w:tc>
           <w:tcPr>
             <w:tcW w:type="dxa" w:w="1361"/>
@@ -1377,10 +1520,13 @@
         </w:tc>
       </w:tr>
       <w:tr>
+        <w:trPr>
+          <w:cantSplit w:val="true"/>
+        </w:trPr>
         <w:tc>
           <w:tcPr>
             <w:tcW w:type="dxa" w:w="1361"/>
-            <w:shd w:val="clear" w:color="auto" w:fill="EAF0F6"/>
+            <w:shd w:val="clear" w:color="auto" w:fill="EEF3F6"/>
           </w:tcPr>
           <w:p>
             <w:pPr>
@@ -1398,7 +1544,7 @@
         <w:tc>
           <w:tcPr>
             <w:tcW w:type="dxa" w:w="8674"/>
-            <w:shd w:val="clear" w:color="auto" w:fill="EAF0F6"/>
+            <w:shd w:val="clear" w:color="auto" w:fill="EEF3F6"/>
           </w:tcPr>
           <w:p>
             <w:pPr>
@@ -1414,6 +1560,9 @@
         </w:tc>
       </w:tr>
       <w:tr>
+        <w:trPr>
+          <w:cantSplit w:val="true"/>
+        </w:trPr>
         <w:tc>
           <w:tcPr>
             <w:tcW w:type="dxa" w:w="1361"/>
@@ -1449,10 +1598,13 @@
         </w:tc>
       </w:tr>
       <w:tr>
+        <w:trPr>
+          <w:cantSplit w:val="true"/>
+        </w:trPr>
         <w:tc>
           <w:tcPr>
             <w:tcW w:type="dxa" w:w="1361"/>
-            <w:shd w:val="clear" w:color="auto" w:fill="EAF0F6"/>
+            <w:shd w:val="clear" w:color="auto" w:fill="EEF3F6"/>
           </w:tcPr>
           <w:p>
             <w:pPr>
@@ -1470,7 +1622,7 @@
         <w:tc>
           <w:tcPr>
             <w:tcW w:type="dxa" w:w="8674"/>
-            <w:shd w:val="clear" w:color="auto" w:fill="EAF0F6"/>
+            <w:shd w:val="clear" w:color="auto" w:fill="EEF3F6"/>
           </w:tcPr>
           <w:p>
             <w:pPr>
@@ -1486,6 +1638,9 @@
         </w:tc>
       </w:tr>
       <w:tr>
+        <w:trPr>
+          <w:cantSplit w:val="true"/>
+        </w:trPr>
         <w:tc>
           <w:tcPr>
             <w:tcW w:type="dxa" w:w="1361"/>
@@ -1521,10 +1676,13 @@
         </w:tc>
       </w:tr>
       <w:tr>
+        <w:trPr>
+          <w:cantSplit w:val="true"/>
+        </w:trPr>
         <w:tc>
           <w:tcPr>
             <w:tcW w:type="dxa" w:w="1361"/>
-            <w:shd w:val="clear" w:color="auto" w:fill="EAF0F6"/>
+            <w:shd w:val="clear" w:color="auto" w:fill="EEF3F6"/>
           </w:tcPr>
           <w:p>
             <w:pPr>
@@ -1542,7 +1700,7 @@
         <w:tc>
           <w:tcPr>
             <w:tcW w:type="dxa" w:w="8674"/>
-            <w:shd w:val="clear" w:color="auto" w:fill="EAF0F6"/>
+            <w:shd w:val="clear" w:color="auto" w:fill="EEF3F6"/>
           </w:tcPr>
           <w:p>
             <w:pPr>
@@ -1558,6 +1716,9 @@
         </w:tc>
       </w:tr>
       <w:tr>
+        <w:trPr>
+          <w:cantSplit w:val="true"/>
+        </w:trPr>
         <w:tc>
           <w:tcPr>
             <w:tcW w:type="dxa" w:w="1361"/>
@@ -1593,10 +1754,13 @@
         </w:tc>
       </w:tr>
       <w:tr>
+        <w:trPr>
+          <w:cantSplit w:val="true"/>
+        </w:trPr>
         <w:tc>
           <w:tcPr>
             <w:tcW w:type="dxa" w:w="1361"/>
-            <w:shd w:val="clear" w:color="auto" w:fill="EAF0F6"/>
+            <w:shd w:val="clear" w:color="auto" w:fill="EEF3F6"/>
           </w:tcPr>
           <w:p>
             <w:pPr>
@@ -1614,7 +1778,7 @@
         <w:tc>
           <w:tcPr>
             <w:tcW w:type="dxa" w:w="8674"/>
-            <w:shd w:val="clear" w:color="auto" w:fill="EAF0F6"/>
+            <w:shd w:val="clear" w:color="auto" w:fill="EEF3F6"/>
           </w:tcPr>
           <w:p>
             <w:pPr>
@@ -1630,6 +1794,9 @@
         </w:tc>
       </w:tr>
       <w:tr>
+        <w:trPr>
+          <w:cantSplit w:val="true"/>
+        </w:trPr>
         <w:tc>
           <w:tcPr>
             <w:tcW w:type="dxa" w:w="1361"/>
@@ -1665,10 +1832,13 @@
         </w:tc>
       </w:tr>
       <w:tr>
+        <w:trPr>
+          <w:cantSplit w:val="true"/>
+        </w:trPr>
         <w:tc>
           <w:tcPr>
             <w:tcW w:type="dxa" w:w="1361"/>
-            <w:shd w:val="clear" w:color="auto" w:fill="EAF0F6"/>
+            <w:shd w:val="clear" w:color="auto" w:fill="EEF3F6"/>
           </w:tcPr>
           <w:p>
             <w:pPr>
@@ -1686,7 +1856,7 @@
         <w:tc>
           <w:tcPr>
             <w:tcW w:type="dxa" w:w="8674"/>
-            <w:shd w:val="clear" w:color="auto" w:fill="EAF0F6"/>
+            <w:shd w:val="clear" w:color="auto" w:fill="EEF3F6"/>
           </w:tcPr>
           <w:p>
             <w:pPr>
@@ -1702,6 +1872,9 @@
         </w:tc>
       </w:tr>
       <w:tr>
+        <w:trPr>
+          <w:cantSplit w:val="true"/>
+        </w:trPr>
         <w:tc>
           <w:tcPr>
             <w:tcW w:type="dxa" w:w="1361"/>
@@ -1737,10 +1910,13 @@
         </w:tc>
       </w:tr>
       <w:tr>
+        <w:trPr>
+          <w:cantSplit w:val="true"/>
+        </w:trPr>
         <w:tc>
           <w:tcPr>
             <w:tcW w:type="dxa" w:w="1361"/>
-            <w:shd w:val="clear" w:color="auto" w:fill="EAF0F6"/>
+            <w:shd w:val="clear" w:color="auto" w:fill="EEF3F6"/>
           </w:tcPr>
           <w:p>
             <w:pPr>
@@ -1758,7 +1934,7 @@
         <w:tc>
           <w:tcPr>
             <w:tcW w:type="dxa" w:w="8674"/>
-            <w:shd w:val="clear" w:color="auto" w:fill="EAF0F6"/>
+            <w:shd w:val="clear" w:color="auto" w:fill="EEF3F6"/>
           </w:tcPr>
           <w:p>
             <w:pPr>
@@ -1853,14 +2029,16 @@
       <w:tr>
         <w:trPr>
           <w:tblHeader w:val="true"/>
+          <w:cantSplit w:val="true"/>
         </w:trPr>
         <w:tc>
           <w:tcPr>
             <w:tcW w:type="dxa" w:w="3175"/>
-            <w:shd w:val="clear" w:color="auto" w:fill="1F3B63"/>
-          </w:tcPr>
-          <w:p>
-            <w:pPr>
+            <w:shd w:val="clear" w:color="auto" w:fill="0B4660"/>
+          </w:tcPr>
+          <w:p>
+            <w:pPr>
+              <w:keepNext/>
               <w:spacing w:before="40" w:after="40"/>
             </w:pPr>
             <w:r>
@@ -1876,10 +2054,11 @@
         <w:tc>
           <w:tcPr>
             <w:tcW w:type="dxa" w:w="1304"/>
-            <w:shd w:val="clear" w:color="auto" w:fill="1F3B63"/>
-          </w:tcPr>
-          <w:p>
-            <w:pPr>
+            <w:shd w:val="clear" w:color="auto" w:fill="0B4660"/>
+          </w:tcPr>
+          <w:p>
+            <w:pPr>
+              <w:keepNext/>
               <w:spacing w:before="40" w:after="40"/>
             </w:pPr>
             <w:r>
@@ -1895,10 +2074,11 @@
         <w:tc>
           <w:tcPr>
             <w:tcW w:type="dxa" w:w="5556"/>
-            <w:shd w:val="clear" w:color="auto" w:fill="1F3B63"/>
-          </w:tcPr>
-          <w:p>
-            <w:pPr>
+            <w:shd w:val="clear" w:color="auto" w:fill="0B4660"/>
+          </w:tcPr>
+          <w:p>
+            <w:pPr>
+              <w:keepNext/>
               <w:spacing w:before="40" w:after="40"/>
             </w:pPr>
             <w:r>
@@ -1913,6 +2093,9 @@
         </w:tc>
       </w:tr>
       <w:tr>
+        <w:trPr>
+          <w:cantSplit w:val="true"/>
+        </w:trPr>
         <w:tc>
           <w:tcPr>
             <w:tcW w:type="dxa" w:w="3175"/>
@@ -1963,10 +2146,13 @@
         </w:tc>
       </w:tr>
       <w:tr>
+        <w:trPr>
+          <w:cantSplit w:val="true"/>
+        </w:trPr>
         <w:tc>
           <w:tcPr>
             <w:tcW w:type="dxa" w:w="3175"/>
-            <w:shd w:val="clear" w:color="auto" w:fill="EAF0F6"/>
+            <w:shd w:val="clear" w:color="auto" w:fill="EEF3F6"/>
           </w:tcPr>
           <w:p>
             <w:pPr>
@@ -1983,7 +2169,7 @@
         <w:tc>
           <w:tcPr>
             <w:tcW w:type="dxa" w:w="1304"/>
-            <w:shd w:val="clear" w:color="auto" w:fill="EAF0F6"/>
+            <w:shd w:val="clear" w:color="auto" w:fill="EEF3F6"/>
           </w:tcPr>
           <w:p>
             <w:pPr>
@@ -2000,7 +2186,7 @@
         <w:tc>
           <w:tcPr>
             <w:tcW w:type="dxa" w:w="5556"/>
-            <w:shd w:val="clear" w:color="auto" w:fill="EAF0F6"/>
+            <w:shd w:val="clear" w:color="auto" w:fill="EEF3F6"/>
           </w:tcPr>
           <w:p>
             <w:pPr>
@@ -2016,6 +2202,9 @@
         </w:tc>
       </w:tr>
       <w:tr>
+        <w:trPr>
+          <w:cantSplit w:val="true"/>
+        </w:trPr>
         <w:tc>
           <w:tcPr>
             <w:tcW w:type="dxa" w:w="3175"/>
@@ -2066,10 +2255,13 @@
         </w:tc>
       </w:tr>
       <w:tr>
+        <w:trPr>
+          <w:cantSplit w:val="true"/>
+        </w:trPr>
         <w:tc>
           <w:tcPr>
             <w:tcW w:type="dxa" w:w="3175"/>
-            <w:shd w:val="clear" w:color="auto" w:fill="EAF0F6"/>
+            <w:shd w:val="clear" w:color="auto" w:fill="EEF3F6"/>
           </w:tcPr>
           <w:p>
             <w:pPr>
@@ -2086,7 +2278,7 @@
         <w:tc>
           <w:tcPr>
             <w:tcW w:type="dxa" w:w="1304"/>
-            <w:shd w:val="clear" w:color="auto" w:fill="EAF0F6"/>
+            <w:shd w:val="clear" w:color="auto" w:fill="EEF3F6"/>
           </w:tcPr>
           <w:p>
             <w:pPr>
@@ -2103,7 +2295,7 @@
         <w:tc>
           <w:tcPr>
             <w:tcW w:type="dxa" w:w="5556"/>
-            <w:shd w:val="clear" w:color="auto" w:fill="EAF0F6"/>
+            <w:shd w:val="clear" w:color="auto" w:fill="EEF3F6"/>
           </w:tcPr>
           <w:p>
             <w:pPr>
@@ -2119,6 +2311,9 @@
         </w:tc>
       </w:tr>
       <w:tr>
+        <w:trPr>
+          <w:cantSplit w:val="true"/>
+        </w:trPr>
         <w:tc>
           <w:tcPr>
             <w:tcW w:type="dxa" w:w="3175"/>
@@ -2169,10 +2364,13 @@
         </w:tc>
       </w:tr>
       <w:tr>
+        <w:trPr>
+          <w:cantSplit w:val="true"/>
+        </w:trPr>
         <w:tc>
           <w:tcPr>
             <w:tcW w:type="dxa" w:w="3175"/>
-            <w:shd w:val="clear" w:color="auto" w:fill="EAF0F6"/>
+            <w:shd w:val="clear" w:color="auto" w:fill="EEF3F6"/>
           </w:tcPr>
           <w:p>
             <w:pPr>
@@ -2189,7 +2387,7 @@
         <w:tc>
           <w:tcPr>
             <w:tcW w:type="dxa" w:w="1304"/>
-            <w:shd w:val="clear" w:color="auto" w:fill="EAF0F6"/>
+            <w:shd w:val="clear" w:color="auto" w:fill="EEF3F6"/>
           </w:tcPr>
           <w:p>
             <w:pPr>
@@ -2206,7 +2404,7 @@
         <w:tc>
           <w:tcPr>
             <w:tcW w:type="dxa" w:w="5556"/>
-            <w:shd w:val="clear" w:color="auto" w:fill="EAF0F6"/>
+            <w:shd w:val="clear" w:color="auto" w:fill="EEF3F6"/>
           </w:tcPr>
           <w:p>
             <w:pPr>
@@ -2222,6 +2420,9 @@
         </w:tc>
       </w:tr>
       <w:tr>
+        <w:trPr>
+          <w:cantSplit w:val="true"/>
+        </w:trPr>
         <w:tc>
           <w:tcPr>
             <w:tcW w:type="dxa" w:w="3175"/>
@@ -2272,10 +2473,13 @@
         </w:tc>
       </w:tr>
       <w:tr>
+        <w:trPr>
+          <w:cantSplit w:val="true"/>
+        </w:trPr>
         <w:tc>
           <w:tcPr>
             <w:tcW w:type="dxa" w:w="3175"/>
-            <w:shd w:val="clear" w:color="auto" w:fill="EAF0F6"/>
+            <w:shd w:val="clear" w:color="auto" w:fill="EEF3F6"/>
           </w:tcPr>
           <w:p>
             <w:pPr>
@@ -2292,7 +2496,7 @@
         <w:tc>
           <w:tcPr>
             <w:tcW w:type="dxa" w:w="1304"/>
-            <w:shd w:val="clear" w:color="auto" w:fill="EAF0F6"/>
+            <w:shd w:val="clear" w:color="auto" w:fill="EEF3F6"/>
           </w:tcPr>
           <w:p>
             <w:pPr>
@@ -2309,7 +2513,7 @@
         <w:tc>
           <w:tcPr>
             <w:tcW w:type="dxa" w:w="5556"/>
-            <w:shd w:val="clear" w:color="auto" w:fill="EAF0F6"/>
+            <w:shd w:val="clear" w:color="auto" w:fill="EEF3F6"/>
           </w:tcPr>
           <w:p>
             <w:pPr>
@@ -2325,6 +2529,9 @@
         </w:tc>
       </w:tr>
       <w:tr>
+        <w:trPr>
+          <w:cantSplit w:val="true"/>
+        </w:trPr>
         <w:tc>
           <w:tcPr>
             <w:tcW w:type="dxa" w:w="3175"/>
@@ -2375,10 +2582,13 @@
         </w:tc>
       </w:tr>
       <w:tr>
+        <w:trPr>
+          <w:cantSplit w:val="true"/>
+        </w:trPr>
         <w:tc>
           <w:tcPr>
             <w:tcW w:type="dxa" w:w="3175"/>
-            <w:shd w:val="clear" w:color="auto" w:fill="EAF0F6"/>
+            <w:shd w:val="clear" w:color="auto" w:fill="EEF3F6"/>
           </w:tcPr>
           <w:p>
             <w:pPr>
@@ -2395,7 +2605,7 @@
         <w:tc>
           <w:tcPr>
             <w:tcW w:type="dxa" w:w="1304"/>
-            <w:shd w:val="clear" w:color="auto" w:fill="EAF0F6"/>
+            <w:shd w:val="clear" w:color="auto" w:fill="EEF3F6"/>
           </w:tcPr>
           <w:p>
             <w:pPr>
@@ -2412,7 +2622,7 @@
         <w:tc>
           <w:tcPr>
             <w:tcW w:type="dxa" w:w="5556"/>
-            <w:shd w:val="clear" w:color="auto" w:fill="EAF0F6"/>
+            <w:shd w:val="clear" w:color="auto" w:fill="EEF3F6"/>
           </w:tcPr>
           <w:p>
             <w:pPr>
@@ -2690,14 +2900,16 @@
       <w:tr>
         <w:trPr>
           <w:tblHeader w:val="true"/>
+          <w:cantSplit w:val="true"/>
         </w:trPr>
         <w:tc>
           <w:tcPr>
             <w:tcW w:type="dxa" w:w="2494"/>
-            <w:shd w:val="clear" w:color="auto" w:fill="1F3B63"/>
-          </w:tcPr>
-          <w:p>
-            <w:pPr>
+            <w:shd w:val="clear" w:color="auto" w:fill="0B4660"/>
+          </w:tcPr>
+          <w:p>
+            <w:pPr>
+              <w:keepNext/>
               <w:spacing w:before="40" w:after="40"/>
             </w:pPr>
             <w:r>
@@ -2713,10 +2925,11 @@
         <w:tc>
           <w:tcPr>
             <w:tcW w:type="dxa" w:w="7540"/>
-            <w:shd w:val="clear" w:color="auto" w:fill="1F3B63"/>
-          </w:tcPr>
-          <w:p>
-            <w:pPr>
+            <w:shd w:val="clear" w:color="auto" w:fill="0B4660"/>
+          </w:tcPr>
+          <w:p>
+            <w:pPr>
+              <w:keepNext/>
               <w:spacing w:before="40" w:after="40"/>
             </w:pPr>
             <w:r>
@@ -2731,6 +2944,9 @@
         </w:tc>
       </w:tr>
       <w:tr>
+        <w:trPr>
+          <w:cantSplit w:val="true"/>
+        </w:trPr>
         <w:tc>
           <w:tcPr>
             <w:tcW w:type="dxa" w:w="2494"/>
@@ -2766,10 +2982,13 @@
         </w:tc>
       </w:tr>
       <w:tr>
+        <w:trPr>
+          <w:cantSplit w:val="true"/>
+        </w:trPr>
         <w:tc>
           <w:tcPr>
             <w:tcW w:type="dxa" w:w="2494"/>
-            <w:shd w:val="clear" w:color="auto" w:fill="EAF0F6"/>
+            <w:shd w:val="clear" w:color="auto" w:fill="EEF3F6"/>
           </w:tcPr>
           <w:p>
             <w:pPr>
@@ -2787,7 +3006,7 @@
         <w:tc>
           <w:tcPr>
             <w:tcW w:type="dxa" w:w="7540"/>
-            <w:shd w:val="clear" w:color="auto" w:fill="EAF0F6"/>
+            <w:shd w:val="clear" w:color="auto" w:fill="EEF3F6"/>
           </w:tcPr>
           <w:p>
             <w:pPr>
@@ -2803,6 +3022,9 @@
         </w:tc>
       </w:tr>
       <w:tr>
+        <w:trPr>
+          <w:cantSplit w:val="true"/>
+        </w:trPr>
         <w:tc>
           <w:tcPr>
             <w:tcW w:type="dxa" w:w="2494"/>
@@ -2838,10 +3060,13 @@
         </w:tc>
       </w:tr>
       <w:tr>
+        <w:trPr>
+          <w:cantSplit w:val="true"/>
+        </w:trPr>
         <w:tc>
           <w:tcPr>
             <w:tcW w:type="dxa" w:w="2494"/>
-            <w:shd w:val="clear" w:color="auto" w:fill="EAF0F6"/>
+            <w:shd w:val="clear" w:color="auto" w:fill="EEF3F6"/>
           </w:tcPr>
           <w:p>
             <w:pPr>
@@ -2859,7 +3084,7 @@
         <w:tc>
           <w:tcPr>
             <w:tcW w:type="dxa" w:w="7540"/>
-            <w:shd w:val="clear" w:color="auto" w:fill="EAF0F6"/>
+            <w:shd w:val="clear" w:color="auto" w:fill="EEF3F6"/>
           </w:tcPr>
           <w:p>
             <w:pPr>
@@ -2875,6 +3100,9 @@
         </w:tc>
       </w:tr>
       <w:tr>
+        <w:trPr>
+          <w:cantSplit w:val="true"/>
+        </w:trPr>
         <w:tc>
           <w:tcPr>
             <w:tcW w:type="dxa" w:w="2494"/>
@@ -2910,10 +3138,13 @@
         </w:tc>
       </w:tr>
       <w:tr>
+        <w:trPr>
+          <w:cantSplit w:val="true"/>
+        </w:trPr>
         <w:tc>
           <w:tcPr>
             <w:tcW w:type="dxa" w:w="2494"/>
-            <w:shd w:val="clear" w:color="auto" w:fill="EAF0F6"/>
+            <w:shd w:val="clear" w:color="auto" w:fill="EEF3F6"/>
           </w:tcPr>
           <w:p>
             <w:pPr>
@@ -2931,7 +3162,7 @@
         <w:tc>
           <w:tcPr>
             <w:tcW w:type="dxa" w:w="7540"/>
-            <w:shd w:val="clear" w:color="auto" w:fill="EAF0F6"/>
+            <w:shd w:val="clear" w:color="auto" w:fill="EEF3F6"/>
           </w:tcPr>
           <w:p>
             <w:pPr>
@@ -2947,6 +3178,9 @@
         </w:tc>
       </w:tr>
       <w:tr>
+        <w:trPr>
+          <w:cantSplit w:val="true"/>
+        </w:trPr>
         <w:tc>
           <w:tcPr>
             <w:tcW w:type="dxa" w:w="2494"/>
@@ -3047,14 +3281,16 @@
       <w:tr>
         <w:trPr>
           <w:tblHeader w:val="true"/>
+          <w:cantSplit w:val="true"/>
         </w:trPr>
         <w:tc>
           <w:tcPr>
             <w:tcW w:type="dxa" w:w="1134"/>
-            <w:shd w:val="clear" w:color="auto" w:fill="1F3B63"/>
-          </w:tcPr>
-          <w:p>
-            <w:pPr>
+            <w:shd w:val="clear" w:color="auto" w:fill="0B4660"/>
+          </w:tcPr>
+          <w:p>
+            <w:pPr>
+              <w:keepNext/>
               <w:spacing w:before="40" w:after="40"/>
             </w:pPr>
             <w:r>
@@ -3070,10 +3306,11 @@
         <w:tc>
           <w:tcPr>
             <w:tcW w:type="dxa" w:w="3175"/>
-            <w:shd w:val="clear" w:color="auto" w:fill="1F3B63"/>
-          </w:tcPr>
-          <w:p>
-            <w:pPr>
+            <w:shd w:val="clear" w:color="auto" w:fill="0B4660"/>
+          </w:tcPr>
+          <w:p>
+            <w:pPr>
+              <w:keepNext/>
               <w:spacing w:before="40" w:after="40"/>
             </w:pPr>
             <w:r>
@@ -3089,10 +3326,11 @@
         <w:tc>
           <w:tcPr>
             <w:tcW w:type="dxa" w:w="4649"/>
-            <w:shd w:val="clear" w:color="auto" w:fill="1F3B63"/>
-          </w:tcPr>
-          <w:p>
-            <w:pPr>
+            <w:shd w:val="clear" w:color="auto" w:fill="0B4660"/>
+          </w:tcPr>
+          <w:p>
+            <w:pPr>
+              <w:keepNext/>
               <w:spacing w:before="40" w:after="40"/>
             </w:pPr>
             <w:r>
@@ -3108,10 +3346,11 @@
         <w:tc>
           <w:tcPr>
             <w:tcW w:type="dxa" w:w="1077"/>
-            <w:shd w:val="clear" w:color="auto" w:fill="1F3B63"/>
-          </w:tcPr>
-          <w:p>
-            <w:pPr>
+            <w:shd w:val="clear" w:color="auto" w:fill="0B4660"/>
+          </w:tcPr>
+          <w:p>
+            <w:pPr>
+              <w:keepNext/>
               <w:spacing w:before="40" w:after="40"/>
             </w:pPr>
             <w:r>
@@ -3126,6 +3365,9 @@
         </w:tc>
       </w:tr>
       <w:tr>
+        <w:trPr>
+          <w:cantSplit w:val="true"/>
+        </w:trPr>
         <w:tc>
           <w:tcPr>
             <w:tcW w:type="dxa" w:w="1134"/>
@@ -3206,10 +3448,13 @@
         </w:tc>
       </w:tr>
       <w:tr>
+        <w:trPr>
+          <w:cantSplit w:val="true"/>
+        </w:trPr>
         <w:tc>
           <w:tcPr>
             <w:tcW w:type="dxa" w:w="1134"/>
-            <w:shd w:val="clear" w:color="auto" w:fill="EAF0F6"/>
+            <w:shd w:val="clear" w:color="auto" w:fill="EEF3F6"/>
           </w:tcPr>
           <w:p>
             <w:pPr>
@@ -3227,7 +3472,7 @@
         <w:tc>
           <w:tcPr>
             <w:tcW w:type="dxa" w:w="3175"/>
-            <w:shd w:val="clear" w:color="auto" w:fill="EAF0F6"/>
+            <w:shd w:val="clear" w:color="auto" w:fill="EEF3F6"/>
           </w:tcPr>
           <w:p>
             <w:pPr>
@@ -3244,7 +3489,7 @@
         <w:tc>
           <w:tcPr>
             <w:tcW w:type="dxa" w:w="4649"/>
-            <w:shd w:val="clear" w:color="auto" w:fill="EAF0F6"/>
+            <w:shd w:val="clear" w:color="auto" w:fill="EEF3F6"/>
           </w:tcPr>
           <w:p>
             <w:pPr>
@@ -3274,7 +3519,7 @@
         <w:tc>
           <w:tcPr>
             <w:tcW w:type="dxa" w:w="1077"/>
-            <w:shd w:val="clear" w:color="auto" w:fill="EAF0F6"/>
+            <w:shd w:val="clear" w:color="auto" w:fill="EEF3F6"/>
           </w:tcPr>
           <w:p>
             <w:pPr>
@@ -3290,6 +3535,9 @@
         </w:tc>
       </w:tr>
       <w:tr>
+        <w:trPr>
+          <w:cantSplit w:val="true"/>
+        </w:trPr>
         <w:tc>
           <w:tcPr>
             <w:tcW w:type="dxa" w:w="1134"/>
@@ -3357,10 +3605,13 @@
         </w:tc>
       </w:tr>
       <w:tr>
+        <w:trPr>
+          <w:cantSplit w:val="true"/>
+        </w:trPr>
         <w:tc>
           <w:tcPr>
             <w:tcW w:type="dxa" w:w="1134"/>
-            <w:shd w:val="clear" w:color="auto" w:fill="EAF0F6"/>
+            <w:shd w:val="clear" w:color="auto" w:fill="EEF3F6"/>
           </w:tcPr>
           <w:p>
             <w:pPr>
@@ -3378,7 +3629,7 @@
         <w:tc>
           <w:tcPr>
             <w:tcW w:type="dxa" w:w="3175"/>
-            <w:shd w:val="clear" w:color="auto" w:fill="EAF0F6"/>
+            <w:shd w:val="clear" w:color="auto" w:fill="EEF3F6"/>
           </w:tcPr>
           <w:p>
             <w:pPr>
@@ -3395,7 +3646,7 @@
         <w:tc>
           <w:tcPr>
             <w:tcW w:type="dxa" w:w="4649"/>
-            <w:shd w:val="clear" w:color="auto" w:fill="EAF0F6"/>
+            <w:shd w:val="clear" w:color="auto" w:fill="EEF3F6"/>
           </w:tcPr>
           <w:p>
             <w:pPr>
@@ -3425,7 +3676,7 @@
         <w:tc>
           <w:tcPr>
             <w:tcW w:type="dxa" w:w="1077"/>
-            <w:shd w:val="clear" w:color="auto" w:fill="EAF0F6"/>
+            <w:shd w:val="clear" w:color="auto" w:fill="EEF3F6"/>
           </w:tcPr>
           <w:p>
             <w:pPr>
@@ -3441,6 +3692,9 @@
         </w:tc>
       </w:tr>
       <w:tr>
+        <w:trPr>
+          <w:cantSplit w:val="true"/>
+        </w:trPr>
         <w:tc>
           <w:tcPr>
             <w:tcW w:type="dxa" w:w="1134"/>
@@ -3562,14 +3816,16 @@
       <w:tr>
         <w:trPr>
           <w:tblHeader w:val="true"/>
+          <w:cantSplit w:val="true"/>
         </w:trPr>
         <w:tc>
           <w:tcPr>
             <w:tcW w:type="dxa" w:w="1134"/>
-            <w:shd w:val="clear" w:color="auto" w:fill="1F3B63"/>
-          </w:tcPr>
-          <w:p>
-            <w:pPr>
+            <w:shd w:val="clear" w:color="auto" w:fill="0B4660"/>
+          </w:tcPr>
+          <w:p>
+            <w:pPr>
+              <w:keepNext/>
               <w:spacing w:before="40" w:after="40"/>
             </w:pPr>
             <w:r>
@@ -3585,10 +3841,11 @@
         <w:tc>
           <w:tcPr>
             <w:tcW w:type="dxa" w:w="3175"/>
-            <w:shd w:val="clear" w:color="auto" w:fill="1F3B63"/>
-          </w:tcPr>
-          <w:p>
-            <w:pPr>
+            <w:shd w:val="clear" w:color="auto" w:fill="0B4660"/>
+          </w:tcPr>
+          <w:p>
+            <w:pPr>
+              <w:keepNext/>
               <w:spacing w:before="40" w:after="40"/>
             </w:pPr>
             <w:r>
@@ -3604,10 +3861,11 @@
         <w:tc>
           <w:tcPr>
             <w:tcW w:type="dxa" w:w="4649"/>
-            <w:shd w:val="clear" w:color="auto" w:fill="1F3B63"/>
-          </w:tcPr>
-          <w:p>
-            <w:pPr>
+            <w:shd w:val="clear" w:color="auto" w:fill="0B4660"/>
+          </w:tcPr>
+          <w:p>
+            <w:pPr>
+              <w:keepNext/>
               <w:spacing w:before="40" w:after="40"/>
             </w:pPr>
             <w:r>
@@ -3623,10 +3881,11 @@
         <w:tc>
           <w:tcPr>
             <w:tcW w:type="dxa" w:w="1077"/>
-            <w:shd w:val="clear" w:color="auto" w:fill="1F3B63"/>
-          </w:tcPr>
-          <w:p>
-            <w:pPr>
+            <w:shd w:val="clear" w:color="auto" w:fill="0B4660"/>
+          </w:tcPr>
+          <w:p>
+            <w:pPr>
+              <w:keepNext/>
               <w:spacing w:before="40" w:after="40"/>
             </w:pPr>
             <w:r>
@@ -3641,6 +3900,9 @@
         </w:tc>
       </w:tr>
       <w:tr>
+        <w:trPr>
+          <w:cantSplit w:val="true"/>
+        </w:trPr>
         <w:tc>
           <w:tcPr>
             <w:tcW w:type="dxa" w:w="1134"/>
@@ -3721,10 +3983,13 @@
         </w:tc>
       </w:tr>
       <w:tr>
+        <w:trPr>
+          <w:cantSplit w:val="true"/>
+        </w:trPr>
         <w:tc>
           <w:tcPr>
             <w:tcW w:type="dxa" w:w="1134"/>
-            <w:shd w:val="clear" w:color="auto" w:fill="EAF0F6"/>
+            <w:shd w:val="clear" w:color="auto" w:fill="EEF3F6"/>
           </w:tcPr>
           <w:p>
             <w:pPr>
@@ -3742,7 +4007,7 @@
         <w:tc>
           <w:tcPr>
             <w:tcW w:type="dxa" w:w="3175"/>
-            <w:shd w:val="clear" w:color="auto" w:fill="EAF0F6"/>
+            <w:shd w:val="clear" w:color="auto" w:fill="EEF3F6"/>
           </w:tcPr>
           <w:p>
             <w:pPr>
@@ -3759,7 +4024,7 @@
         <w:tc>
           <w:tcPr>
             <w:tcW w:type="dxa" w:w="4649"/>
-            <w:shd w:val="clear" w:color="auto" w:fill="EAF0F6"/>
+            <w:shd w:val="clear" w:color="auto" w:fill="EEF3F6"/>
           </w:tcPr>
           <w:p>
             <w:pPr>
@@ -3789,7 +4054,7 @@
         <w:tc>
           <w:tcPr>
             <w:tcW w:type="dxa" w:w="1077"/>
-            <w:shd w:val="clear" w:color="auto" w:fill="EAF0F6"/>
+            <w:shd w:val="clear" w:color="auto" w:fill="EEF3F6"/>
           </w:tcPr>
           <w:p>
             <w:pPr>
@@ -3805,6 +4070,9 @@
         </w:tc>
       </w:tr>
       <w:tr>
+        <w:trPr>
+          <w:cantSplit w:val="true"/>
+        </w:trPr>
         <w:tc>
           <w:tcPr>
             <w:tcW w:type="dxa" w:w="1134"/>
@@ -3885,10 +4153,13 @@
         </w:tc>
       </w:tr>
       <w:tr>
+        <w:trPr>
+          <w:cantSplit w:val="true"/>
+        </w:trPr>
         <w:tc>
           <w:tcPr>
             <w:tcW w:type="dxa" w:w="1134"/>
-            <w:shd w:val="clear" w:color="auto" w:fill="EAF0F6"/>
+            <w:shd w:val="clear" w:color="auto" w:fill="EEF3F6"/>
           </w:tcPr>
           <w:p>
             <w:pPr>
@@ -3906,7 +4177,7 @@
         <w:tc>
           <w:tcPr>
             <w:tcW w:type="dxa" w:w="3175"/>
-            <w:shd w:val="clear" w:color="auto" w:fill="EAF0F6"/>
+            <w:shd w:val="clear" w:color="auto" w:fill="EEF3F6"/>
           </w:tcPr>
           <w:p>
             <w:pPr>
@@ -3923,7 +4194,7 @@
         <w:tc>
           <w:tcPr>
             <w:tcW w:type="dxa" w:w="4649"/>
-            <w:shd w:val="clear" w:color="auto" w:fill="EAF0F6"/>
+            <w:shd w:val="clear" w:color="auto" w:fill="EEF3F6"/>
           </w:tcPr>
           <w:p>
             <w:pPr>
@@ -3966,7 +4237,7 @@
         <w:tc>
           <w:tcPr>
             <w:tcW w:type="dxa" w:w="1077"/>
-            <w:shd w:val="clear" w:color="auto" w:fill="EAF0F6"/>
+            <w:shd w:val="clear" w:color="auto" w:fill="EEF3F6"/>
           </w:tcPr>
           <w:p>
             <w:pPr>
@@ -3982,6 +4253,9 @@
         </w:tc>
       </w:tr>
       <w:tr>
+        <w:trPr>
+          <w:cantSplit w:val="true"/>
+        </w:trPr>
         <w:tc>
           <w:tcPr>
             <w:tcW w:type="dxa" w:w="1134"/>
@@ -4075,10 +4349,13 @@
         </w:tc>
       </w:tr>
       <w:tr>
+        <w:trPr>
+          <w:cantSplit w:val="true"/>
+        </w:trPr>
         <w:tc>
           <w:tcPr>
             <w:tcW w:type="dxa" w:w="1134"/>
-            <w:shd w:val="clear" w:color="auto" w:fill="EAF0F6"/>
+            <w:shd w:val="clear" w:color="auto" w:fill="EEF3F6"/>
           </w:tcPr>
           <w:p>
             <w:pPr>
@@ -4096,7 +4373,7 @@
         <w:tc>
           <w:tcPr>
             <w:tcW w:type="dxa" w:w="3175"/>
-            <w:shd w:val="clear" w:color="auto" w:fill="EAF0F6"/>
+            <w:shd w:val="clear" w:color="auto" w:fill="EEF3F6"/>
           </w:tcPr>
           <w:p>
             <w:pPr>
@@ -4113,7 +4390,7 @@
         <w:tc>
           <w:tcPr>
             <w:tcW w:type="dxa" w:w="4649"/>
-            <w:shd w:val="clear" w:color="auto" w:fill="EAF0F6"/>
+            <w:shd w:val="clear" w:color="auto" w:fill="EEF3F6"/>
           </w:tcPr>
           <w:p>
             <w:pPr>
@@ -4143,7 +4420,7 @@
         <w:tc>
           <w:tcPr>
             <w:tcW w:type="dxa" w:w="1077"/>
-            <w:shd w:val="clear" w:color="auto" w:fill="EAF0F6"/>
+            <w:shd w:val="clear" w:color="auto" w:fill="EEF3F6"/>
           </w:tcPr>
           <w:p>
             <w:pPr>
@@ -4159,6 +4436,9 @@
         </w:tc>
       </w:tr>
       <w:tr>
+        <w:trPr>
+          <w:cantSplit w:val="true"/>
+        </w:trPr>
         <w:tc>
           <w:tcPr>
             <w:tcW w:type="dxa" w:w="1134"/>
@@ -4239,10 +4519,13 @@
         </w:tc>
       </w:tr>
       <w:tr>
+        <w:trPr>
+          <w:cantSplit w:val="true"/>
+        </w:trPr>
         <w:tc>
           <w:tcPr>
             <w:tcW w:type="dxa" w:w="1134"/>
-            <w:shd w:val="clear" w:color="auto" w:fill="EAF0F6"/>
+            <w:shd w:val="clear" w:color="auto" w:fill="EEF3F6"/>
           </w:tcPr>
           <w:p>
             <w:pPr>
@@ -4260,7 +4543,7 @@
         <w:tc>
           <w:tcPr>
             <w:tcW w:type="dxa" w:w="3175"/>
-            <w:shd w:val="clear" w:color="auto" w:fill="EAF0F6"/>
+            <w:shd w:val="clear" w:color="auto" w:fill="EEF3F6"/>
           </w:tcPr>
           <w:p>
             <w:pPr>
@@ -4277,7 +4560,7 @@
         <w:tc>
           <w:tcPr>
             <w:tcW w:type="dxa" w:w="4649"/>
-            <w:shd w:val="clear" w:color="auto" w:fill="EAF0F6"/>
+            <w:shd w:val="clear" w:color="auto" w:fill="EEF3F6"/>
           </w:tcPr>
           <w:p>
             <w:pPr>
@@ -4307,7 +4590,7 @@
         <w:tc>
           <w:tcPr>
             <w:tcW w:type="dxa" w:w="1077"/>
-            <w:shd w:val="clear" w:color="auto" w:fill="EAF0F6"/>
+            <w:shd w:val="clear" w:color="auto" w:fill="EEF3F6"/>
           </w:tcPr>
           <w:p>
             <w:pPr>
@@ -4323,6 +4606,9 @@
         </w:tc>
       </w:tr>
       <w:tr>
+        <w:trPr>
+          <w:cantSplit w:val="true"/>
+        </w:trPr>
         <w:tc>
           <w:tcPr>
             <w:tcW w:type="dxa" w:w="1134"/>
@@ -4403,10 +4689,13 @@
         </w:tc>
       </w:tr>
       <w:tr>
+        <w:trPr>
+          <w:cantSplit w:val="true"/>
+        </w:trPr>
         <w:tc>
           <w:tcPr>
             <w:tcW w:type="dxa" w:w="1134"/>
-            <w:shd w:val="clear" w:color="auto" w:fill="EAF0F6"/>
+            <w:shd w:val="clear" w:color="auto" w:fill="EEF3F6"/>
           </w:tcPr>
           <w:p>
             <w:pPr>
@@ -4424,7 +4713,7 @@
         <w:tc>
           <w:tcPr>
             <w:tcW w:type="dxa" w:w="3175"/>
-            <w:shd w:val="clear" w:color="auto" w:fill="EAF0F6"/>
+            <w:shd w:val="clear" w:color="auto" w:fill="EEF3F6"/>
           </w:tcPr>
           <w:p>
             <w:pPr>
@@ -4441,7 +4730,7 @@
         <w:tc>
           <w:tcPr>
             <w:tcW w:type="dxa" w:w="4649"/>
-            <w:shd w:val="clear" w:color="auto" w:fill="EAF0F6"/>
+            <w:shd w:val="clear" w:color="auto" w:fill="EEF3F6"/>
           </w:tcPr>
           <w:p>
             <w:pPr>
@@ -4471,7 +4760,7 @@
         <w:tc>
           <w:tcPr>
             <w:tcW w:type="dxa" w:w="1077"/>
-            <w:shd w:val="clear" w:color="auto" w:fill="EAF0F6"/>
+            <w:shd w:val="clear" w:color="auto" w:fill="EEF3F6"/>
           </w:tcPr>
           <w:p>
             <w:pPr>
@@ -4528,14 +4817,16 @@
       <w:tr>
         <w:trPr>
           <w:tblHeader w:val="true"/>
+          <w:cantSplit w:val="true"/>
         </w:trPr>
         <w:tc>
           <w:tcPr>
             <w:tcW w:type="dxa" w:w="1134"/>
-            <w:shd w:val="clear" w:color="auto" w:fill="1F3B63"/>
-          </w:tcPr>
-          <w:p>
-            <w:pPr>
+            <w:shd w:val="clear" w:color="auto" w:fill="0B4660"/>
+          </w:tcPr>
+          <w:p>
+            <w:pPr>
+              <w:keepNext/>
               <w:spacing w:before="40" w:after="40"/>
             </w:pPr>
             <w:r>
@@ -4551,10 +4842,11 @@
         <w:tc>
           <w:tcPr>
             <w:tcW w:type="dxa" w:w="3175"/>
-            <w:shd w:val="clear" w:color="auto" w:fill="1F3B63"/>
-          </w:tcPr>
-          <w:p>
-            <w:pPr>
+            <w:shd w:val="clear" w:color="auto" w:fill="0B4660"/>
+          </w:tcPr>
+          <w:p>
+            <w:pPr>
+              <w:keepNext/>
               <w:spacing w:before="40" w:after="40"/>
             </w:pPr>
             <w:r>
@@ -4570,10 +4862,11 @@
         <w:tc>
           <w:tcPr>
             <w:tcW w:type="dxa" w:w="4649"/>
-            <w:shd w:val="clear" w:color="auto" w:fill="1F3B63"/>
-          </w:tcPr>
-          <w:p>
-            <w:pPr>
+            <w:shd w:val="clear" w:color="auto" w:fill="0B4660"/>
+          </w:tcPr>
+          <w:p>
+            <w:pPr>
+              <w:keepNext/>
               <w:spacing w:before="40" w:after="40"/>
             </w:pPr>
             <w:r>
@@ -4589,10 +4882,11 @@
         <w:tc>
           <w:tcPr>
             <w:tcW w:type="dxa" w:w="1077"/>
-            <w:shd w:val="clear" w:color="auto" w:fill="1F3B63"/>
-          </w:tcPr>
-          <w:p>
-            <w:pPr>
+            <w:shd w:val="clear" w:color="auto" w:fill="0B4660"/>
+          </w:tcPr>
+          <w:p>
+            <w:pPr>
+              <w:keepNext/>
               <w:spacing w:before="40" w:after="40"/>
             </w:pPr>
             <w:r>
@@ -4607,6 +4901,9 @@
         </w:tc>
       </w:tr>
       <w:tr>
+        <w:trPr>
+          <w:cantSplit w:val="true"/>
+        </w:trPr>
         <w:tc>
           <w:tcPr>
             <w:tcW w:type="dxa" w:w="1134"/>
@@ -4687,10 +4984,13 @@
         </w:tc>
       </w:tr>
       <w:tr>
+        <w:trPr>
+          <w:cantSplit w:val="true"/>
+        </w:trPr>
         <w:tc>
           <w:tcPr>
             <w:tcW w:type="dxa" w:w="1134"/>
-            <w:shd w:val="clear" w:color="auto" w:fill="EAF0F6"/>
+            <w:shd w:val="clear" w:color="auto" w:fill="EEF3F6"/>
           </w:tcPr>
           <w:p>
             <w:pPr>
@@ -4708,7 +5008,7 @@
         <w:tc>
           <w:tcPr>
             <w:tcW w:type="dxa" w:w="3175"/>
-            <w:shd w:val="clear" w:color="auto" w:fill="EAF0F6"/>
+            <w:shd w:val="clear" w:color="auto" w:fill="EEF3F6"/>
           </w:tcPr>
           <w:p>
             <w:pPr>
@@ -4725,7 +5025,7 @@
         <w:tc>
           <w:tcPr>
             <w:tcW w:type="dxa" w:w="4649"/>
-            <w:shd w:val="clear" w:color="auto" w:fill="EAF0F6"/>
+            <w:shd w:val="clear" w:color="auto" w:fill="EEF3F6"/>
           </w:tcPr>
           <w:p>
             <w:pPr>
@@ -4794,7 +5094,7 @@
         <w:tc>
           <w:tcPr>
             <w:tcW w:type="dxa" w:w="1077"/>
-            <w:shd w:val="clear" w:color="auto" w:fill="EAF0F6"/>
+            <w:shd w:val="clear" w:color="auto" w:fill="EEF3F6"/>
           </w:tcPr>
           <w:p>
             <w:pPr>
@@ -4810,6 +5110,9 @@
         </w:tc>
       </w:tr>
       <w:tr>
+        <w:trPr>
+          <w:cantSplit w:val="true"/>
+        </w:trPr>
         <w:tc>
           <w:tcPr>
             <w:tcW w:type="dxa" w:w="1134"/>
@@ -4890,10 +5193,13 @@
         </w:tc>
       </w:tr>
       <w:tr>
+        <w:trPr>
+          <w:cantSplit w:val="true"/>
+        </w:trPr>
         <w:tc>
           <w:tcPr>
             <w:tcW w:type="dxa" w:w="1134"/>
-            <w:shd w:val="clear" w:color="auto" w:fill="EAF0F6"/>
+            <w:shd w:val="clear" w:color="auto" w:fill="EEF3F6"/>
           </w:tcPr>
           <w:p>
             <w:pPr>
@@ -4911,7 +5217,7 @@
         <w:tc>
           <w:tcPr>
             <w:tcW w:type="dxa" w:w="3175"/>
-            <w:shd w:val="clear" w:color="auto" w:fill="EAF0F6"/>
+            <w:shd w:val="clear" w:color="auto" w:fill="EEF3F6"/>
           </w:tcPr>
           <w:p>
             <w:pPr>
@@ -4928,7 +5234,7 @@
         <w:tc>
           <w:tcPr>
             <w:tcW w:type="dxa" w:w="4649"/>
-            <w:shd w:val="clear" w:color="auto" w:fill="EAF0F6"/>
+            <w:shd w:val="clear" w:color="auto" w:fill="EEF3F6"/>
           </w:tcPr>
           <w:p>
             <w:pPr>
@@ -4971,7 +5277,7 @@
         <w:tc>
           <w:tcPr>
             <w:tcW w:type="dxa" w:w="1077"/>
-            <w:shd w:val="clear" w:color="auto" w:fill="EAF0F6"/>
+            <w:shd w:val="clear" w:color="auto" w:fill="EEF3F6"/>
           </w:tcPr>
           <w:p>
             <w:pPr>
@@ -4987,6 +5293,9 @@
         </w:tc>
       </w:tr>
       <w:tr>
+        <w:trPr>
+          <w:cantSplit w:val="true"/>
+        </w:trPr>
         <w:tc>
           <w:tcPr>
             <w:tcW w:type="dxa" w:w="1134"/>
@@ -5054,10 +5363,13 @@
         </w:tc>
       </w:tr>
       <w:tr>
+        <w:trPr>
+          <w:cantSplit w:val="true"/>
+        </w:trPr>
         <w:tc>
           <w:tcPr>
             <w:tcW w:type="dxa" w:w="1134"/>
-            <w:shd w:val="clear" w:color="auto" w:fill="EAF0F6"/>
+            <w:shd w:val="clear" w:color="auto" w:fill="EEF3F6"/>
           </w:tcPr>
           <w:p>
             <w:pPr>
@@ -5075,7 +5387,7 @@
         <w:tc>
           <w:tcPr>
             <w:tcW w:type="dxa" w:w="3175"/>
-            <w:shd w:val="clear" w:color="auto" w:fill="EAF0F6"/>
+            <w:shd w:val="clear" w:color="auto" w:fill="EEF3F6"/>
           </w:tcPr>
           <w:p>
             <w:pPr>
@@ -5092,7 +5404,7 @@
         <w:tc>
           <w:tcPr>
             <w:tcW w:type="dxa" w:w="4649"/>
-            <w:shd w:val="clear" w:color="auto" w:fill="EAF0F6"/>
+            <w:shd w:val="clear" w:color="auto" w:fill="EEF3F6"/>
           </w:tcPr>
           <w:p>
             <w:pPr>
@@ -5109,7 +5421,7 @@
         <w:tc>
           <w:tcPr>
             <w:tcW w:type="dxa" w:w="1077"/>
-            <w:shd w:val="clear" w:color="auto" w:fill="EAF0F6"/>
+            <w:shd w:val="clear" w:color="auto" w:fill="EEF3F6"/>
           </w:tcPr>
           <w:p>
             <w:pPr>
@@ -5166,14 +5478,16 @@
       <w:tr>
         <w:trPr>
           <w:tblHeader w:val="true"/>
+          <w:cantSplit w:val="true"/>
         </w:trPr>
         <w:tc>
           <w:tcPr>
             <w:tcW w:type="dxa" w:w="1134"/>
-            <w:shd w:val="clear" w:color="auto" w:fill="1F3B63"/>
-          </w:tcPr>
-          <w:p>
-            <w:pPr>
+            <w:shd w:val="clear" w:color="auto" w:fill="0B4660"/>
+          </w:tcPr>
+          <w:p>
+            <w:pPr>
+              <w:keepNext/>
               <w:spacing w:before="40" w:after="40"/>
             </w:pPr>
             <w:r>
@@ -5189,10 +5503,11 @@
         <w:tc>
           <w:tcPr>
             <w:tcW w:type="dxa" w:w="3175"/>
-            <w:shd w:val="clear" w:color="auto" w:fill="1F3B63"/>
-          </w:tcPr>
-          <w:p>
-            <w:pPr>
+            <w:shd w:val="clear" w:color="auto" w:fill="0B4660"/>
+          </w:tcPr>
+          <w:p>
+            <w:pPr>
+              <w:keepNext/>
               <w:spacing w:before="40" w:after="40"/>
             </w:pPr>
             <w:r>
@@ -5208,10 +5523,11 @@
         <w:tc>
           <w:tcPr>
             <w:tcW w:type="dxa" w:w="4649"/>
-            <w:shd w:val="clear" w:color="auto" w:fill="1F3B63"/>
-          </w:tcPr>
-          <w:p>
-            <w:pPr>
+            <w:shd w:val="clear" w:color="auto" w:fill="0B4660"/>
+          </w:tcPr>
+          <w:p>
+            <w:pPr>
+              <w:keepNext/>
               <w:spacing w:before="40" w:after="40"/>
             </w:pPr>
             <w:r>
@@ -5227,10 +5543,11 @@
         <w:tc>
           <w:tcPr>
             <w:tcW w:type="dxa" w:w="1077"/>
-            <w:shd w:val="clear" w:color="auto" w:fill="1F3B63"/>
-          </w:tcPr>
-          <w:p>
-            <w:pPr>
+            <w:shd w:val="clear" w:color="auto" w:fill="0B4660"/>
+          </w:tcPr>
+          <w:p>
+            <w:pPr>
+              <w:keepNext/>
               <w:spacing w:before="40" w:after="40"/>
             </w:pPr>
             <w:r>
@@ -5245,6 +5562,9 @@
         </w:tc>
       </w:tr>
       <w:tr>
+        <w:trPr>
+          <w:cantSplit w:val="true"/>
+        </w:trPr>
         <w:tc>
           <w:tcPr>
             <w:tcW w:type="dxa" w:w="1134"/>
@@ -5338,10 +5658,13 @@
         </w:tc>
       </w:tr>
       <w:tr>
+        <w:trPr>
+          <w:cantSplit w:val="true"/>
+        </w:trPr>
         <w:tc>
           <w:tcPr>
             <w:tcW w:type="dxa" w:w="1134"/>
-            <w:shd w:val="clear" w:color="auto" w:fill="EAF0F6"/>
+            <w:shd w:val="clear" w:color="auto" w:fill="EEF3F6"/>
           </w:tcPr>
           <w:p>
             <w:pPr>
@@ -5359,7 +5682,7 @@
         <w:tc>
           <w:tcPr>
             <w:tcW w:type="dxa" w:w="3175"/>
-            <w:shd w:val="clear" w:color="auto" w:fill="EAF0F6"/>
+            <w:shd w:val="clear" w:color="auto" w:fill="EEF3F6"/>
           </w:tcPr>
           <w:p>
             <w:pPr>
@@ -5376,7 +5699,7 @@
         <w:tc>
           <w:tcPr>
             <w:tcW w:type="dxa" w:w="4649"/>
-            <w:shd w:val="clear" w:color="auto" w:fill="EAF0F6"/>
+            <w:shd w:val="clear" w:color="auto" w:fill="EEF3F6"/>
           </w:tcPr>
           <w:p>
             <w:pPr>
@@ -5406,7 +5729,7 @@
         <w:tc>
           <w:tcPr>
             <w:tcW w:type="dxa" w:w="1077"/>
-            <w:shd w:val="clear" w:color="auto" w:fill="EAF0F6"/>
+            <w:shd w:val="clear" w:color="auto" w:fill="EEF3F6"/>
           </w:tcPr>
           <w:p>
             <w:pPr>
@@ -5422,6 +5745,9 @@
         </w:tc>
       </w:tr>
       <w:tr>
+        <w:trPr>
+          <w:cantSplit w:val="true"/>
+        </w:trPr>
         <w:tc>
           <w:tcPr>
             <w:tcW w:type="dxa" w:w="1134"/>
@@ -5502,10 +5828,13 @@
         </w:tc>
       </w:tr>
       <w:tr>
+        <w:trPr>
+          <w:cantSplit w:val="true"/>
+        </w:trPr>
         <w:tc>
           <w:tcPr>
             <w:tcW w:type="dxa" w:w="1134"/>
-            <w:shd w:val="clear" w:color="auto" w:fill="EAF0F6"/>
+            <w:shd w:val="clear" w:color="auto" w:fill="EEF3F6"/>
           </w:tcPr>
           <w:p>
             <w:pPr>
@@ -5523,7 +5852,7 @@
         <w:tc>
           <w:tcPr>
             <w:tcW w:type="dxa" w:w="3175"/>
-            <w:shd w:val="clear" w:color="auto" w:fill="EAF0F6"/>
+            <w:shd w:val="clear" w:color="auto" w:fill="EEF3F6"/>
           </w:tcPr>
           <w:p>
             <w:pPr>
@@ -5540,7 +5869,7 @@
         <w:tc>
           <w:tcPr>
             <w:tcW w:type="dxa" w:w="4649"/>
-            <w:shd w:val="clear" w:color="auto" w:fill="EAF0F6"/>
+            <w:shd w:val="clear" w:color="auto" w:fill="EEF3F6"/>
           </w:tcPr>
           <w:p>
             <w:pPr>
@@ -5596,7 +5925,7 @@
         <w:tc>
           <w:tcPr>
             <w:tcW w:type="dxa" w:w="1077"/>
-            <w:shd w:val="clear" w:color="auto" w:fill="EAF0F6"/>
+            <w:shd w:val="clear" w:color="auto" w:fill="EEF3F6"/>
           </w:tcPr>
           <w:p>
             <w:pPr>
@@ -5612,6 +5941,9 @@
         </w:tc>
       </w:tr>
       <w:tr>
+        <w:trPr>
+          <w:cantSplit w:val="true"/>
+        </w:trPr>
         <w:tc>
           <w:tcPr>
             <w:tcW w:type="dxa" w:w="1134"/>
@@ -5679,10 +6011,13 @@
         </w:tc>
       </w:tr>
       <w:tr>
+        <w:trPr>
+          <w:cantSplit w:val="true"/>
+        </w:trPr>
         <w:tc>
           <w:tcPr>
             <w:tcW w:type="dxa" w:w="1134"/>
-            <w:shd w:val="clear" w:color="auto" w:fill="EAF0F6"/>
+            <w:shd w:val="clear" w:color="auto" w:fill="EEF3F6"/>
           </w:tcPr>
           <w:p>
             <w:pPr>
@@ -5700,7 +6035,7 @@
         <w:tc>
           <w:tcPr>
             <w:tcW w:type="dxa" w:w="3175"/>
-            <w:shd w:val="clear" w:color="auto" w:fill="EAF0F6"/>
+            <w:shd w:val="clear" w:color="auto" w:fill="EEF3F6"/>
           </w:tcPr>
           <w:p>
             <w:pPr>
@@ -5717,7 +6052,7 @@
         <w:tc>
           <w:tcPr>
             <w:tcW w:type="dxa" w:w="4649"/>
-            <w:shd w:val="clear" w:color="auto" w:fill="EAF0F6"/>
+            <w:shd w:val="clear" w:color="auto" w:fill="EEF3F6"/>
           </w:tcPr>
           <w:p>
             <w:pPr>
@@ -5747,7 +6082,7 @@
         <w:tc>
           <w:tcPr>
             <w:tcW w:type="dxa" w:w="1077"/>
-            <w:shd w:val="clear" w:color="auto" w:fill="EAF0F6"/>
+            <w:shd w:val="clear" w:color="auto" w:fill="EEF3F6"/>
           </w:tcPr>
           <w:p>
             <w:pPr>
@@ -5763,6 +6098,9 @@
         </w:tc>
       </w:tr>
       <w:tr>
+        <w:trPr>
+          <w:cantSplit w:val="true"/>
+        </w:trPr>
         <w:tc>
           <w:tcPr>
             <w:tcW w:type="dxa" w:w="1134"/>
@@ -5856,10 +6194,13 @@
         </w:tc>
       </w:tr>
       <w:tr>
+        <w:trPr>
+          <w:cantSplit w:val="true"/>
+        </w:trPr>
         <w:tc>
           <w:tcPr>
             <w:tcW w:type="dxa" w:w="1134"/>
-            <w:shd w:val="clear" w:color="auto" w:fill="EAF0F6"/>
+            <w:shd w:val="clear" w:color="auto" w:fill="EEF3F6"/>
           </w:tcPr>
           <w:p>
             <w:pPr>
@@ -5877,7 +6218,7 @@
         <w:tc>
           <w:tcPr>
             <w:tcW w:type="dxa" w:w="3175"/>
-            <w:shd w:val="clear" w:color="auto" w:fill="EAF0F6"/>
+            <w:shd w:val="clear" w:color="auto" w:fill="EEF3F6"/>
           </w:tcPr>
           <w:p>
             <w:pPr>
@@ -5894,7 +6235,7 @@
         <w:tc>
           <w:tcPr>
             <w:tcW w:type="dxa" w:w="4649"/>
-            <w:shd w:val="clear" w:color="auto" w:fill="EAF0F6"/>
+            <w:shd w:val="clear" w:color="auto" w:fill="EEF3F6"/>
           </w:tcPr>
           <w:p>
             <w:pPr>
@@ -5924,7 +6265,7 @@
         <w:tc>
           <w:tcPr>
             <w:tcW w:type="dxa" w:w="1077"/>
-            <w:shd w:val="clear" w:color="auto" w:fill="EAF0F6"/>
+            <w:shd w:val="clear" w:color="auto" w:fill="EEF3F6"/>
           </w:tcPr>
           <w:p>
             <w:pPr>
@@ -5940,6 +6281,9 @@
         </w:tc>
       </w:tr>
       <w:tr>
+        <w:trPr>
+          <w:cantSplit w:val="true"/>
+        </w:trPr>
         <w:tc>
           <w:tcPr>
             <w:tcW w:type="dxa" w:w="1134"/>
@@ -6007,10 +6351,13 @@
         </w:tc>
       </w:tr>
       <w:tr>
+        <w:trPr>
+          <w:cantSplit w:val="true"/>
+        </w:trPr>
         <w:tc>
           <w:tcPr>
             <w:tcW w:type="dxa" w:w="1134"/>
-            <w:shd w:val="clear" w:color="auto" w:fill="EAF0F6"/>
+            <w:shd w:val="clear" w:color="auto" w:fill="EEF3F6"/>
           </w:tcPr>
           <w:p>
             <w:pPr>
@@ -6028,7 +6375,7 @@
         <w:tc>
           <w:tcPr>
             <w:tcW w:type="dxa" w:w="3175"/>
-            <w:shd w:val="clear" w:color="auto" w:fill="EAF0F6"/>
+            <w:shd w:val="clear" w:color="auto" w:fill="EEF3F6"/>
           </w:tcPr>
           <w:p>
             <w:pPr>
@@ -6045,7 +6392,7 @@
         <w:tc>
           <w:tcPr>
             <w:tcW w:type="dxa" w:w="4649"/>
-            <w:shd w:val="clear" w:color="auto" w:fill="EAF0F6"/>
+            <w:shd w:val="clear" w:color="auto" w:fill="EEF3F6"/>
           </w:tcPr>
           <w:p>
             <w:pPr>
@@ -6075,7 +6422,7 @@
         <w:tc>
           <w:tcPr>
             <w:tcW w:type="dxa" w:w="1077"/>
-            <w:shd w:val="clear" w:color="auto" w:fill="EAF0F6"/>
+            <w:shd w:val="clear" w:color="auto" w:fill="EEF3F6"/>
           </w:tcPr>
           <w:p>
             <w:pPr>
@@ -6132,14 +6479,16 @@
       <w:tr>
         <w:trPr>
           <w:tblHeader w:val="true"/>
+          <w:cantSplit w:val="true"/>
         </w:trPr>
         <w:tc>
           <w:tcPr>
             <w:tcW w:type="dxa" w:w="1134"/>
-            <w:shd w:val="clear" w:color="auto" w:fill="1F3B63"/>
-          </w:tcPr>
-          <w:p>
-            <w:pPr>
+            <w:shd w:val="clear" w:color="auto" w:fill="0B4660"/>
+          </w:tcPr>
+          <w:p>
+            <w:pPr>
+              <w:keepNext/>
               <w:spacing w:before="40" w:after="40"/>
             </w:pPr>
             <w:r>
@@ -6155,10 +6504,11 @@
         <w:tc>
           <w:tcPr>
             <w:tcW w:type="dxa" w:w="3175"/>
-            <w:shd w:val="clear" w:color="auto" w:fill="1F3B63"/>
-          </w:tcPr>
-          <w:p>
-            <w:pPr>
+            <w:shd w:val="clear" w:color="auto" w:fill="0B4660"/>
+          </w:tcPr>
+          <w:p>
+            <w:pPr>
+              <w:keepNext/>
               <w:spacing w:before="40" w:after="40"/>
             </w:pPr>
             <w:r>
@@ -6174,10 +6524,11 @@
         <w:tc>
           <w:tcPr>
             <w:tcW w:type="dxa" w:w="4649"/>
-            <w:shd w:val="clear" w:color="auto" w:fill="1F3B63"/>
-          </w:tcPr>
-          <w:p>
-            <w:pPr>
+            <w:shd w:val="clear" w:color="auto" w:fill="0B4660"/>
+          </w:tcPr>
+          <w:p>
+            <w:pPr>
+              <w:keepNext/>
               <w:spacing w:before="40" w:after="40"/>
             </w:pPr>
             <w:r>
@@ -6193,10 +6544,11 @@
         <w:tc>
           <w:tcPr>
             <w:tcW w:type="dxa" w:w="1077"/>
-            <w:shd w:val="clear" w:color="auto" w:fill="1F3B63"/>
-          </w:tcPr>
-          <w:p>
-            <w:pPr>
+            <w:shd w:val="clear" w:color="auto" w:fill="0B4660"/>
+          </w:tcPr>
+          <w:p>
+            <w:pPr>
+              <w:keepNext/>
               <w:spacing w:before="40" w:after="40"/>
             </w:pPr>
             <w:r>
@@ -6211,6 +6563,9 @@
         </w:tc>
       </w:tr>
       <w:tr>
+        <w:trPr>
+          <w:cantSplit w:val="true"/>
+        </w:trPr>
         <w:tc>
           <w:tcPr>
             <w:tcW w:type="dxa" w:w="1134"/>
@@ -6291,10 +6646,13 @@
         </w:tc>
       </w:tr>
       <w:tr>
+        <w:trPr>
+          <w:cantSplit w:val="true"/>
+        </w:trPr>
         <w:tc>
           <w:tcPr>
             <w:tcW w:type="dxa" w:w="1134"/>
-            <w:shd w:val="clear" w:color="auto" w:fill="EAF0F6"/>
+            <w:shd w:val="clear" w:color="auto" w:fill="EEF3F6"/>
           </w:tcPr>
           <w:p>
             <w:pPr>
@@ -6312,7 +6670,7 @@
         <w:tc>
           <w:tcPr>
             <w:tcW w:type="dxa" w:w="3175"/>
-            <w:shd w:val="clear" w:color="auto" w:fill="EAF0F6"/>
+            <w:shd w:val="clear" w:color="auto" w:fill="EEF3F6"/>
           </w:tcPr>
           <w:p>
             <w:pPr>
@@ -6329,7 +6687,7 @@
         <w:tc>
           <w:tcPr>
             <w:tcW w:type="dxa" w:w="4649"/>
-            <w:shd w:val="clear" w:color="auto" w:fill="EAF0F6"/>
+            <w:shd w:val="clear" w:color="auto" w:fill="EEF3F6"/>
           </w:tcPr>
           <w:p>
             <w:pPr>
@@ -6359,7 +6717,7 @@
         <w:tc>
           <w:tcPr>
             <w:tcW w:type="dxa" w:w="1077"/>
-            <w:shd w:val="clear" w:color="auto" w:fill="EAF0F6"/>
+            <w:shd w:val="clear" w:color="auto" w:fill="EEF3F6"/>
           </w:tcPr>
           <w:p>
             <w:pPr>
@@ -6375,6 +6733,9 @@
         </w:tc>
       </w:tr>
       <w:tr>
+        <w:trPr>
+          <w:cantSplit w:val="true"/>
+        </w:trPr>
         <w:tc>
           <w:tcPr>
             <w:tcW w:type="dxa" w:w="1134"/>
@@ -6455,10 +6816,13 @@
         </w:tc>
       </w:tr>
       <w:tr>
+        <w:trPr>
+          <w:cantSplit w:val="true"/>
+        </w:trPr>
         <w:tc>
           <w:tcPr>
             <w:tcW w:type="dxa" w:w="1134"/>
-            <w:shd w:val="clear" w:color="auto" w:fill="EAF0F6"/>
+            <w:shd w:val="clear" w:color="auto" w:fill="EEF3F6"/>
           </w:tcPr>
           <w:p>
             <w:pPr>
@@ -6476,7 +6840,7 @@
         <w:tc>
           <w:tcPr>
             <w:tcW w:type="dxa" w:w="3175"/>
-            <w:shd w:val="clear" w:color="auto" w:fill="EAF0F6"/>
+            <w:shd w:val="clear" w:color="auto" w:fill="EEF3F6"/>
           </w:tcPr>
           <w:p>
             <w:pPr>
@@ -6493,7 +6857,7 @@
         <w:tc>
           <w:tcPr>
             <w:tcW w:type="dxa" w:w="4649"/>
-            <w:shd w:val="clear" w:color="auto" w:fill="EAF0F6"/>
+            <w:shd w:val="clear" w:color="auto" w:fill="EEF3F6"/>
           </w:tcPr>
           <w:p>
             <w:pPr>
@@ -6536,7 +6900,7 @@
         <w:tc>
           <w:tcPr>
             <w:tcW w:type="dxa" w:w="1077"/>
-            <w:shd w:val="clear" w:color="auto" w:fill="EAF0F6"/>
+            <w:shd w:val="clear" w:color="auto" w:fill="EEF3F6"/>
           </w:tcPr>
           <w:p>
             <w:pPr>
@@ -6552,6 +6916,9 @@
         </w:tc>
       </w:tr>
       <w:tr>
+        <w:trPr>
+          <w:cantSplit w:val="true"/>
+        </w:trPr>
         <w:tc>
           <w:tcPr>
             <w:tcW w:type="dxa" w:w="1134"/>
@@ -6632,10 +6999,13 @@
         </w:tc>
       </w:tr>
       <w:tr>
+        <w:trPr>
+          <w:cantSplit w:val="true"/>
+        </w:trPr>
         <w:tc>
           <w:tcPr>
             <w:tcW w:type="dxa" w:w="1134"/>
-            <w:shd w:val="clear" w:color="auto" w:fill="EAF0F6"/>
+            <w:shd w:val="clear" w:color="auto" w:fill="EEF3F6"/>
           </w:tcPr>
           <w:p>
             <w:pPr>
@@ -6653,7 +7023,7 @@
         <w:tc>
           <w:tcPr>
             <w:tcW w:type="dxa" w:w="3175"/>
-            <w:shd w:val="clear" w:color="auto" w:fill="EAF0F6"/>
+            <w:shd w:val="clear" w:color="auto" w:fill="EEF3F6"/>
           </w:tcPr>
           <w:p>
             <w:pPr>
@@ -6670,7 +7040,7 @@
         <w:tc>
           <w:tcPr>
             <w:tcW w:type="dxa" w:w="4649"/>
-            <w:shd w:val="clear" w:color="auto" w:fill="EAF0F6"/>
+            <w:shd w:val="clear" w:color="auto" w:fill="EEF3F6"/>
           </w:tcPr>
           <w:p>
             <w:pPr>
@@ -6694,7 +7064,7 @@
         <w:tc>
           <w:tcPr>
             <w:tcW w:type="dxa" w:w="1077"/>
-            <w:shd w:val="clear" w:color="auto" w:fill="EAF0F6"/>
+            <w:shd w:val="clear" w:color="auto" w:fill="EEF3F6"/>
           </w:tcPr>
           <w:p>
             <w:pPr>
@@ -6751,14 +7121,16 @@
       <w:tr>
         <w:trPr>
           <w:tblHeader w:val="true"/>
+          <w:cantSplit w:val="true"/>
         </w:trPr>
         <w:tc>
           <w:tcPr>
             <w:tcW w:type="dxa" w:w="1134"/>
-            <w:shd w:val="clear" w:color="auto" w:fill="1F3B63"/>
-          </w:tcPr>
-          <w:p>
-            <w:pPr>
+            <w:shd w:val="clear" w:color="auto" w:fill="0B4660"/>
+          </w:tcPr>
+          <w:p>
+            <w:pPr>
+              <w:keepNext/>
               <w:spacing w:before="40" w:after="40"/>
             </w:pPr>
             <w:r>
@@ -6774,10 +7146,11 @@
         <w:tc>
           <w:tcPr>
             <w:tcW w:type="dxa" w:w="3175"/>
-            <w:shd w:val="clear" w:color="auto" w:fill="1F3B63"/>
-          </w:tcPr>
-          <w:p>
-            <w:pPr>
+            <w:shd w:val="clear" w:color="auto" w:fill="0B4660"/>
+          </w:tcPr>
+          <w:p>
+            <w:pPr>
+              <w:keepNext/>
               <w:spacing w:before="40" w:after="40"/>
             </w:pPr>
             <w:r>
@@ -6793,10 +7166,11 @@
         <w:tc>
           <w:tcPr>
             <w:tcW w:type="dxa" w:w="4649"/>
-            <w:shd w:val="clear" w:color="auto" w:fill="1F3B63"/>
-          </w:tcPr>
-          <w:p>
-            <w:pPr>
+            <w:shd w:val="clear" w:color="auto" w:fill="0B4660"/>
+          </w:tcPr>
+          <w:p>
+            <w:pPr>
+              <w:keepNext/>
               <w:spacing w:before="40" w:after="40"/>
             </w:pPr>
             <w:r>
@@ -6812,10 +7186,11 @@
         <w:tc>
           <w:tcPr>
             <w:tcW w:type="dxa" w:w="1077"/>
-            <w:shd w:val="clear" w:color="auto" w:fill="1F3B63"/>
-          </w:tcPr>
-          <w:p>
-            <w:pPr>
+            <w:shd w:val="clear" w:color="auto" w:fill="0B4660"/>
+          </w:tcPr>
+          <w:p>
+            <w:pPr>
+              <w:keepNext/>
               <w:spacing w:before="40" w:after="40"/>
             </w:pPr>
             <w:r>
@@ -6830,6 +7205,9 @@
         </w:tc>
       </w:tr>
       <w:tr>
+        <w:trPr>
+          <w:cantSplit w:val="true"/>
+        </w:trPr>
         <w:tc>
           <w:tcPr>
             <w:tcW w:type="dxa" w:w="1134"/>
@@ -6910,10 +7288,13 @@
         </w:tc>
       </w:tr>
       <w:tr>
+        <w:trPr>
+          <w:cantSplit w:val="true"/>
+        </w:trPr>
         <w:tc>
           <w:tcPr>
             <w:tcW w:type="dxa" w:w="1134"/>
-            <w:shd w:val="clear" w:color="auto" w:fill="EAF0F6"/>
+            <w:shd w:val="clear" w:color="auto" w:fill="EEF3F6"/>
           </w:tcPr>
           <w:p>
             <w:pPr>
@@ -6931,7 +7312,7 @@
         <w:tc>
           <w:tcPr>
             <w:tcW w:type="dxa" w:w="3175"/>
-            <w:shd w:val="clear" w:color="auto" w:fill="EAF0F6"/>
+            <w:shd w:val="clear" w:color="auto" w:fill="EEF3F6"/>
           </w:tcPr>
           <w:p>
             <w:pPr>
@@ -6948,7 +7329,7 @@
         <w:tc>
           <w:tcPr>
             <w:tcW w:type="dxa" w:w="4649"/>
-            <w:shd w:val="clear" w:color="auto" w:fill="EAF0F6"/>
+            <w:shd w:val="clear" w:color="auto" w:fill="EEF3F6"/>
           </w:tcPr>
           <w:p>
             <w:pPr>
@@ -6991,7 +7372,7 @@
         <w:tc>
           <w:tcPr>
             <w:tcW w:type="dxa" w:w="1077"/>
-            <w:shd w:val="clear" w:color="auto" w:fill="EAF0F6"/>
+            <w:shd w:val="clear" w:color="auto" w:fill="EEF3F6"/>
           </w:tcPr>
           <w:p>
             <w:pPr>
@@ -7007,6 +7388,9 @@
         </w:tc>
       </w:tr>
       <w:tr>
+        <w:trPr>
+          <w:cantSplit w:val="true"/>
+        </w:trPr>
         <w:tc>
           <w:tcPr>
             <w:tcW w:type="dxa" w:w="1134"/>
@@ -7087,10 +7471,13 @@
         </w:tc>
       </w:tr>
       <w:tr>
+        <w:trPr>
+          <w:cantSplit w:val="true"/>
+        </w:trPr>
         <w:tc>
           <w:tcPr>
             <w:tcW w:type="dxa" w:w="1134"/>
-            <w:shd w:val="clear" w:color="auto" w:fill="EAF0F6"/>
+            <w:shd w:val="clear" w:color="auto" w:fill="EEF3F6"/>
           </w:tcPr>
           <w:p>
             <w:pPr>
@@ -7108,7 +7495,7 @@
         <w:tc>
           <w:tcPr>
             <w:tcW w:type="dxa" w:w="3175"/>
-            <w:shd w:val="clear" w:color="auto" w:fill="EAF0F6"/>
+            <w:shd w:val="clear" w:color="auto" w:fill="EEF3F6"/>
           </w:tcPr>
           <w:p>
             <w:pPr>
@@ -7125,7 +7512,7 @@
         <w:tc>
           <w:tcPr>
             <w:tcW w:type="dxa" w:w="4649"/>
-            <w:shd w:val="clear" w:color="auto" w:fill="EAF0F6"/>
+            <w:shd w:val="clear" w:color="auto" w:fill="EEF3F6"/>
           </w:tcPr>
           <w:p>
             <w:pPr>
@@ -7155,7 +7542,7 @@
         <w:tc>
           <w:tcPr>
             <w:tcW w:type="dxa" w:w="1077"/>
-            <w:shd w:val="clear" w:color="auto" w:fill="EAF0F6"/>
+            <w:shd w:val="clear" w:color="auto" w:fill="EEF3F6"/>
           </w:tcPr>
           <w:p>
             <w:pPr>
@@ -7171,6 +7558,9 @@
         </w:tc>
       </w:tr>
       <w:tr>
+        <w:trPr>
+          <w:cantSplit w:val="true"/>
+        </w:trPr>
         <w:tc>
           <w:tcPr>
             <w:tcW w:type="dxa" w:w="1134"/>
@@ -7251,10 +7641,13 @@
         </w:tc>
       </w:tr>
       <w:tr>
+        <w:trPr>
+          <w:cantSplit w:val="true"/>
+        </w:trPr>
         <w:tc>
           <w:tcPr>
             <w:tcW w:type="dxa" w:w="1134"/>
-            <w:shd w:val="clear" w:color="auto" w:fill="EAF0F6"/>
+            <w:shd w:val="clear" w:color="auto" w:fill="EEF3F6"/>
           </w:tcPr>
           <w:p>
             <w:pPr>
@@ -7272,7 +7665,7 @@
         <w:tc>
           <w:tcPr>
             <w:tcW w:type="dxa" w:w="3175"/>
-            <w:shd w:val="clear" w:color="auto" w:fill="EAF0F6"/>
+            <w:shd w:val="clear" w:color="auto" w:fill="EEF3F6"/>
           </w:tcPr>
           <w:p>
             <w:pPr>
@@ -7289,7 +7682,7 @@
         <w:tc>
           <w:tcPr>
             <w:tcW w:type="dxa" w:w="4649"/>
-            <w:shd w:val="clear" w:color="auto" w:fill="EAF0F6"/>
+            <w:shd w:val="clear" w:color="auto" w:fill="EEF3F6"/>
           </w:tcPr>
           <w:p>
             <w:pPr>
@@ -7319,7 +7712,7 @@
         <w:tc>
           <w:tcPr>
             <w:tcW w:type="dxa" w:w="1077"/>
-            <w:shd w:val="clear" w:color="auto" w:fill="EAF0F6"/>
+            <w:shd w:val="clear" w:color="auto" w:fill="EEF3F6"/>
           </w:tcPr>
           <w:p>
             <w:pPr>
@@ -7335,6 +7728,9 @@
         </w:tc>
       </w:tr>
       <w:tr>
+        <w:trPr>
+          <w:cantSplit w:val="true"/>
+        </w:trPr>
         <w:tc>
           <w:tcPr>
             <w:tcW w:type="dxa" w:w="1134"/>
@@ -7415,10 +7811,13 @@
         </w:tc>
       </w:tr>
       <w:tr>
+        <w:trPr>
+          <w:cantSplit w:val="true"/>
+        </w:trPr>
         <w:tc>
           <w:tcPr>
             <w:tcW w:type="dxa" w:w="1134"/>
-            <w:shd w:val="clear" w:color="auto" w:fill="EAF0F6"/>
+            <w:shd w:val="clear" w:color="auto" w:fill="EEF3F6"/>
           </w:tcPr>
           <w:p>
             <w:pPr>
@@ -7436,7 +7835,7 @@
         <w:tc>
           <w:tcPr>
             <w:tcW w:type="dxa" w:w="3175"/>
-            <w:shd w:val="clear" w:color="auto" w:fill="EAF0F6"/>
+            <w:shd w:val="clear" w:color="auto" w:fill="EEF3F6"/>
           </w:tcPr>
           <w:p>
             <w:pPr>
@@ -7453,7 +7852,7 @@
         <w:tc>
           <w:tcPr>
             <w:tcW w:type="dxa" w:w="4649"/>
-            <w:shd w:val="clear" w:color="auto" w:fill="EAF0F6"/>
+            <w:shd w:val="clear" w:color="auto" w:fill="EEF3F6"/>
           </w:tcPr>
           <w:p>
             <w:pPr>
@@ -7477,7 +7876,7 @@
         <w:tc>
           <w:tcPr>
             <w:tcW w:type="dxa" w:w="1077"/>
-            <w:shd w:val="clear" w:color="auto" w:fill="EAF0F6"/>
+            <w:shd w:val="clear" w:color="auto" w:fill="EEF3F6"/>
           </w:tcPr>
           <w:p>
             <w:pPr>
@@ -7493,6 +7892,9 @@
         </w:tc>
       </w:tr>
       <w:tr>
+        <w:trPr>
+          <w:cantSplit w:val="true"/>
+        </w:trPr>
         <w:tc>
           <w:tcPr>
             <w:tcW w:type="dxa" w:w="1134"/>
@@ -7560,10 +7962,13 @@
         </w:tc>
       </w:tr>
       <w:tr>
+        <w:trPr>
+          <w:cantSplit w:val="true"/>
+        </w:trPr>
         <w:tc>
           <w:tcPr>
             <w:tcW w:type="dxa" w:w="1134"/>
-            <w:shd w:val="clear" w:color="auto" w:fill="EAF0F6"/>
+            <w:shd w:val="clear" w:color="auto" w:fill="EEF3F6"/>
           </w:tcPr>
           <w:p>
             <w:pPr>
@@ -7581,7 +7986,7 @@
         <w:tc>
           <w:tcPr>
             <w:tcW w:type="dxa" w:w="3175"/>
-            <w:shd w:val="clear" w:color="auto" w:fill="EAF0F6"/>
+            <w:shd w:val="clear" w:color="auto" w:fill="EEF3F6"/>
           </w:tcPr>
           <w:p>
             <w:pPr>
@@ -7598,7 +8003,7 @@
         <w:tc>
           <w:tcPr>
             <w:tcW w:type="dxa" w:w="4649"/>
-            <w:shd w:val="clear" w:color="auto" w:fill="EAF0F6"/>
+            <w:shd w:val="clear" w:color="auto" w:fill="EEF3F6"/>
           </w:tcPr>
           <w:p>
             <w:pPr>
@@ -7615,7 +8020,7 @@
         <w:tc>
           <w:tcPr>
             <w:tcW w:type="dxa" w:w="1077"/>
-            <w:shd w:val="clear" w:color="auto" w:fill="EAF0F6"/>
+            <w:shd w:val="clear" w:color="auto" w:fill="EEF3F6"/>
           </w:tcPr>
           <w:p>
             <w:pPr>
@@ -7672,14 +8077,16 @@
       <w:tr>
         <w:trPr>
           <w:tblHeader w:val="true"/>
+          <w:cantSplit w:val="true"/>
         </w:trPr>
         <w:tc>
           <w:tcPr>
             <w:tcW w:type="dxa" w:w="1134"/>
-            <w:shd w:val="clear" w:color="auto" w:fill="1F3B63"/>
-          </w:tcPr>
-          <w:p>
-            <w:pPr>
+            <w:shd w:val="clear" w:color="auto" w:fill="0B4660"/>
+          </w:tcPr>
+          <w:p>
+            <w:pPr>
+              <w:keepNext/>
               <w:spacing w:before="40" w:after="40"/>
             </w:pPr>
             <w:r>
@@ -7695,10 +8102,11 @@
         <w:tc>
           <w:tcPr>
             <w:tcW w:type="dxa" w:w="3175"/>
-            <w:shd w:val="clear" w:color="auto" w:fill="1F3B63"/>
-          </w:tcPr>
-          <w:p>
-            <w:pPr>
+            <w:shd w:val="clear" w:color="auto" w:fill="0B4660"/>
+          </w:tcPr>
+          <w:p>
+            <w:pPr>
+              <w:keepNext/>
               <w:spacing w:before="40" w:after="40"/>
             </w:pPr>
             <w:r>
@@ -7714,10 +8122,11 @@
         <w:tc>
           <w:tcPr>
             <w:tcW w:type="dxa" w:w="4649"/>
-            <w:shd w:val="clear" w:color="auto" w:fill="1F3B63"/>
-          </w:tcPr>
-          <w:p>
-            <w:pPr>
+            <w:shd w:val="clear" w:color="auto" w:fill="0B4660"/>
+          </w:tcPr>
+          <w:p>
+            <w:pPr>
+              <w:keepNext/>
               <w:spacing w:before="40" w:after="40"/>
             </w:pPr>
             <w:r>
@@ -7733,10 +8142,11 @@
         <w:tc>
           <w:tcPr>
             <w:tcW w:type="dxa" w:w="1077"/>
-            <w:shd w:val="clear" w:color="auto" w:fill="1F3B63"/>
-          </w:tcPr>
-          <w:p>
-            <w:pPr>
+            <w:shd w:val="clear" w:color="auto" w:fill="0B4660"/>
+          </w:tcPr>
+          <w:p>
+            <w:pPr>
+              <w:keepNext/>
               <w:spacing w:before="40" w:after="40"/>
             </w:pPr>
             <w:r>
@@ -7751,6 +8161,9 @@
         </w:tc>
       </w:tr>
       <w:tr>
+        <w:trPr>
+          <w:cantSplit w:val="true"/>
+        </w:trPr>
         <w:tc>
           <w:tcPr>
             <w:tcW w:type="dxa" w:w="1134"/>
@@ -7896,10 +8309,13 @@
         </w:tc>
       </w:tr>
       <w:tr>
+        <w:trPr>
+          <w:cantSplit w:val="true"/>
+        </w:trPr>
         <w:tc>
           <w:tcPr>
             <w:tcW w:type="dxa" w:w="1134"/>
-            <w:shd w:val="clear" w:color="auto" w:fill="EAF0F6"/>
+            <w:shd w:val="clear" w:color="auto" w:fill="EEF3F6"/>
           </w:tcPr>
           <w:p>
             <w:pPr>
@@ -7917,7 +8333,7 @@
         <w:tc>
           <w:tcPr>
             <w:tcW w:type="dxa" w:w="3175"/>
-            <w:shd w:val="clear" w:color="auto" w:fill="EAF0F6"/>
+            <w:shd w:val="clear" w:color="auto" w:fill="EEF3F6"/>
           </w:tcPr>
           <w:p>
             <w:pPr>
@@ -7934,7 +8350,7 @@
         <w:tc>
           <w:tcPr>
             <w:tcW w:type="dxa" w:w="4649"/>
-            <w:shd w:val="clear" w:color="auto" w:fill="EAF0F6"/>
+            <w:shd w:val="clear" w:color="auto" w:fill="EEF3F6"/>
           </w:tcPr>
           <w:p>
             <w:pPr>
@@ -7977,7 +8393,7 @@
         <w:tc>
           <w:tcPr>
             <w:tcW w:type="dxa" w:w="1077"/>
-            <w:shd w:val="clear" w:color="auto" w:fill="EAF0F6"/>
+            <w:shd w:val="clear" w:color="auto" w:fill="EEF3F6"/>
           </w:tcPr>
           <w:p>
             <w:pPr>
@@ -7993,6 +8409,9 @@
         </w:tc>
       </w:tr>
       <w:tr>
+        <w:trPr>
+          <w:cantSplit w:val="true"/>
+        </w:trPr>
         <w:tc>
           <w:tcPr>
             <w:tcW w:type="dxa" w:w="1134"/>
@@ -8086,10 +8505,13 @@
         </w:tc>
       </w:tr>
       <w:tr>
+        <w:trPr>
+          <w:cantSplit w:val="true"/>
+        </w:trPr>
         <w:tc>
           <w:tcPr>
             <w:tcW w:type="dxa" w:w="1134"/>
-            <w:shd w:val="clear" w:color="auto" w:fill="EAF0F6"/>
+            <w:shd w:val="clear" w:color="auto" w:fill="EEF3F6"/>
           </w:tcPr>
           <w:p>
             <w:pPr>
@@ -8107,7 +8529,7 @@
         <w:tc>
           <w:tcPr>
             <w:tcW w:type="dxa" w:w="3175"/>
-            <w:shd w:val="clear" w:color="auto" w:fill="EAF0F6"/>
+            <w:shd w:val="clear" w:color="auto" w:fill="EEF3F6"/>
           </w:tcPr>
           <w:p>
             <w:pPr>
@@ -8124,7 +8546,7 @@
         <w:tc>
           <w:tcPr>
             <w:tcW w:type="dxa" w:w="4649"/>
-            <w:shd w:val="clear" w:color="auto" w:fill="EAF0F6"/>
+            <w:shd w:val="clear" w:color="auto" w:fill="EEF3F6"/>
           </w:tcPr>
           <w:p>
             <w:pPr>
@@ -8167,7 +8589,7 @@
         <w:tc>
           <w:tcPr>
             <w:tcW w:type="dxa" w:w="1077"/>
-            <w:shd w:val="clear" w:color="auto" w:fill="EAF0F6"/>
+            <w:shd w:val="clear" w:color="auto" w:fill="EEF3F6"/>
           </w:tcPr>
           <w:p>
             <w:pPr>
@@ -8183,6 +8605,9 @@
         </w:tc>
       </w:tr>
       <w:tr>
+        <w:trPr>
+          <w:cantSplit w:val="true"/>
+        </w:trPr>
         <w:tc>
           <w:tcPr>
             <w:tcW w:type="dxa" w:w="1134"/>
@@ -8250,10 +8675,13 @@
         </w:tc>
       </w:tr>
       <w:tr>
+        <w:trPr>
+          <w:cantSplit w:val="true"/>
+        </w:trPr>
         <w:tc>
           <w:tcPr>
             <w:tcW w:type="dxa" w:w="1134"/>
-            <w:shd w:val="clear" w:color="auto" w:fill="EAF0F6"/>
+            <w:shd w:val="clear" w:color="auto" w:fill="EEF3F6"/>
           </w:tcPr>
           <w:p>
             <w:pPr>
@@ -8271,7 +8699,7 @@
         <w:tc>
           <w:tcPr>
             <w:tcW w:type="dxa" w:w="3175"/>
-            <w:shd w:val="clear" w:color="auto" w:fill="EAF0F6"/>
+            <w:shd w:val="clear" w:color="auto" w:fill="EEF3F6"/>
           </w:tcPr>
           <w:p>
             <w:pPr>
@@ -8288,7 +8716,7 @@
         <w:tc>
           <w:tcPr>
             <w:tcW w:type="dxa" w:w="4649"/>
-            <w:shd w:val="clear" w:color="auto" w:fill="EAF0F6"/>
+            <w:shd w:val="clear" w:color="auto" w:fill="EEF3F6"/>
           </w:tcPr>
           <w:p>
             <w:pPr>
@@ -8318,7 +8746,7 @@
         <w:tc>
           <w:tcPr>
             <w:tcW w:type="dxa" w:w="1077"/>
-            <w:shd w:val="clear" w:color="auto" w:fill="EAF0F6"/>
+            <w:shd w:val="clear" w:color="auto" w:fill="EEF3F6"/>
           </w:tcPr>
           <w:p>
             <w:pPr>
@@ -8334,6 +8762,9 @@
         </w:tc>
       </w:tr>
       <w:tr>
+        <w:trPr>
+          <w:cantSplit w:val="true"/>
+        </w:trPr>
         <w:tc>
           <w:tcPr>
             <w:tcW w:type="dxa" w:w="1134"/>
@@ -8401,10 +8832,13 @@
         </w:tc>
       </w:tr>
       <w:tr>
+        <w:trPr>
+          <w:cantSplit w:val="true"/>
+        </w:trPr>
         <w:tc>
           <w:tcPr>
             <w:tcW w:type="dxa" w:w="1134"/>
-            <w:shd w:val="clear" w:color="auto" w:fill="EAF0F6"/>
+            <w:shd w:val="clear" w:color="auto" w:fill="EEF3F6"/>
           </w:tcPr>
           <w:p>
             <w:pPr>
@@ -8422,7 +8856,7 @@
         <w:tc>
           <w:tcPr>
             <w:tcW w:type="dxa" w:w="3175"/>
-            <w:shd w:val="clear" w:color="auto" w:fill="EAF0F6"/>
+            <w:shd w:val="clear" w:color="auto" w:fill="EEF3F6"/>
           </w:tcPr>
           <w:p>
             <w:pPr>
@@ -8439,7 +8873,7 @@
         <w:tc>
           <w:tcPr>
             <w:tcW w:type="dxa" w:w="4649"/>
-            <w:shd w:val="clear" w:color="auto" w:fill="EAF0F6"/>
+            <w:shd w:val="clear" w:color="auto" w:fill="EEF3F6"/>
           </w:tcPr>
           <w:p>
             <w:pPr>
@@ -8469,7 +8903,7 @@
         <w:tc>
           <w:tcPr>
             <w:tcW w:type="dxa" w:w="1077"/>
-            <w:shd w:val="clear" w:color="auto" w:fill="EAF0F6"/>
+            <w:shd w:val="clear" w:color="auto" w:fill="EEF3F6"/>
           </w:tcPr>
           <w:p>
             <w:pPr>
@@ -8485,6 +8919,9 @@
         </w:tc>
       </w:tr>
       <w:tr>
+        <w:trPr>
+          <w:cantSplit w:val="true"/>
+        </w:trPr>
         <w:tc>
           <w:tcPr>
             <w:tcW w:type="dxa" w:w="1134"/>
@@ -8565,10 +9002,13 @@
         </w:tc>
       </w:tr>
       <w:tr>
+        <w:trPr>
+          <w:cantSplit w:val="true"/>
+        </w:trPr>
         <w:tc>
           <w:tcPr>
             <w:tcW w:type="dxa" w:w="1134"/>
-            <w:shd w:val="clear" w:color="auto" w:fill="EAF0F6"/>
+            <w:shd w:val="clear" w:color="auto" w:fill="EEF3F6"/>
           </w:tcPr>
           <w:p>
             <w:pPr>
@@ -8586,7 +9026,7 @@
         <w:tc>
           <w:tcPr>
             <w:tcW w:type="dxa" w:w="3175"/>
-            <w:shd w:val="clear" w:color="auto" w:fill="EAF0F6"/>
+            <w:shd w:val="clear" w:color="auto" w:fill="EEF3F6"/>
           </w:tcPr>
           <w:p>
             <w:pPr>
@@ -8603,7 +9043,7 @@
         <w:tc>
           <w:tcPr>
             <w:tcW w:type="dxa" w:w="4649"/>
-            <w:shd w:val="clear" w:color="auto" w:fill="EAF0F6"/>
+            <w:shd w:val="clear" w:color="auto" w:fill="EEF3F6"/>
           </w:tcPr>
           <w:p>
             <w:pPr>
@@ -8633,7 +9073,7 @@
         <w:tc>
           <w:tcPr>
             <w:tcW w:type="dxa" w:w="1077"/>
-            <w:shd w:val="clear" w:color="auto" w:fill="EAF0F6"/>
+            <w:shd w:val="clear" w:color="auto" w:fill="EEF3F6"/>
           </w:tcPr>
           <w:p>
             <w:pPr>
@@ -8690,14 +9130,16 @@
       <w:tr>
         <w:trPr>
           <w:tblHeader w:val="true"/>
+          <w:cantSplit w:val="true"/>
         </w:trPr>
         <w:tc>
           <w:tcPr>
             <w:tcW w:type="dxa" w:w="1134"/>
-            <w:shd w:val="clear" w:color="auto" w:fill="1F3B63"/>
-          </w:tcPr>
-          <w:p>
-            <w:pPr>
+            <w:shd w:val="clear" w:color="auto" w:fill="0B4660"/>
+          </w:tcPr>
+          <w:p>
+            <w:pPr>
+              <w:keepNext/>
               <w:spacing w:before="40" w:after="40"/>
             </w:pPr>
             <w:r>
@@ -8713,10 +9155,11 @@
         <w:tc>
           <w:tcPr>
             <w:tcW w:type="dxa" w:w="3175"/>
-            <w:shd w:val="clear" w:color="auto" w:fill="1F3B63"/>
-          </w:tcPr>
-          <w:p>
-            <w:pPr>
+            <w:shd w:val="clear" w:color="auto" w:fill="0B4660"/>
+          </w:tcPr>
+          <w:p>
+            <w:pPr>
+              <w:keepNext/>
               <w:spacing w:before="40" w:after="40"/>
             </w:pPr>
             <w:r>
@@ -8732,10 +9175,11 @@
         <w:tc>
           <w:tcPr>
             <w:tcW w:type="dxa" w:w="4649"/>
-            <w:shd w:val="clear" w:color="auto" w:fill="1F3B63"/>
-          </w:tcPr>
-          <w:p>
-            <w:pPr>
+            <w:shd w:val="clear" w:color="auto" w:fill="0B4660"/>
+          </w:tcPr>
+          <w:p>
+            <w:pPr>
+              <w:keepNext/>
               <w:spacing w:before="40" w:after="40"/>
             </w:pPr>
             <w:r>
@@ -8751,10 +9195,11 @@
         <w:tc>
           <w:tcPr>
             <w:tcW w:type="dxa" w:w="1077"/>
-            <w:shd w:val="clear" w:color="auto" w:fill="1F3B63"/>
-          </w:tcPr>
-          <w:p>
-            <w:pPr>
+            <w:shd w:val="clear" w:color="auto" w:fill="0B4660"/>
+          </w:tcPr>
+          <w:p>
+            <w:pPr>
+              <w:keepNext/>
               <w:spacing w:before="40" w:after="40"/>
             </w:pPr>
             <w:r>
@@ -8769,6 +9214,9 @@
         </w:tc>
       </w:tr>
       <w:tr>
+        <w:trPr>
+          <w:cantSplit w:val="true"/>
+        </w:trPr>
         <w:tc>
           <w:tcPr>
             <w:tcW w:type="dxa" w:w="1134"/>
@@ -8849,10 +9297,13 @@
         </w:tc>
       </w:tr>
       <w:tr>
+        <w:trPr>
+          <w:cantSplit w:val="true"/>
+        </w:trPr>
         <w:tc>
           <w:tcPr>
             <w:tcW w:type="dxa" w:w="1134"/>
-            <w:shd w:val="clear" w:color="auto" w:fill="EAF0F6"/>
+            <w:shd w:val="clear" w:color="auto" w:fill="EEF3F6"/>
           </w:tcPr>
           <w:p>
             <w:pPr>
@@ -8870,7 +9321,7 @@
         <w:tc>
           <w:tcPr>
             <w:tcW w:type="dxa" w:w="3175"/>
-            <w:shd w:val="clear" w:color="auto" w:fill="EAF0F6"/>
+            <w:shd w:val="clear" w:color="auto" w:fill="EEF3F6"/>
           </w:tcPr>
           <w:p>
             <w:pPr>
@@ -8887,7 +9338,7 @@
         <w:tc>
           <w:tcPr>
             <w:tcW w:type="dxa" w:w="4649"/>
-            <w:shd w:val="clear" w:color="auto" w:fill="EAF0F6"/>
+            <w:shd w:val="clear" w:color="auto" w:fill="EEF3F6"/>
           </w:tcPr>
           <w:p>
             <w:pPr>
@@ -8904,7 +9355,7 @@
         <w:tc>
           <w:tcPr>
             <w:tcW w:type="dxa" w:w="1077"/>
-            <w:shd w:val="clear" w:color="auto" w:fill="EAF0F6"/>
+            <w:shd w:val="clear" w:color="auto" w:fill="EEF3F6"/>
           </w:tcPr>
           <w:p>
             <w:pPr>
@@ -8920,6 +9371,9 @@
         </w:tc>
       </w:tr>
       <w:tr>
+        <w:trPr>
+          <w:cantSplit w:val="true"/>
+        </w:trPr>
         <w:tc>
           <w:tcPr>
             <w:tcW w:type="dxa" w:w="1134"/>
@@ -9013,10 +9467,13 @@
         </w:tc>
       </w:tr>
       <w:tr>
+        <w:trPr>
+          <w:cantSplit w:val="true"/>
+        </w:trPr>
         <w:tc>
           <w:tcPr>
             <w:tcW w:type="dxa" w:w="1134"/>
-            <w:shd w:val="clear" w:color="auto" w:fill="EAF0F6"/>
+            <w:shd w:val="clear" w:color="auto" w:fill="EEF3F6"/>
           </w:tcPr>
           <w:p>
             <w:pPr>
@@ -9034,7 +9491,7 @@
         <w:tc>
           <w:tcPr>
             <w:tcW w:type="dxa" w:w="3175"/>
-            <w:shd w:val="clear" w:color="auto" w:fill="EAF0F6"/>
+            <w:shd w:val="clear" w:color="auto" w:fill="EEF3F6"/>
           </w:tcPr>
           <w:p>
             <w:pPr>
@@ -9051,7 +9508,7 @@
         <w:tc>
           <w:tcPr>
             <w:tcW w:type="dxa" w:w="4649"/>
-            <w:shd w:val="clear" w:color="auto" w:fill="EAF0F6"/>
+            <w:shd w:val="clear" w:color="auto" w:fill="EEF3F6"/>
           </w:tcPr>
           <w:p>
             <w:pPr>
@@ -9081,7 +9538,7 @@
         <w:tc>
           <w:tcPr>
             <w:tcW w:type="dxa" w:w="1077"/>
-            <w:shd w:val="clear" w:color="auto" w:fill="EAF0F6"/>
+            <w:shd w:val="clear" w:color="auto" w:fill="EEF3F6"/>
           </w:tcPr>
           <w:p>
             <w:pPr>
@@ -9097,6 +9554,9 @@
         </w:tc>
       </w:tr>
       <w:tr>
+        <w:trPr>
+          <w:cantSplit w:val="true"/>
+        </w:trPr>
         <w:tc>
           <w:tcPr>
             <w:tcW w:type="dxa" w:w="1134"/>
@@ -9164,10 +9624,13 @@
         </w:tc>
       </w:tr>
       <w:tr>
+        <w:trPr>
+          <w:cantSplit w:val="true"/>
+        </w:trPr>
         <w:tc>
           <w:tcPr>
             <w:tcW w:type="dxa" w:w="1134"/>
-            <w:shd w:val="clear" w:color="auto" w:fill="EAF0F6"/>
+            <w:shd w:val="clear" w:color="auto" w:fill="EEF3F6"/>
           </w:tcPr>
           <w:p>
             <w:pPr>
@@ -9185,7 +9648,7 @@
         <w:tc>
           <w:tcPr>
             <w:tcW w:type="dxa" w:w="3175"/>
-            <w:shd w:val="clear" w:color="auto" w:fill="EAF0F6"/>
+            <w:shd w:val="clear" w:color="auto" w:fill="EEF3F6"/>
           </w:tcPr>
           <w:p>
             <w:pPr>
@@ -9202,7 +9665,7 @@
         <w:tc>
           <w:tcPr>
             <w:tcW w:type="dxa" w:w="4649"/>
-            <w:shd w:val="clear" w:color="auto" w:fill="EAF0F6"/>
+            <w:shd w:val="clear" w:color="auto" w:fill="EEF3F6"/>
           </w:tcPr>
           <w:p>
             <w:pPr>
@@ -9219,7 +9682,7 @@
         <w:tc>
           <w:tcPr>
             <w:tcW w:type="dxa" w:w="1077"/>
-            <w:shd w:val="clear" w:color="auto" w:fill="EAF0F6"/>
+            <w:shd w:val="clear" w:color="auto" w:fill="EEF3F6"/>
           </w:tcPr>
           <w:p>
             <w:pPr>
@@ -9235,6 +9698,9 @@
         </w:tc>
       </w:tr>
       <w:tr>
+        <w:trPr>
+          <w:cantSplit w:val="true"/>
+        </w:trPr>
         <w:tc>
           <w:tcPr>
             <w:tcW w:type="dxa" w:w="1134"/>
@@ -9369,14 +9835,16 @@
       <w:tr>
         <w:trPr>
           <w:tblHeader w:val="true"/>
+          <w:cantSplit w:val="true"/>
         </w:trPr>
         <w:tc>
           <w:tcPr>
             <w:tcW w:type="dxa" w:w="1134"/>
-            <w:shd w:val="clear" w:color="auto" w:fill="1F3B63"/>
-          </w:tcPr>
-          <w:p>
-            <w:pPr>
+            <w:shd w:val="clear" w:color="auto" w:fill="0B4660"/>
+          </w:tcPr>
+          <w:p>
+            <w:pPr>
+              <w:keepNext/>
               <w:spacing w:before="40" w:after="40"/>
             </w:pPr>
             <w:r>
@@ -9392,10 +9860,11 @@
         <w:tc>
           <w:tcPr>
             <w:tcW w:type="dxa" w:w="3175"/>
-            <w:shd w:val="clear" w:color="auto" w:fill="1F3B63"/>
-          </w:tcPr>
-          <w:p>
-            <w:pPr>
+            <w:shd w:val="clear" w:color="auto" w:fill="0B4660"/>
+          </w:tcPr>
+          <w:p>
+            <w:pPr>
+              <w:keepNext/>
               <w:spacing w:before="40" w:after="40"/>
             </w:pPr>
             <w:r>
@@ -9411,10 +9880,11 @@
         <w:tc>
           <w:tcPr>
             <w:tcW w:type="dxa" w:w="4649"/>
-            <w:shd w:val="clear" w:color="auto" w:fill="1F3B63"/>
-          </w:tcPr>
-          <w:p>
-            <w:pPr>
+            <w:shd w:val="clear" w:color="auto" w:fill="0B4660"/>
+          </w:tcPr>
+          <w:p>
+            <w:pPr>
+              <w:keepNext/>
               <w:spacing w:before="40" w:after="40"/>
             </w:pPr>
             <w:r>
@@ -9430,10 +9900,11 @@
         <w:tc>
           <w:tcPr>
             <w:tcW w:type="dxa" w:w="1077"/>
-            <w:shd w:val="clear" w:color="auto" w:fill="1F3B63"/>
-          </w:tcPr>
-          <w:p>
-            <w:pPr>
+            <w:shd w:val="clear" w:color="auto" w:fill="0B4660"/>
+          </w:tcPr>
+          <w:p>
+            <w:pPr>
+              <w:keepNext/>
               <w:spacing w:before="40" w:after="40"/>
             </w:pPr>
             <w:r>
@@ -9448,6 +9919,9 @@
         </w:tc>
       </w:tr>
       <w:tr>
+        <w:trPr>
+          <w:cantSplit w:val="true"/>
+        </w:trPr>
         <w:tc>
           <w:tcPr>
             <w:tcW w:type="dxa" w:w="1134"/>
@@ -9522,10 +9996,13 @@
         </w:tc>
       </w:tr>
       <w:tr>
+        <w:trPr>
+          <w:cantSplit w:val="true"/>
+        </w:trPr>
         <w:tc>
           <w:tcPr>
             <w:tcW w:type="dxa" w:w="1134"/>
-            <w:shd w:val="clear" w:color="auto" w:fill="EAF0F6"/>
+            <w:shd w:val="clear" w:color="auto" w:fill="EEF3F6"/>
           </w:tcPr>
           <w:p>
             <w:pPr>
@@ -9543,7 +10020,7 @@
         <w:tc>
           <w:tcPr>
             <w:tcW w:type="dxa" w:w="3175"/>
-            <w:shd w:val="clear" w:color="auto" w:fill="EAF0F6"/>
+            <w:shd w:val="clear" w:color="auto" w:fill="EEF3F6"/>
           </w:tcPr>
           <w:p>
             <w:pPr>
@@ -9560,7 +10037,7 @@
         <w:tc>
           <w:tcPr>
             <w:tcW w:type="dxa" w:w="4649"/>
-            <w:shd w:val="clear" w:color="auto" w:fill="EAF0F6"/>
+            <w:shd w:val="clear" w:color="auto" w:fill="EEF3F6"/>
           </w:tcPr>
           <w:p>
             <w:pPr>
@@ -9590,7 +10067,7 @@
         <w:tc>
           <w:tcPr>
             <w:tcW w:type="dxa" w:w="1077"/>
-            <w:shd w:val="clear" w:color="auto" w:fill="EAF0F6"/>
+            <w:shd w:val="clear" w:color="auto" w:fill="EEF3F6"/>
           </w:tcPr>
           <w:p>
             <w:pPr>
@@ -9606,6 +10083,9 @@
         </w:tc>
       </w:tr>
       <w:tr>
+        <w:trPr>
+          <w:cantSplit w:val="true"/>
+        </w:trPr>
         <w:tc>
           <w:tcPr>
             <w:tcW w:type="dxa" w:w="1134"/>
@@ -9673,10 +10153,13 @@
         </w:tc>
       </w:tr>
       <w:tr>
+        <w:trPr>
+          <w:cantSplit w:val="true"/>
+        </w:trPr>
         <w:tc>
           <w:tcPr>
             <w:tcW w:type="dxa" w:w="1134"/>
-            <w:shd w:val="clear" w:color="auto" w:fill="EAF0F6"/>
+            <w:shd w:val="clear" w:color="auto" w:fill="EEF3F6"/>
           </w:tcPr>
           <w:p>
             <w:pPr>
@@ -9694,7 +10177,7 @@
         <w:tc>
           <w:tcPr>
             <w:tcW w:type="dxa" w:w="3175"/>
-            <w:shd w:val="clear" w:color="auto" w:fill="EAF0F6"/>
+            <w:shd w:val="clear" w:color="auto" w:fill="EEF3F6"/>
           </w:tcPr>
           <w:p>
             <w:pPr>
@@ -9711,7 +10194,7 @@
         <w:tc>
           <w:tcPr>
             <w:tcW w:type="dxa" w:w="4649"/>
-            <w:shd w:val="clear" w:color="auto" w:fill="EAF0F6"/>
+            <w:shd w:val="clear" w:color="auto" w:fill="EEF3F6"/>
           </w:tcPr>
           <w:p>
             <w:pPr>
@@ -9728,7 +10211,7 @@
         <w:tc>
           <w:tcPr>
             <w:tcW w:type="dxa" w:w="1077"/>
-            <w:shd w:val="clear" w:color="auto" w:fill="EAF0F6"/>
+            <w:shd w:val="clear" w:color="auto" w:fill="EEF3F6"/>
           </w:tcPr>
           <w:p>
             <w:pPr>
@@ -9744,6 +10227,9 @@
         </w:tc>
       </w:tr>
       <w:tr>
+        <w:trPr>
+          <w:cantSplit w:val="true"/>
+        </w:trPr>
         <w:tc>
           <w:tcPr>
             <w:tcW w:type="dxa" w:w="1134"/>
@@ -9811,10 +10297,13 @@
         </w:tc>
       </w:tr>
       <w:tr>
+        <w:trPr>
+          <w:cantSplit w:val="true"/>
+        </w:trPr>
         <w:tc>
           <w:tcPr>
             <w:tcW w:type="dxa" w:w="1134"/>
-            <w:shd w:val="clear" w:color="auto" w:fill="EAF0F6"/>
+            <w:shd w:val="clear" w:color="auto" w:fill="EEF3F6"/>
           </w:tcPr>
           <w:p>
             <w:pPr>
@@ -9832,7 +10321,7 @@
         <w:tc>
           <w:tcPr>
             <w:tcW w:type="dxa" w:w="3175"/>
-            <w:shd w:val="clear" w:color="auto" w:fill="EAF0F6"/>
+            <w:shd w:val="clear" w:color="auto" w:fill="EEF3F6"/>
           </w:tcPr>
           <w:p>
             <w:pPr>
@@ -9849,7 +10338,7 @@
         <w:tc>
           <w:tcPr>
             <w:tcW w:type="dxa" w:w="4649"/>
-            <w:shd w:val="clear" w:color="auto" w:fill="EAF0F6"/>
+            <w:shd w:val="clear" w:color="auto" w:fill="EEF3F6"/>
           </w:tcPr>
           <w:p>
             <w:pPr>
@@ -9879,7 +10368,7 @@
         <w:tc>
           <w:tcPr>
             <w:tcW w:type="dxa" w:w="1077"/>
-            <w:shd w:val="clear" w:color="auto" w:fill="EAF0F6"/>
+            <w:shd w:val="clear" w:color="auto" w:fill="EEF3F6"/>
           </w:tcPr>
           <w:p>
             <w:pPr>
@@ -9895,6 +10384,9 @@
         </w:tc>
       </w:tr>
       <w:tr>
+        <w:trPr>
+          <w:cantSplit w:val="true"/>
+        </w:trPr>
         <w:tc>
           <w:tcPr>
             <w:tcW w:type="dxa" w:w="1134"/>
@@ -10008,14 +10500,16 @@
       <w:tr>
         <w:trPr>
           <w:tblHeader w:val="true"/>
+          <w:cantSplit w:val="true"/>
         </w:trPr>
         <w:tc>
           <w:tcPr>
             <w:tcW w:type="dxa" w:w="1134"/>
-            <w:shd w:val="clear" w:color="auto" w:fill="1F3B63"/>
-          </w:tcPr>
-          <w:p>
-            <w:pPr>
+            <w:shd w:val="clear" w:color="auto" w:fill="0B4660"/>
+          </w:tcPr>
+          <w:p>
+            <w:pPr>
+              <w:keepNext/>
               <w:spacing w:before="40" w:after="40"/>
             </w:pPr>
             <w:r>
@@ -10031,10 +10525,11 @@
         <w:tc>
           <w:tcPr>
             <w:tcW w:type="dxa" w:w="3175"/>
-            <w:shd w:val="clear" w:color="auto" w:fill="1F3B63"/>
-          </w:tcPr>
-          <w:p>
-            <w:pPr>
+            <w:shd w:val="clear" w:color="auto" w:fill="0B4660"/>
+          </w:tcPr>
+          <w:p>
+            <w:pPr>
+              <w:keepNext/>
               <w:spacing w:before="40" w:after="40"/>
             </w:pPr>
             <w:r>
@@ -10050,10 +10545,11 @@
         <w:tc>
           <w:tcPr>
             <w:tcW w:type="dxa" w:w="4649"/>
-            <w:shd w:val="clear" w:color="auto" w:fill="1F3B63"/>
-          </w:tcPr>
-          <w:p>
-            <w:pPr>
+            <w:shd w:val="clear" w:color="auto" w:fill="0B4660"/>
+          </w:tcPr>
+          <w:p>
+            <w:pPr>
+              <w:keepNext/>
               <w:spacing w:before="40" w:after="40"/>
             </w:pPr>
             <w:r>
@@ -10069,10 +10565,11 @@
         <w:tc>
           <w:tcPr>
             <w:tcW w:type="dxa" w:w="1077"/>
-            <w:shd w:val="clear" w:color="auto" w:fill="1F3B63"/>
-          </w:tcPr>
-          <w:p>
-            <w:pPr>
+            <w:shd w:val="clear" w:color="auto" w:fill="0B4660"/>
+          </w:tcPr>
+          <w:p>
+            <w:pPr>
+              <w:keepNext/>
               <w:spacing w:before="40" w:after="40"/>
             </w:pPr>
             <w:r>
@@ -10087,6 +10584,9 @@
         </w:tc>
       </w:tr>
       <w:tr>
+        <w:trPr>
+          <w:cantSplit w:val="true"/>
+        </w:trPr>
         <w:tc>
           <w:tcPr>
             <w:tcW w:type="dxa" w:w="1134"/>
@@ -10161,10 +10661,13 @@
         </w:tc>
       </w:tr>
       <w:tr>
+        <w:trPr>
+          <w:cantSplit w:val="true"/>
+        </w:trPr>
         <w:tc>
           <w:tcPr>
             <w:tcW w:type="dxa" w:w="1134"/>
-            <w:shd w:val="clear" w:color="auto" w:fill="EAF0F6"/>
+            <w:shd w:val="clear" w:color="auto" w:fill="EEF3F6"/>
           </w:tcPr>
           <w:p>
             <w:pPr>
@@ -10182,7 +10685,7 @@
         <w:tc>
           <w:tcPr>
             <w:tcW w:type="dxa" w:w="3175"/>
-            <w:shd w:val="clear" w:color="auto" w:fill="EAF0F6"/>
+            <w:shd w:val="clear" w:color="auto" w:fill="EEF3F6"/>
           </w:tcPr>
           <w:p>
             <w:pPr>
@@ -10199,7 +10702,7 @@
         <w:tc>
           <w:tcPr>
             <w:tcW w:type="dxa" w:w="4649"/>
-            <w:shd w:val="clear" w:color="auto" w:fill="EAF0F6"/>
+            <w:shd w:val="clear" w:color="auto" w:fill="EEF3F6"/>
           </w:tcPr>
           <w:p>
             <w:pPr>
@@ -10223,7 +10726,7 @@
         <w:tc>
           <w:tcPr>
             <w:tcW w:type="dxa" w:w="1077"/>
-            <w:shd w:val="clear" w:color="auto" w:fill="EAF0F6"/>
+            <w:shd w:val="clear" w:color="auto" w:fill="EEF3F6"/>
           </w:tcPr>
           <w:p>
             <w:pPr>
@@ -10239,6 +10742,9 @@
         </w:tc>
       </w:tr>
       <w:tr>
+        <w:trPr>
+          <w:cantSplit w:val="true"/>
+        </w:trPr>
         <w:tc>
           <w:tcPr>
             <w:tcW w:type="dxa" w:w="1134"/>
@@ -10319,10 +10825,13 @@
         </w:tc>
       </w:tr>
       <w:tr>
+        <w:trPr>
+          <w:cantSplit w:val="true"/>
+        </w:trPr>
         <w:tc>
           <w:tcPr>
             <w:tcW w:type="dxa" w:w="1134"/>
-            <w:shd w:val="clear" w:color="auto" w:fill="EAF0F6"/>
+            <w:shd w:val="clear" w:color="auto" w:fill="EEF3F6"/>
           </w:tcPr>
           <w:p>
             <w:pPr>
@@ -10340,7 +10849,7 @@
         <w:tc>
           <w:tcPr>
             <w:tcW w:type="dxa" w:w="3175"/>
-            <w:shd w:val="clear" w:color="auto" w:fill="EAF0F6"/>
+            <w:shd w:val="clear" w:color="auto" w:fill="EEF3F6"/>
           </w:tcPr>
           <w:p>
             <w:pPr>
@@ -10357,7 +10866,7 @@
         <w:tc>
           <w:tcPr>
             <w:tcW w:type="dxa" w:w="4649"/>
-            <w:shd w:val="clear" w:color="auto" w:fill="EAF0F6"/>
+            <w:shd w:val="clear" w:color="auto" w:fill="EEF3F6"/>
           </w:tcPr>
           <w:p>
             <w:pPr>
@@ -10394,7 +10903,7 @@
         <w:tc>
           <w:tcPr>
             <w:tcW w:type="dxa" w:w="1077"/>
-            <w:shd w:val="clear" w:color="auto" w:fill="EAF0F6"/>
+            <w:shd w:val="clear" w:color="auto" w:fill="EEF3F6"/>
           </w:tcPr>
           <w:p>
             <w:pPr>
@@ -10410,6 +10919,9 @@
         </w:tc>
       </w:tr>
       <w:tr>
+        <w:trPr>
+          <w:cantSplit w:val="true"/>
+        </w:trPr>
         <w:tc>
           <w:tcPr>
             <w:tcW w:type="dxa" w:w="1134"/>
@@ -10490,10 +11002,13 @@
         </w:tc>
       </w:tr>
       <w:tr>
+        <w:trPr>
+          <w:cantSplit w:val="true"/>
+        </w:trPr>
         <w:tc>
           <w:tcPr>
             <w:tcW w:type="dxa" w:w="1134"/>
-            <w:shd w:val="clear" w:color="auto" w:fill="EAF0F6"/>
+            <w:shd w:val="clear" w:color="auto" w:fill="EEF3F6"/>
           </w:tcPr>
           <w:p>
             <w:pPr>
@@ -10511,7 +11026,7 @@
         <w:tc>
           <w:tcPr>
             <w:tcW w:type="dxa" w:w="3175"/>
-            <w:shd w:val="clear" w:color="auto" w:fill="EAF0F6"/>
+            <w:shd w:val="clear" w:color="auto" w:fill="EEF3F6"/>
           </w:tcPr>
           <w:p>
             <w:pPr>
@@ -10528,7 +11043,7 @@
         <w:tc>
           <w:tcPr>
             <w:tcW w:type="dxa" w:w="4649"/>
-            <w:shd w:val="clear" w:color="auto" w:fill="EAF0F6"/>
+            <w:shd w:val="clear" w:color="auto" w:fill="EEF3F6"/>
           </w:tcPr>
           <w:p>
             <w:pPr>
@@ -10558,7 +11073,7 @@
         <w:tc>
           <w:tcPr>
             <w:tcW w:type="dxa" w:w="1077"/>
-            <w:shd w:val="clear" w:color="auto" w:fill="EAF0F6"/>
+            <w:shd w:val="clear" w:color="auto" w:fill="EEF3F6"/>
           </w:tcPr>
           <w:p>
             <w:pPr>
@@ -10574,6 +11089,9 @@
         </w:tc>
       </w:tr>
       <w:tr>
+        <w:trPr>
+          <w:cantSplit w:val="true"/>
+        </w:trPr>
         <w:tc>
           <w:tcPr>
             <w:tcW w:type="dxa" w:w="1134"/>
@@ -10654,10 +11172,13 @@
         </w:tc>
       </w:tr>
       <w:tr>
+        <w:trPr>
+          <w:cantSplit w:val="true"/>
+        </w:trPr>
         <w:tc>
           <w:tcPr>
             <w:tcW w:type="dxa" w:w="1134"/>
-            <w:shd w:val="clear" w:color="auto" w:fill="EAF0F6"/>
+            <w:shd w:val="clear" w:color="auto" w:fill="EEF3F6"/>
           </w:tcPr>
           <w:p>
             <w:pPr>
@@ -10675,7 +11196,7 @@
         <w:tc>
           <w:tcPr>
             <w:tcW w:type="dxa" w:w="3175"/>
-            <w:shd w:val="clear" w:color="auto" w:fill="EAF0F6"/>
+            <w:shd w:val="clear" w:color="auto" w:fill="EEF3F6"/>
           </w:tcPr>
           <w:p>
             <w:pPr>
@@ -10692,7 +11213,7 @@
         <w:tc>
           <w:tcPr>
             <w:tcW w:type="dxa" w:w="4649"/>
-            <w:shd w:val="clear" w:color="auto" w:fill="EAF0F6"/>
+            <w:shd w:val="clear" w:color="auto" w:fill="EEF3F6"/>
           </w:tcPr>
           <w:p>
             <w:pPr>
@@ -10722,7 +11243,7 @@
         <w:tc>
           <w:tcPr>
             <w:tcW w:type="dxa" w:w="1077"/>
-            <w:shd w:val="clear" w:color="auto" w:fill="EAF0F6"/>
+            <w:shd w:val="clear" w:color="auto" w:fill="EEF3F6"/>
           </w:tcPr>
           <w:p>
             <w:pPr>
@@ -10738,6 +11259,9 @@
         </w:tc>
       </w:tr>
       <w:tr>
+        <w:trPr>
+          <w:cantSplit w:val="true"/>
+        </w:trPr>
         <w:tc>
           <w:tcPr>
             <w:tcW w:type="dxa" w:w="1134"/>
@@ -10823,7 +11347,7 @@
         <w:tc>
           <w:tcPr>
             <w:tcW w:type="dxa" w:w="10086"/>
-            <w:shd w:val="clear" w:color="auto" w:fill="FFF4E5"/>
+            <w:shd w:val="clear" w:color="auto" w:fill="FCF1DC"/>
           </w:tcPr>
           <w:p>
             <w:pPr>
@@ -10901,14 +11425,16 @@
       <w:tr>
         <w:trPr>
           <w:tblHeader w:val="true"/>
+          <w:cantSplit w:val="true"/>
         </w:trPr>
         <w:tc>
           <w:tcPr>
             <w:tcW w:type="dxa" w:w="964"/>
-            <w:shd w:val="clear" w:color="auto" w:fill="1F3B63"/>
-          </w:tcPr>
-          <w:p>
-            <w:pPr>
+            <w:shd w:val="clear" w:color="auto" w:fill="0B4660"/>
+          </w:tcPr>
+          <w:p>
+            <w:pPr>
+              <w:keepNext/>
               <w:spacing w:before="40" w:after="40"/>
             </w:pPr>
             <w:r>
@@ -10924,10 +11450,11 @@
         <w:tc>
           <w:tcPr>
             <w:tcW w:type="dxa" w:w="5386"/>
-            <w:shd w:val="clear" w:color="auto" w:fill="1F3B63"/>
-          </w:tcPr>
-          <w:p>
-            <w:pPr>
+            <w:shd w:val="clear" w:color="auto" w:fill="0B4660"/>
+          </w:tcPr>
+          <w:p>
+            <w:pPr>
+              <w:keepNext/>
               <w:spacing w:before="40" w:after="40"/>
             </w:pPr>
             <w:r>
@@ -10943,10 +11470,11 @@
         <w:tc>
           <w:tcPr>
             <w:tcW w:type="dxa" w:w="3685"/>
-            <w:shd w:val="clear" w:color="auto" w:fill="1F3B63"/>
-          </w:tcPr>
-          <w:p>
-            <w:pPr>
+            <w:shd w:val="clear" w:color="auto" w:fill="0B4660"/>
+          </w:tcPr>
+          <w:p>
+            <w:pPr>
+              <w:keepNext/>
               <w:spacing w:before="40" w:after="40"/>
             </w:pPr>
             <w:r>
@@ -10961,6 +11489,9 @@
         </w:tc>
       </w:tr>
       <w:tr>
+        <w:trPr>
+          <w:cantSplit w:val="true"/>
+        </w:trPr>
         <w:tc>
           <w:tcPr>
             <w:tcW w:type="dxa" w:w="964"/>
@@ -11012,10 +11543,13 @@
         </w:tc>
       </w:tr>
       <w:tr>
+        <w:trPr>
+          <w:cantSplit w:val="true"/>
+        </w:trPr>
         <w:tc>
           <w:tcPr>
             <w:tcW w:type="dxa" w:w="964"/>
-            <w:shd w:val="clear" w:color="auto" w:fill="EAF0F6"/>
+            <w:shd w:val="clear" w:color="auto" w:fill="EEF3F6"/>
           </w:tcPr>
           <w:p>
             <w:pPr>
@@ -11033,7 +11567,7 @@
         <w:tc>
           <w:tcPr>
             <w:tcW w:type="dxa" w:w="5386"/>
-            <w:shd w:val="clear" w:color="auto" w:fill="EAF0F6"/>
+            <w:shd w:val="clear" w:color="auto" w:fill="EEF3F6"/>
           </w:tcPr>
           <w:p>
             <w:pPr>
@@ -11050,7 +11584,7 @@
         <w:tc>
           <w:tcPr>
             <w:tcW w:type="dxa" w:w="3685"/>
-            <w:shd w:val="clear" w:color="auto" w:fill="EAF0F6"/>
+            <w:shd w:val="clear" w:color="auto" w:fill="EEF3F6"/>
           </w:tcPr>
           <w:p>
             <w:pPr>
@@ -11066,6 +11600,9 @@
         </w:tc>
       </w:tr>
       <w:tr>
+        <w:trPr>
+          <w:cantSplit w:val="true"/>
+        </w:trPr>
         <w:tc>
           <w:tcPr>
             <w:tcW w:type="dxa" w:w="964"/>
@@ -11117,10 +11654,13 @@
         </w:tc>
       </w:tr>
       <w:tr>
+        <w:trPr>
+          <w:cantSplit w:val="true"/>
+        </w:trPr>
         <w:tc>
           <w:tcPr>
             <w:tcW w:type="dxa" w:w="964"/>
-            <w:shd w:val="clear" w:color="auto" w:fill="EAF0F6"/>
+            <w:shd w:val="clear" w:color="auto" w:fill="EEF3F6"/>
           </w:tcPr>
           <w:p>
             <w:pPr>
@@ -11138,7 +11678,7 @@
         <w:tc>
           <w:tcPr>
             <w:tcW w:type="dxa" w:w="5386"/>
-            <w:shd w:val="clear" w:color="auto" w:fill="EAF0F6"/>
+            <w:shd w:val="clear" w:color="auto" w:fill="EEF3F6"/>
           </w:tcPr>
           <w:p>
             <w:pPr>
@@ -11155,7 +11695,7 @@
         <w:tc>
           <w:tcPr>
             <w:tcW w:type="dxa" w:w="3685"/>
-            <w:shd w:val="clear" w:color="auto" w:fill="EAF0F6"/>
+            <w:shd w:val="clear" w:color="auto" w:fill="EEF3F6"/>
           </w:tcPr>
           <w:p>
             <w:pPr>
@@ -11171,6 +11711,9 @@
         </w:tc>
       </w:tr>
       <w:tr>
+        <w:trPr>
+          <w:cantSplit w:val="true"/>
+        </w:trPr>
         <w:tc>
           <w:tcPr>
             <w:tcW w:type="dxa" w:w="964"/>
@@ -11222,10 +11765,13 @@
         </w:tc>
       </w:tr>
       <w:tr>
+        <w:trPr>
+          <w:cantSplit w:val="true"/>
+        </w:trPr>
         <w:tc>
           <w:tcPr>
             <w:tcW w:type="dxa" w:w="964"/>
-            <w:shd w:val="clear" w:color="auto" w:fill="EAF0F6"/>
+            <w:shd w:val="clear" w:color="auto" w:fill="EEF3F6"/>
           </w:tcPr>
           <w:p>
             <w:pPr>
@@ -11243,7 +11789,7 @@
         <w:tc>
           <w:tcPr>
             <w:tcW w:type="dxa" w:w="5386"/>
-            <w:shd w:val="clear" w:color="auto" w:fill="EAF0F6"/>
+            <w:shd w:val="clear" w:color="auto" w:fill="EEF3F6"/>
           </w:tcPr>
           <w:p>
             <w:pPr>
@@ -11260,7 +11806,7 @@
         <w:tc>
           <w:tcPr>
             <w:tcW w:type="dxa" w:w="3685"/>
-            <w:shd w:val="clear" w:color="auto" w:fill="EAF0F6"/>
+            <w:shd w:val="clear" w:color="auto" w:fill="EEF3F6"/>
           </w:tcPr>
           <w:p>
             <w:pPr>
@@ -11276,6 +11822,9 @@
         </w:tc>
       </w:tr>
       <w:tr>
+        <w:trPr>
+          <w:cantSplit w:val="true"/>
+        </w:trPr>
         <w:tc>
           <w:tcPr>
             <w:tcW w:type="dxa" w:w="964"/>
@@ -11394,14 +11943,16 @@
       <w:tr>
         <w:trPr>
           <w:tblHeader w:val="true"/>
+          <w:cantSplit w:val="true"/>
         </w:trPr>
         <w:tc>
           <w:tcPr>
             <w:tcW w:type="dxa" w:w="964"/>
-            <w:shd w:val="clear" w:color="auto" w:fill="1F3B63"/>
-          </w:tcPr>
-          <w:p>
-            <w:pPr>
+            <w:shd w:val="clear" w:color="auto" w:fill="0B4660"/>
+          </w:tcPr>
+          <w:p>
+            <w:pPr>
+              <w:keepNext/>
               <w:spacing w:before="40" w:after="40"/>
             </w:pPr>
             <w:r>
@@ -11417,10 +11968,11 @@
         <w:tc>
           <w:tcPr>
             <w:tcW w:type="dxa" w:w="2721"/>
-            <w:shd w:val="clear" w:color="auto" w:fill="1F3B63"/>
-          </w:tcPr>
-          <w:p>
-            <w:pPr>
+            <w:shd w:val="clear" w:color="auto" w:fill="0B4660"/>
+          </w:tcPr>
+          <w:p>
+            <w:pPr>
+              <w:keepNext/>
               <w:spacing w:before="40" w:after="40"/>
             </w:pPr>
             <w:r>
@@ -11436,10 +11988,11 @@
         <w:tc>
           <w:tcPr>
             <w:tcW w:type="dxa" w:w="4535"/>
-            <w:shd w:val="clear" w:color="auto" w:fill="1F3B63"/>
-          </w:tcPr>
-          <w:p>
-            <w:pPr>
+            <w:shd w:val="clear" w:color="auto" w:fill="0B4660"/>
+          </w:tcPr>
+          <w:p>
+            <w:pPr>
+              <w:keepNext/>
               <w:spacing w:before="40" w:after="40"/>
             </w:pPr>
             <w:r>
@@ -11455,10 +12008,11 @@
         <w:tc>
           <w:tcPr>
             <w:tcW w:type="dxa" w:w="1814"/>
-            <w:shd w:val="clear" w:color="auto" w:fill="1F3B63"/>
-          </w:tcPr>
-          <w:p>
-            <w:pPr>
+            <w:shd w:val="clear" w:color="auto" w:fill="0B4660"/>
+          </w:tcPr>
+          <w:p>
+            <w:pPr>
+              <w:keepNext/>
               <w:spacing w:before="40" w:after="40"/>
             </w:pPr>
             <w:r>
@@ -11473,6 +12027,9 @@
         </w:tc>
       </w:tr>
       <w:tr>
+        <w:trPr>
+          <w:cantSplit w:val="true"/>
+        </w:trPr>
         <w:tc>
           <w:tcPr>
             <w:tcW w:type="dxa" w:w="964"/>
@@ -11540,10 +12097,13 @@
         </w:tc>
       </w:tr>
       <w:tr>
+        <w:trPr>
+          <w:cantSplit w:val="true"/>
+        </w:trPr>
         <w:tc>
           <w:tcPr>
             <w:tcW w:type="dxa" w:w="964"/>
-            <w:shd w:val="clear" w:color="auto" w:fill="EAF0F6"/>
+            <w:shd w:val="clear" w:color="auto" w:fill="EEF3F6"/>
           </w:tcPr>
           <w:p>
             <w:pPr>
@@ -11561,7 +12121,7 @@
         <w:tc>
           <w:tcPr>
             <w:tcW w:type="dxa" w:w="2721"/>
-            <w:shd w:val="clear" w:color="auto" w:fill="EAF0F6"/>
+            <w:shd w:val="clear" w:color="auto" w:fill="EEF3F6"/>
           </w:tcPr>
           <w:p>
             <w:pPr>
@@ -11578,7 +12138,7 @@
         <w:tc>
           <w:tcPr>
             <w:tcW w:type="dxa" w:w="4535"/>
-            <w:shd w:val="clear" w:color="auto" w:fill="EAF0F6"/>
+            <w:shd w:val="clear" w:color="auto" w:fill="EEF3F6"/>
           </w:tcPr>
           <w:p>
             <w:pPr>
@@ -11595,7 +12155,7 @@
         <w:tc>
           <w:tcPr>
             <w:tcW w:type="dxa" w:w="1814"/>
-            <w:shd w:val="clear" w:color="auto" w:fill="EAF0F6"/>
+            <w:shd w:val="clear" w:color="auto" w:fill="EEF3F6"/>
           </w:tcPr>
           <w:p>
             <w:pPr>
@@ -11611,6 +12171,9 @@
         </w:tc>
       </w:tr>
       <w:tr>
+        <w:trPr>
+          <w:cantSplit w:val="true"/>
+        </w:trPr>
         <w:tc>
           <w:tcPr>
             <w:tcW w:type="dxa" w:w="964"/>
@@ -11678,10 +12241,13 @@
         </w:tc>
       </w:tr>
       <w:tr>
+        <w:trPr>
+          <w:cantSplit w:val="true"/>
+        </w:trPr>
         <w:tc>
           <w:tcPr>
             <w:tcW w:type="dxa" w:w="964"/>
-            <w:shd w:val="clear" w:color="auto" w:fill="EAF0F6"/>
+            <w:shd w:val="clear" w:color="auto" w:fill="EEF3F6"/>
           </w:tcPr>
           <w:p>
             <w:pPr>
@@ -11699,7 +12265,7 @@
         <w:tc>
           <w:tcPr>
             <w:tcW w:type="dxa" w:w="2721"/>
-            <w:shd w:val="clear" w:color="auto" w:fill="EAF0F6"/>
+            <w:shd w:val="clear" w:color="auto" w:fill="EEF3F6"/>
           </w:tcPr>
           <w:p>
             <w:pPr>
@@ -11716,7 +12282,7 @@
         <w:tc>
           <w:tcPr>
             <w:tcW w:type="dxa" w:w="4535"/>
-            <w:shd w:val="clear" w:color="auto" w:fill="EAF0F6"/>
+            <w:shd w:val="clear" w:color="auto" w:fill="EEF3F6"/>
           </w:tcPr>
           <w:p>
             <w:pPr>
@@ -11733,7 +12299,7 @@
         <w:tc>
           <w:tcPr>
             <w:tcW w:type="dxa" w:w="1814"/>
-            <w:shd w:val="clear" w:color="auto" w:fill="EAF0F6"/>
+            <w:shd w:val="clear" w:color="auto" w:fill="EEF3F6"/>
           </w:tcPr>
           <w:p>
             <w:pPr>
@@ -11749,6 +12315,9 @@
         </w:tc>
       </w:tr>
       <w:tr>
+        <w:trPr>
+          <w:cantSplit w:val="true"/>
+        </w:trPr>
         <w:tc>
           <w:tcPr>
             <w:tcW w:type="dxa" w:w="964"/>
@@ -11816,10 +12385,13 @@
         </w:tc>
       </w:tr>
       <w:tr>
+        <w:trPr>
+          <w:cantSplit w:val="true"/>
+        </w:trPr>
         <w:tc>
           <w:tcPr>
             <w:tcW w:type="dxa" w:w="964"/>
-            <w:shd w:val="clear" w:color="auto" w:fill="EAF0F6"/>
+            <w:shd w:val="clear" w:color="auto" w:fill="EEF3F6"/>
           </w:tcPr>
           <w:p>
             <w:pPr>
@@ -11837,7 +12409,7 @@
         <w:tc>
           <w:tcPr>
             <w:tcW w:type="dxa" w:w="2721"/>
-            <w:shd w:val="clear" w:color="auto" w:fill="EAF0F6"/>
+            <w:shd w:val="clear" w:color="auto" w:fill="EEF3F6"/>
           </w:tcPr>
           <w:p>
             <w:pPr>
@@ -11854,7 +12426,7 @@
         <w:tc>
           <w:tcPr>
             <w:tcW w:type="dxa" w:w="4535"/>
-            <w:shd w:val="clear" w:color="auto" w:fill="EAF0F6"/>
+            <w:shd w:val="clear" w:color="auto" w:fill="EEF3F6"/>
           </w:tcPr>
           <w:p>
             <w:pPr>
@@ -11871,7 +12443,7 @@
         <w:tc>
           <w:tcPr>
             <w:tcW w:type="dxa" w:w="1814"/>
-            <w:shd w:val="clear" w:color="auto" w:fill="EAF0F6"/>
+            <w:shd w:val="clear" w:color="auto" w:fill="EEF3F6"/>
           </w:tcPr>
           <w:p>
             <w:pPr>
@@ -11916,14 +12488,16 @@
       <w:tr>
         <w:trPr>
           <w:tblHeader w:val="true"/>
+          <w:cantSplit w:val="true"/>
         </w:trPr>
         <w:tc>
           <w:tcPr>
             <w:tcW w:type="dxa" w:w="964"/>
-            <w:shd w:val="clear" w:color="auto" w:fill="1F3B63"/>
-          </w:tcPr>
-          <w:p>
-            <w:pPr>
+            <w:shd w:val="clear" w:color="auto" w:fill="0B4660"/>
+          </w:tcPr>
+          <w:p>
+            <w:pPr>
+              <w:keepNext/>
               <w:spacing w:before="40" w:after="40"/>
             </w:pPr>
             <w:r>
@@ -11939,10 +12513,11 @@
         <w:tc>
           <w:tcPr>
             <w:tcW w:type="dxa" w:w="4819"/>
-            <w:shd w:val="clear" w:color="auto" w:fill="1F3B63"/>
-          </w:tcPr>
-          <w:p>
-            <w:pPr>
+            <w:shd w:val="clear" w:color="auto" w:fill="0B4660"/>
+          </w:tcPr>
+          <w:p>
+            <w:pPr>
+              <w:keepNext/>
               <w:spacing w:before="40" w:after="40"/>
             </w:pPr>
             <w:r>
@@ -11958,10 +12533,11 @@
         <w:tc>
           <w:tcPr>
             <w:tcW w:type="dxa" w:w="4252"/>
-            <w:shd w:val="clear" w:color="auto" w:fill="1F3B63"/>
-          </w:tcPr>
-          <w:p>
-            <w:pPr>
+            <w:shd w:val="clear" w:color="auto" w:fill="0B4660"/>
+          </w:tcPr>
+          <w:p>
+            <w:pPr>
+              <w:keepNext/>
               <w:spacing w:before="40" w:after="40"/>
             </w:pPr>
             <w:r>
@@ -11976,6 +12552,9 @@
         </w:tc>
       </w:tr>
       <w:tr>
+        <w:trPr>
+          <w:cantSplit w:val="true"/>
+        </w:trPr>
         <w:tc>
           <w:tcPr>
             <w:tcW w:type="dxa" w:w="964"/>
@@ -12027,10 +12606,13 @@
         </w:tc>
       </w:tr>
       <w:tr>
+        <w:trPr>
+          <w:cantSplit w:val="true"/>
+        </w:trPr>
         <w:tc>
           <w:tcPr>
             <w:tcW w:type="dxa" w:w="964"/>
-            <w:shd w:val="clear" w:color="auto" w:fill="EAF0F6"/>
+            <w:shd w:val="clear" w:color="auto" w:fill="EEF3F6"/>
           </w:tcPr>
           <w:p>
             <w:pPr>
@@ -12048,7 +12630,7 @@
         <w:tc>
           <w:tcPr>
             <w:tcW w:type="dxa" w:w="4819"/>
-            <w:shd w:val="clear" w:color="auto" w:fill="EAF0F6"/>
+            <w:shd w:val="clear" w:color="auto" w:fill="EEF3F6"/>
           </w:tcPr>
           <w:p>
             <w:pPr>
@@ -12065,7 +12647,7 @@
         <w:tc>
           <w:tcPr>
             <w:tcW w:type="dxa" w:w="4252"/>
-            <w:shd w:val="clear" w:color="auto" w:fill="EAF0F6"/>
+            <w:shd w:val="clear" w:color="auto" w:fill="EEF3F6"/>
           </w:tcPr>
           <w:p>
             <w:pPr>
@@ -12081,6 +12663,9 @@
         </w:tc>
       </w:tr>
       <w:tr>
+        <w:trPr>
+          <w:cantSplit w:val="true"/>
+        </w:trPr>
         <w:tc>
           <w:tcPr>
             <w:tcW w:type="dxa" w:w="964"/>
@@ -12132,10 +12717,13 @@
         </w:tc>
       </w:tr>
       <w:tr>
+        <w:trPr>
+          <w:cantSplit w:val="true"/>
+        </w:trPr>
         <w:tc>
           <w:tcPr>
             <w:tcW w:type="dxa" w:w="964"/>
-            <w:shd w:val="clear" w:color="auto" w:fill="EAF0F6"/>
+            <w:shd w:val="clear" w:color="auto" w:fill="EEF3F6"/>
           </w:tcPr>
           <w:p>
             <w:pPr>
@@ -12153,7 +12741,7 @@
         <w:tc>
           <w:tcPr>
             <w:tcW w:type="dxa" w:w="4819"/>
-            <w:shd w:val="clear" w:color="auto" w:fill="EAF0F6"/>
+            <w:shd w:val="clear" w:color="auto" w:fill="EEF3F6"/>
           </w:tcPr>
           <w:p>
             <w:pPr>
@@ -12170,7 +12758,7 @@
         <w:tc>
           <w:tcPr>
             <w:tcW w:type="dxa" w:w="4252"/>
-            <w:shd w:val="clear" w:color="auto" w:fill="EAF0F6"/>
+            <w:shd w:val="clear" w:color="auto" w:fill="EEF3F6"/>
           </w:tcPr>
           <w:p>
             <w:pPr>
@@ -12215,14 +12803,16 @@
       <w:tr>
         <w:trPr>
           <w:tblHeader w:val="true"/>
+          <w:cantSplit w:val="true"/>
         </w:trPr>
         <w:tc>
           <w:tcPr>
             <w:tcW w:type="dxa" w:w="964"/>
-            <w:shd w:val="clear" w:color="auto" w:fill="1F3B63"/>
-          </w:tcPr>
-          <w:p>
-            <w:pPr>
+            <w:shd w:val="clear" w:color="auto" w:fill="0B4660"/>
+          </w:tcPr>
+          <w:p>
+            <w:pPr>
+              <w:keepNext/>
               <w:spacing w:before="40" w:after="40"/>
             </w:pPr>
             <w:r>
@@ -12238,10 +12828,11 @@
         <w:tc>
           <w:tcPr>
             <w:tcW w:type="dxa" w:w="4819"/>
-            <w:shd w:val="clear" w:color="auto" w:fill="1F3B63"/>
-          </w:tcPr>
-          <w:p>
-            <w:pPr>
+            <w:shd w:val="clear" w:color="auto" w:fill="0B4660"/>
+          </w:tcPr>
+          <w:p>
+            <w:pPr>
+              <w:keepNext/>
               <w:spacing w:before="40" w:after="40"/>
             </w:pPr>
             <w:r>
@@ -12257,10 +12848,11 @@
         <w:tc>
           <w:tcPr>
             <w:tcW w:type="dxa" w:w="4252"/>
-            <w:shd w:val="clear" w:color="auto" w:fill="1F3B63"/>
-          </w:tcPr>
-          <w:p>
-            <w:pPr>
+            <w:shd w:val="clear" w:color="auto" w:fill="0B4660"/>
+          </w:tcPr>
+          <w:p>
+            <w:pPr>
+              <w:keepNext/>
               <w:spacing w:before="40" w:after="40"/>
             </w:pPr>
             <w:r>
@@ -12275,6 +12867,9 @@
         </w:tc>
       </w:tr>
       <w:tr>
+        <w:trPr>
+          <w:cantSplit w:val="true"/>
+        </w:trPr>
         <w:tc>
           <w:tcPr>
             <w:tcW w:type="dxa" w:w="964"/>
@@ -12326,10 +12921,13 @@
         </w:tc>
       </w:tr>
       <w:tr>
+        <w:trPr>
+          <w:cantSplit w:val="true"/>
+        </w:trPr>
         <w:tc>
           <w:tcPr>
             <w:tcW w:type="dxa" w:w="964"/>
-            <w:shd w:val="clear" w:color="auto" w:fill="EAF0F6"/>
+            <w:shd w:val="clear" w:color="auto" w:fill="EEF3F6"/>
           </w:tcPr>
           <w:p>
             <w:pPr>
@@ -12347,7 +12945,7 @@
         <w:tc>
           <w:tcPr>
             <w:tcW w:type="dxa" w:w="4819"/>
-            <w:shd w:val="clear" w:color="auto" w:fill="EAF0F6"/>
+            <w:shd w:val="clear" w:color="auto" w:fill="EEF3F6"/>
           </w:tcPr>
           <w:p>
             <w:pPr>
@@ -12364,7 +12962,7 @@
         <w:tc>
           <w:tcPr>
             <w:tcW w:type="dxa" w:w="4252"/>
-            <w:shd w:val="clear" w:color="auto" w:fill="EAF0F6"/>
+            <w:shd w:val="clear" w:color="auto" w:fill="EEF3F6"/>
           </w:tcPr>
           <w:p>
             <w:pPr>
@@ -12380,6 +12978,9 @@
         </w:tc>
       </w:tr>
       <w:tr>
+        <w:trPr>
+          <w:cantSplit w:val="true"/>
+        </w:trPr>
         <w:tc>
           <w:tcPr>
             <w:tcW w:type="dxa" w:w="964"/>
@@ -12431,10 +13032,13 @@
         </w:tc>
       </w:tr>
       <w:tr>
+        <w:trPr>
+          <w:cantSplit w:val="true"/>
+        </w:trPr>
         <w:tc>
           <w:tcPr>
             <w:tcW w:type="dxa" w:w="964"/>
-            <w:shd w:val="clear" w:color="auto" w:fill="EAF0F6"/>
+            <w:shd w:val="clear" w:color="auto" w:fill="EEF3F6"/>
           </w:tcPr>
           <w:p>
             <w:pPr>
@@ -12452,7 +13056,7 @@
         <w:tc>
           <w:tcPr>
             <w:tcW w:type="dxa" w:w="4819"/>
-            <w:shd w:val="clear" w:color="auto" w:fill="EAF0F6"/>
+            <w:shd w:val="clear" w:color="auto" w:fill="EEF3F6"/>
           </w:tcPr>
           <w:p>
             <w:pPr>
@@ -12469,7 +13073,7 @@
         <w:tc>
           <w:tcPr>
             <w:tcW w:type="dxa" w:w="4252"/>
-            <w:shd w:val="clear" w:color="auto" w:fill="EAF0F6"/>
+            <w:shd w:val="clear" w:color="auto" w:fill="EEF3F6"/>
           </w:tcPr>
           <w:p>
             <w:pPr>
@@ -12485,6 +13089,9 @@
         </w:tc>
       </w:tr>
       <w:tr>
+        <w:trPr>
+          <w:cantSplit w:val="true"/>
+        </w:trPr>
         <w:tc>
           <w:tcPr>
             <w:tcW w:type="dxa" w:w="964"/>
@@ -12582,14 +13189,16 @@
       <w:tr>
         <w:trPr>
           <w:tblHeader w:val="true"/>
+          <w:cantSplit w:val="true"/>
         </w:trPr>
         <w:tc>
           <w:tcPr>
             <w:tcW w:type="dxa" w:w="1474"/>
-            <w:shd w:val="clear" w:color="auto" w:fill="1F3B63"/>
-          </w:tcPr>
-          <w:p>
-            <w:pPr>
+            <w:shd w:val="clear" w:color="auto" w:fill="0B4660"/>
+          </w:tcPr>
+          <w:p>
+            <w:pPr>
+              <w:keepNext/>
               <w:spacing w:before="40" w:after="40"/>
             </w:pPr>
             <w:r>
@@ -12605,10 +13214,11 @@
         <w:tc>
           <w:tcPr>
             <w:tcW w:type="dxa" w:w="2835"/>
-            <w:shd w:val="clear" w:color="auto" w:fill="1F3B63"/>
-          </w:tcPr>
-          <w:p>
-            <w:pPr>
+            <w:shd w:val="clear" w:color="auto" w:fill="0B4660"/>
+          </w:tcPr>
+          <w:p>
+            <w:pPr>
+              <w:keepNext/>
               <w:spacing w:before="40" w:after="40"/>
             </w:pPr>
             <w:r>
@@ -12624,10 +13234,11 @@
         <w:tc>
           <w:tcPr>
             <w:tcW w:type="dxa" w:w="2835"/>
-            <w:shd w:val="clear" w:color="auto" w:fill="1F3B63"/>
-          </w:tcPr>
-          <w:p>
-            <w:pPr>
+            <w:shd w:val="clear" w:color="auto" w:fill="0B4660"/>
+          </w:tcPr>
+          <w:p>
+            <w:pPr>
+              <w:keepNext/>
               <w:spacing w:before="40" w:after="40"/>
             </w:pPr>
             <w:r>
@@ -12643,10 +13254,11 @@
         <w:tc>
           <w:tcPr>
             <w:tcW w:type="dxa" w:w="2891"/>
-            <w:shd w:val="clear" w:color="auto" w:fill="1F3B63"/>
-          </w:tcPr>
-          <w:p>
-            <w:pPr>
+            <w:shd w:val="clear" w:color="auto" w:fill="0B4660"/>
+          </w:tcPr>
+          <w:p>
+            <w:pPr>
+              <w:keepNext/>
               <w:spacing w:before="40" w:after="40"/>
             </w:pPr>
             <w:r>
@@ -12661,6 +13273,9 @@
         </w:tc>
       </w:tr>
       <w:tr>
+        <w:trPr>
+          <w:cantSplit w:val="true"/>
+        </w:trPr>
         <w:tc>
           <w:tcPr>
             <w:tcW w:type="dxa" w:w="1474"/>
@@ -12728,10 +13343,13 @@
         </w:tc>
       </w:tr>
       <w:tr>
+        <w:trPr>
+          <w:cantSplit w:val="true"/>
+        </w:trPr>
         <w:tc>
           <w:tcPr>
             <w:tcW w:type="dxa" w:w="1474"/>
-            <w:shd w:val="clear" w:color="auto" w:fill="EAF0F6"/>
+            <w:shd w:val="clear" w:color="auto" w:fill="EEF3F6"/>
           </w:tcPr>
           <w:p>
             <w:pPr>
@@ -12749,7 +13367,7 @@
         <w:tc>
           <w:tcPr>
             <w:tcW w:type="dxa" w:w="2835"/>
-            <w:shd w:val="clear" w:color="auto" w:fill="EAF0F6"/>
+            <w:shd w:val="clear" w:color="auto" w:fill="EEF3F6"/>
           </w:tcPr>
           <w:p>
             <w:pPr>
@@ -12766,7 +13384,7 @@
         <w:tc>
           <w:tcPr>
             <w:tcW w:type="dxa" w:w="2835"/>
-            <w:shd w:val="clear" w:color="auto" w:fill="EAF0F6"/>
+            <w:shd w:val="clear" w:color="auto" w:fill="EEF3F6"/>
           </w:tcPr>
           <w:p>
             <w:pPr>
@@ -12783,7 +13401,7 @@
         <w:tc>
           <w:tcPr>
             <w:tcW w:type="dxa" w:w="2891"/>
-            <w:shd w:val="clear" w:color="auto" w:fill="EAF0F6"/>
+            <w:shd w:val="clear" w:color="auto" w:fill="EEF3F6"/>
           </w:tcPr>
           <w:p>
             <w:pPr>
@@ -12799,6 +13417,9 @@
         </w:tc>
       </w:tr>
       <w:tr>
+        <w:trPr>
+          <w:cantSplit w:val="true"/>
+        </w:trPr>
         <w:tc>
           <w:tcPr>
             <w:tcW w:type="dxa" w:w="1474"/>
@@ -12866,10 +13487,13 @@
         </w:tc>
       </w:tr>
       <w:tr>
+        <w:trPr>
+          <w:cantSplit w:val="true"/>
+        </w:trPr>
         <w:tc>
           <w:tcPr>
             <w:tcW w:type="dxa" w:w="1474"/>
-            <w:shd w:val="clear" w:color="auto" w:fill="EAF0F6"/>
+            <w:shd w:val="clear" w:color="auto" w:fill="EEF3F6"/>
           </w:tcPr>
           <w:p>
             <w:pPr>
@@ -12887,7 +13511,7 @@
         <w:tc>
           <w:tcPr>
             <w:tcW w:type="dxa" w:w="2835"/>
-            <w:shd w:val="clear" w:color="auto" w:fill="EAF0F6"/>
+            <w:shd w:val="clear" w:color="auto" w:fill="EEF3F6"/>
           </w:tcPr>
           <w:p>
             <w:pPr>
@@ -12904,7 +13528,7 @@
         <w:tc>
           <w:tcPr>
             <w:tcW w:type="dxa" w:w="2835"/>
-            <w:shd w:val="clear" w:color="auto" w:fill="EAF0F6"/>
+            <w:shd w:val="clear" w:color="auto" w:fill="EEF3F6"/>
           </w:tcPr>
           <w:p>
             <w:pPr>
@@ -12921,7 +13545,7 @@
         <w:tc>
           <w:tcPr>
             <w:tcW w:type="dxa" w:w="2891"/>
-            <w:shd w:val="clear" w:color="auto" w:fill="EAF0F6"/>
+            <w:shd w:val="clear" w:color="auto" w:fill="EEF3F6"/>
           </w:tcPr>
           <w:p>
             <w:pPr>
@@ -13008,14 +13632,16 @@
       <w:tr>
         <w:trPr>
           <w:tblHeader w:val="true"/>
+          <w:cantSplit w:val="true"/>
         </w:trPr>
         <w:tc>
           <w:tcPr>
             <w:tcW w:type="dxa" w:w="1474"/>
-            <w:shd w:val="clear" w:color="auto" w:fill="1F3B63"/>
-          </w:tcPr>
-          <w:p>
-            <w:pPr>
+            <w:shd w:val="clear" w:color="auto" w:fill="0B4660"/>
+          </w:tcPr>
+          <w:p>
+            <w:pPr>
+              <w:keepNext/>
               <w:spacing w:before="40" w:after="40"/>
             </w:pPr>
             <w:r>
@@ -13031,10 +13657,11 @@
         <w:tc>
           <w:tcPr>
             <w:tcW w:type="dxa" w:w="6520"/>
-            <w:shd w:val="clear" w:color="auto" w:fill="1F3B63"/>
-          </w:tcPr>
-          <w:p>
-            <w:pPr>
+            <w:shd w:val="clear" w:color="auto" w:fill="0B4660"/>
+          </w:tcPr>
+          <w:p>
+            <w:pPr>
+              <w:keepNext/>
               <w:spacing w:before="40" w:after="40"/>
             </w:pPr>
             <w:r>
@@ -13050,10 +13677,11 @@
         <w:tc>
           <w:tcPr>
             <w:tcW w:type="dxa" w:w="2041"/>
-            <w:shd w:val="clear" w:color="auto" w:fill="1F3B63"/>
-          </w:tcPr>
-          <w:p>
-            <w:pPr>
+            <w:shd w:val="clear" w:color="auto" w:fill="0B4660"/>
+          </w:tcPr>
+          <w:p>
+            <w:pPr>
+              <w:keepNext/>
               <w:spacing w:before="40" w:after="40"/>
             </w:pPr>
             <w:r>
@@ -13068,6 +13696,9 @@
         </w:tc>
       </w:tr>
       <w:tr>
+        <w:trPr>
+          <w:cantSplit w:val="true"/>
+        </w:trPr>
         <w:tc>
           <w:tcPr>
             <w:tcW w:type="dxa" w:w="1474"/>
@@ -13119,10 +13750,13 @@
         </w:tc>
       </w:tr>
       <w:tr>
+        <w:trPr>
+          <w:cantSplit w:val="true"/>
+        </w:trPr>
         <w:tc>
           <w:tcPr>
             <w:tcW w:type="dxa" w:w="1474"/>
-            <w:shd w:val="clear" w:color="auto" w:fill="EAF0F6"/>
+            <w:shd w:val="clear" w:color="auto" w:fill="EEF3F6"/>
           </w:tcPr>
           <w:p>
             <w:pPr>
@@ -13140,7 +13774,7 @@
         <w:tc>
           <w:tcPr>
             <w:tcW w:type="dxa" w:w="6520"/>
-            <w:shd w:val="clear" w:color="auto" w:fill="EAF0F6"/>
+            <w:shd w:val="clear" w:color="auto" w:fill="EEF3F6"/>
           </w:tcPr>
           <w:p>
             <w:pPr>
@@ -13157,7 +13791,7 @@
         <w:tc>
           <w:tcPr>
             <w:tcW w:type="dxa" w:w="2041"/>
-            <w:shd w:val="clear" w:color="auto" w:fill="EAF0F6"/>
+            <w:shd w:val="clear" w:color="auto" w:fill="EEF3F6"/>
           </w:tcPr>
           <w:p>
             <w:pPr>
@@ -13173,6 +13807,9 @@
         </w:tc>
       </w:tr>
       <w:tr>
+        <w:trPr>
+          <w:cantSplit w:val="true"/>
+        </w:trPr>
         <w:tc>
           <w:tcPr>
             <w:tcW w:type="dxa" w:w="1474"/>
@@ -13224,10 +13861,13 @@
         </w:tc>
       </w:tr>
       <w:tr>
+        <w:trPr>
+          <w:cantSplit w:val="true"/>
+        </w:trPr>
         <w:tc>
           <w:tcPr>
             <w:tcW w:type="dxa" w:w="1474"/>
-            <w:shd w:val="clear" w:color="auto" w:fill="EAF0F6"/>
+            <w:shd w:val="clear" w:color="auto" w:fill="EEF3F6"/>
           </w:tcPr>
           <w:p>
             <w:pPr>
@@ -13245,7 +13885,7 @@
         <w:tc>
           <w:tcPr>
             <w:tcW w:type="dxa" w:w="6520"/>
-            <w:shd w:val="clear" w:color="auto" w:fill="EAF0F6"/>
+            <w:shd w:val="clear" w:color="auto" w:fill="EEF3F6"/>
           </w:tcPr>
           <w:p>
             <w:pPr>
@@ -13262,7 +13902,7 @@
         <w:tc>
           <w:tcPr>
             <w:tcW w:type="dxa" w:w="2041"/>
-            <w:shd w:val="clear" w:color="auto" w:fill="EAF0F6"/>
+            <w:shd w:val="clear" w:color="auto" w:fill="EEF3F6"/>
           </w:tcPr>
           <w:p>
             <w:pPr>
@@ -13278,6 +13918,9 @@
         </w:tc>
       </w:tr>
       <w:tr>
+        <w:trPr>
+          <w:cantSplit w:val="true"/>
+        </w:trPr>
         <w:tc>
           <w:tcPr>
             <w:tcW w:type="dxa" w:w="1474"/>
@@ -13329,10 +13972,13 @@
         </w:tc>
       </w:tr>
       <w:tr>
+        <w:trPr>
+          <w:cantSplit w:val="true"/>
+        </w:trPr>
         <w:tc>
           <w:tcPr>
             <w:tcW w:type="dxa" w:w="1474"/>
-            <w:shd w:val="clear" w:color="auto" w:fill="EAF0F6"/>
+            <w:shd w:val="clear" w:color="auto" w:fill="EEF3F6"/>
           </w:tcPr>
           <w:p>
             <w:pPr>
@@ -13350,7 +13996,7 @@
         <w:tc>
           <w:tcPr>
             <w:tcW w:type="dxa" w:w="6520"/>
-            <w:shd w:val="clear" w:color="auto" w:fill="EAF0F6"/>
+            <w:shd w:val="clear" w:color="auto" w:fill="EEF3F6"/>
           </w:tcPr>
           <w:p>
             <w:pPr>
@@ -13367,7 +14013,7 @@
         <w:tc>
           <w:tcPr>
             <w:tcW w:type="dxa" w:w="2041"/>
-            <w:shd w:val="clear" w:color="auto" w:fill="EAF0F6"/>
+            <w:shd w:val="clear" w:color="auto" w:fill="EEF3F6"/>
           </w:tcPr>
           <w:p>
             <w:pPr>
@@ -13383,6 +14029,9 @@
         </w:tc>
       </w:tr>
       <w:tr>
+        <w:trPr>
+          <w:cantSplit w:val="true"/>
+        </w:trPr>
         <w:tc>
           <w:tcPr>
             <w:tcW w:type="dxa" w:w="1474"/>
@@ -13434,10 +14083,13 @@
         </w:tc>
       </w:tr>
       <w:tr>
+        <w:trPr>
+          <w:cantSplit w:val="true"/>
+        </w:trPr>
         <w:tc>
           <w:tcPr>
             <w:tcW w:type="dxa" w:w="1474"/>
-            <w:shd w:val="clear" w:color="auto" w:fill="EAF0F6"/>
+            <w:shd w:val="clear" w:color="auto" w:fill="EEF3F6"/>
           </w:tcPr>
           <w:p>
             <w:pPr>
@@ -13455,7 +14107,7 @@
         <w:tc>
           <w:tcPr>
             <w:tcW w:type="dxa" w:w="6520"/>
-            <w:shd w:val="clear" w:color="auto" w:fill="EAF0F6"/>
+            <w:shd w:val="clear" w:color="auto" w:fill="EEF3F6"/>
           </w:tcPr>
           <w:p>
             <w:pPr>
@@ -13472,7 +14124,7 @@
         <w:tc>
           <w:tcPr>
             <w:tcW w:type="dxa" w:w="2041"/>
-            <w:shd w:val="clear" w:color="auto" w:fill="EAF0F6"/>
+            <w:shd w:val="clear" w:color="auto" w:fill="EEF3F6"/>
           </w:tcPr>
           <w:p>
             <w:pPr>
@@ -13488,6 +14140,9 @@
         </w:tc>
       </w:tr>
       <w:tr>
+        <w:trPr>
+          <w:cantSplit w:val="true"/>
+        </w:trPr>
         <w:tc>
           <w:tcPr>
             <w:tcW w:type="dxa" w:w="1474"/>
@@ -13539,10 +14194,13 @@
         </w:tc>
       </w:tr>
       <w:tr>
+        <w:trPr>
+          <w:cantSplit w:val="true"/>
+        </w:trPr>
         <w:tc>
           <w:tcPr>
             <w:tcW w:type="dxa" w:w="1474"/>
-            <w:shd w:val="clear" w:color="auto" w:fill="EAF0F6"/>
+            <w:shd w:val="clear" w:color="auto" w:fill="EEF3F6"/>
           </w:tcPr>
           <w:p>
             <w:pPr>
@@ -13560,7 +14218,7 @@
         <w:tc>
           <w:tcPr>
             <w:tcW w:type="dxa" w:w="6520"/>
-            <w:shd w:val="clear" w:color="auto" w:fill="EAF0F6"/>
+            <w:shd w:val="clear" w:color="auto" w:fill="EEF3F6"/>
           </w:tcPr>
           <w:p>
             <w:pPr>
@@ -13577,7 +14235,7 @@
         <w:tc>
           <w:tcPr>
             <w:tcW w:type="dxa" w:w="2041"/>
-            <w:shd w:val="clear" w:color="auto" w:fill="EAF0F6"/>
+            <w:shd w:val="clear" w:color="auto" w:fill="EEF3F6"/>
           </w:tcPr>
           <w:p>
             <w:pPr>
@@ -13623,14 +14281,16 @@
       <w:tr>
         <w:trPr>
           <w:tblHeader w:val="true"/>
+          <w:cantSplit w:val="true"/>
         </w:trPr>
         <w:tc>
           <w:tcPr>
             <w:tcW w:type="dxa" w:w="850"/>
-            <w:shd w:val="clear" w:color="auto" w:fill="1F3B63"/>
-          </w:tcPr>
-          <w:p>
-            <w:pPr>
+            <w:shd w:val="clear" w:color="auto" w:fill="0B4660"/>
+          </w:tcPr>
+          <w:p>
+            <w:pPr>
+              <w:keepNext/>
               <w:spacing w:before="40" w:after="40"/>
             </w:pPr>
             <w:r>
@@ -13646,10 +14306,11 @@
         <w:tc>
           <w:tcPr>
             <w:tcW w:type="dxa" w:w="2948"/>
-            <w:shd w:val="clear" w:color="auto" w:fill="1F3B63"/>
-          </w:tcPr>
-          <w:p>
-            <w:pPr>
+            <w:shd w:val="clear" w:color="auto" w:fill="0B4660"/>
+          </w:tcPr>
+          <w:p>
+            <w:pPr>
+              <w:keepNext/>
               <w:spacing w:before="40" w:after="40"/>
             </w:pPr>
             <w:r>
@@ -13665,10 +14326,11 @@
         <w:tc>
           <w:tcPr>
             <w:tcW w:type="dxa" w:w="1928"/>
-            <w:shd w:val="clear" w:color="auto" w:fill="1F3B63"/>
-          </w:tcPr>
-          <w:p>
-            <w:pPr>
+            <w:shd w:val="clear" w:color="auto" w:fill="0B4660"/>
+          </w:tcPr>
+          <w:p>
+            <w:pPr>
+              <w:keepNext/>
               <w:spacing w:before="40" w:after="40"/>
             </w:pPr>
             <w:r>
@@ -13684,10 +14346,11 @@
         <w:tc>
           <w:tcPr>
             <w:tcW w:type="dxa" w:w="4309"/>
-            <w:shd w:val="clear" w:color="auto" w:fill="1F3B63"/>
-          </w:tcPr>
-          <w:p>
-            <w:pPr>
+            <w:shd w:val="clear" w:color="auto" w:fill="0B4660"/>
+          </w:tcPr>
+          <w:p>
+            <w:pPr>
+              <w:keepNext/>
               <w:spacing w:before="40" w:after="40"/>
             </w:pPr>
             <w:r>
@@ -13702,6 +14365,9 @@
         </w:tc>
       </w:tr>
       <w:tr>
+        <w:trPr>
+          <w:cantSplit w:val="true"/>
+        </w:trPr>
         <w:tc>
           <w:tcPr>
             <w:tcW w:type="dxa" w:w="850"/>
@@ -13769,10 +14435,13 @@
         </w:tc>
       </w:tr>
       <w:tr>
+        <w:trPr>
+          <w:cantSplit w:val="true"/>
+        </w:trPr>
         <w:tc>
           <w:tcPr>
             <w:tcW w:type="dxa" w:w="850"/>
-            <w:shd w:val="clear" w:color="auto" w:fill="EAF0F6"/>
+            <w:shd w:val="clear" w:color="auto" w:fill="EEF3F6"/>
           </w:tcPr>
           <w:p>
             <w:pPr>
@@ -13790,7 +14459,7 @@
         <w:tc>
           <w:tcPr>
             <w:tcW w:type="dxa" w:w="2948"/>
-            <w:shd w:val="clear" w:color="auto" w:fill="EAF0F6"/>
+            <w:shd w:val="clear" w:color="auto" w:fill="EEF3F6"/>
           </w:tcPr>
           <w:p>
             <w:pPr>
@@ -13807,7 +14476,7 @@
         <w:tc>
           <w:tcPr>
             <w:tcW w:type="dxa" w:w="1928"/>
-            <w:shd w:val="clear" w:color="auto" w:fill="EAF0F6"/>
+            <w:shd w:val="clear" w:color="auto" w:fill="EEF3F6"/>
           </w:tcPr>
           <w:p>
             <w:pPr>
@@ -13824,7 +14493,7 @@
         <w:tc>
           <w:tcPr>
             <w:tcW w:type="dxa" w:w="4309"/>
-            <w:shd w:val="clear" w:color="auto" w:fill="EAF0F6"/>
+            <w:shd w:val="clear" w:color="auto" w:fill="EEF3F6"/>
           </w:tcPr>
           <w:p>
             <w:pPr>
@@ -13840,6 +14509,9 @@
         </w:tc>
       </w:tr>
       <w:tr>
+        <w:trPr>
+          <w:cantSplit w:val="true"/>
+        </w:trPr>
         <w:tc>
           <w:tcPr>
             <w:tcW w:type="dxa" w:w="850"/>
@@ -13907,10 +14579,13 @@
         </w:tc>
       </w:tr>
       <w:tr>
+        <w:trPr>
+          <w:cantSplit w:val="true"/>
+        </w:trPr>
         <w:tc>
           <w:tcPr>
             <w:tcW w:type="dxa" w:w="850"/>
-            <w:shd w:val="clear" w:color="auto" w:fill="EAF0F6"/>
+            <w:shd w:val="clear" w:color="auto" w:fill="EEF3F6"/>
           </w:tcPr>
           <w:p>
             <w:pPr>
@@ -13928,7 +14603,7 @@
         <w:tc>
           <w:tcPr>
             <w:tcW w:type="dxa" w:w="2948"/>
-            <w:shd w:val="clear" w:color="auto" w:fill="EAF0F6"/>
+            <w:shd w:val="clear" w:color="auto" w:fill="EEF3F6"/>
           </w:tcPr>
           <w:p>
             <w:pPr>
@@ -13945,7 +14620,7 @@
         <w:tc>
           <w:tcPr>
             <w:tcW w:type="dxa" w:w="1928"/>
-            <w:shd w:val="clear" w:color="auto" w:fill="EAF0F6"/>
+            <w:shd w:val="clear" w:color="auto" w:fill="EEF3F6"/>
           </w:tcPr>
           <w:p>
             <w:pPr>
@@ -13962,7 +14637,7 @@
         <w:tc>
           <w:tcPr>
             <w:tcW w:type="dxa" w:w="4309"/>
-            <w:shd w:val="clear" w:color="auto" w:fill="EAF0F6"/>
+            <w:shd w:val="clear" w:color="auto" w:fill="EEF3F6"/>
           </w:tcPr>
           <w:p>
             <w:pPr>
@@ -13978,6 +14653,9 @@
         </w:tc>
       </w:tr>
       <w:tr>
+        <w:trPr>
+          <w:cantSplit w:val="true"/>
+        </w:trPr>
         <w:tc>
           <w:tcPr>
             <w:tcW w:type="dxa" w:w="850"/>
@@ -14045,10 +14723,13 @@
         </w:tc>
       </w:tr>
       <w:tr>
+        <w:trPr>
+          <w:cantSplit w:val="true"/>
+        </w:trPr>
         <w:tc>
           <w:tcPr>
             <w:tcW w:type="dxa" w:w="850"/>
-            <w:shd w:val="clear" w:color="auto" w:fill="EAF0F6"/>
+            <w:shd w:val="clear" w:color="auto" w:fill="EEF3F6"/>
           </w:tcPr>
           <w:p>
             <w:pPr>
@@ -14066,7 +14747,7 @@
         <w:tc>
           <w:tcPr>
             <w:tcW w:type="dxa" w:w="2948"/>
-            <w:shd w:val="clear" w:color="auto" w:fill="EAF0F6"/>
+            <w:shd w:val="clear" w:color="auto" w:fill="EEF3F6"/>
           </w:tcPr>
           <w:p>
             <w:pPr>
@@ -14083,7 +14764,7 @@
         <w:tc>
           <w:tcPr>
             <w:tcW w:type="dxa" w:w="1928"/>
-            <w:shd w:val="clear" w:color="auto" w:fill="EAF0F6"/>
+            <w:shd w:val="clear" w:color="auto" w:fill="EEF3F6"/>
           </w:tcPr>
           <w:p>
             <w:pPr>
@@ -14100,7 +14781,7 @@
         <w:tc>
           <w:tcPr>
             <w:tcW w:type="dxa" w:w="4309"/>
-            <w:shd w:val="clear" w:color="auto" w:fill="EAF0F6"/>
+            <w:shd w:val="clear" w:color="auto" w:fill="EEF3F6"/>
           </w:tcPr>
           <w:p>
             <w:pPr>
@@ -14116,6 +14797,9 @@
         </w:tc>
       </w:tr>
       <w:tr>
+        <w:trPr>
+          <w:cantSplit w:val="true"/>
+        </w:trPr>
         <w:tc>
           <w:tcPr>
             <w:tcW w:type="dxa" w:w="850"/>
@@ -14199,6 +14883,10 @@
     <w:p>
       <w:pPr>
         <w:pStyle w:val="ListNumber"/>
+        <w:numPr>
+          <w:ilvl w:val="0"/>
+          <w:numId w:val="10"/>
+        </w:numPr>
         <w:spacing w:after="60"/>
       </w:pPr>
       <w:r>
@@ -14224,6 +14912,10 @@
     <w:p>
       <w:pPr>
         <w:pStyle w:val="ListNumber"/>
+        <w:numPr>
+          <w:ilvl w:val="0"/>
+          <w:numId w:val="10"/>
+        </w:numPr>
         <w:spacing w:after="60"/>
       </w:pPr>
       <w:r>
@@ -14236,6 +14928,10 @@
     <w:p>
       <w:pPr>
         <w:pStyle w:val="ListNumber"/>
+        <w:numPr>
+          <w:ilvl w:val="0"/>
+          <w:numId w:val="10"/>
+        </w:numPr>
         <w:spacing w:after="60"/>
       </w:pPr>
       <w:r>
@@ -14248,6 +14944,10 @@
     <w:p>
       <w:pPr>
         <w:pStyle w:val="ListNumber"/>
+        <w:numPr>
+          <w:ilvl w:val="0"/>
+          <w:numId w:val="10"/>
+        </w:numPr>
         <w:spacing w:after="60"/>
       </w:pPr>
       <w:r>
@@ -14270,7 +14970,7 @@
         <w:tc>
           <w:tcPr>
             <w:tcW w:type="dxa" w:w="10086"/>
-            <w:shd w:val="clear" w:color="auto" w:fill="FFF4E5"/>
+            <w:shd w:val="clear" w:color="auto" w:fill="FCF1DC"/>
           </w:tcPr>
           <w:p>
             <w:pPr>
@@ -14331,14 +15031,14 @@
     </w:pPr>
     <w:r>
       <w:rPr>
-        <w:color w:val="595959"/>
+        <w:color w:val="5E7685"/>
         <w:sz w:val="16"/>
       </w:rPr>
       <w:t xml:space="preserve">ERNF-SAAD-2026 · Especificación de Requisitos No Funcionales · v1.0  |  Página </w:t>
     </w:r>
     <w:r>
       <w:rPr>
-        <w:color w:val="595959"/>
+        <w:color w:val="5E7685"/>
         <w:sz w:val="16"/>
       </w:rPr>
       <w:fldChar w:fldCharType="begin"/>
@@ -14348,14 +15048,14 @@
     </w:r>
     <w:r>
       <w:rPr>
-        <w:color w:val="595959"/>
+        <w:color w:val="5E7685"/>
         <w:sz w:val="16"/>
       </w:rPr>
       <w:t xml:space="preserve"> de </w:t>
     </w:r>
     <w:r>
       <w:rPr>
-        <w:color w:val="595959"/>
+        <w:color w:val="5E7685"/>
         <w:sz w:val="16"/>
       </w:rPr>
       <w:fldChar w:fldCharType="begin"/>
@@ -14566,6 +15266,12 @@
   </w:num>
   <w:num w:numId="9">
     <w:abstractNumId w:val="0"/>
+  </w:num>
+  <w:num w:numId="10">
+    <w:abstractNumId w:val="7"/>
+    <w:lvlOverride w:ilvl="0">
+      <w:startOverride w:val="1"/>
+    </w:lvlOverride>
   </w:num>
 </w:numbering>
 </file>
@@ -14734,8 +15440,8 @@
       <w:spacing w:after="120" w:line="276" w:lineRule="auto"/>
     </w:pPr>
     <w:rPr>
-      <w:rFonts w:ascii="Calibri" w:hAnsi="Calibri"/>
-      <w:color w:val="1A1A1A"/>
+      <w:rFonts w:ascii="Inter" w:hAnsi="Inter" w:cs="Inter" w:eastAsia="Inter"/>
+      <w:color w:val="0F2A38"/>
       <w:sz w:val="21"/>
     </w:rPr>
   </w:style>
@@ -14796,12 +15502,15 @@
       <w:keepLines/>
       <w:spacing w:before="360" w:after="120"/>
       <w:outlineLvl w:val="0"/>
+      <w:pBdr>
+        <w:bottom w:val="single" w:sz="8" w:space="4" w:color="86BEA9"/>
+      </w:pBdr>
     </w:pPr>
     <w:rPr>
-      <w:rFonts w:asciiTheme="majorHAnsi" w:eastAsiaTheme="majorEastAsia" w:hAnsiTheme="majorHAnsi" w:cstheme="majorBidi" w:ascii="Calibri" w:hAnsi="Calibri"/>
+      <w:rFonts w:asciiTheme="majorHAnsi" w:eastAsiaTheme="majorEastAsia" w:hAnsiTheme="majorHAnsi" w:cstheme="majorBidi" w:ascii="Plus Jakarta Sans" w:hAnsi="Plus Jakarta Sans" w:cs="Plus Jakarta Sans" w:eastAsia="Plus Jakarta Sans"/>
       <w:b/>
       <w:bCs/>
-      <w:color w:val="1F3B63"/>
+      <w:color w:val="0B4660"/>
       <w:sz w:val="32"/>
       <w:szCs w:val="28"/>
     </w:rPr>
@@ -14822,10 +15531,10 @@
       <w:outlineLvl w:val="1"/>
     </w:pPr>
     <w:rPr>
-      <w:rFonts w:asciiTheme="majorHAnsi" w:eastAsiaTheme="majorEastAsia" w:hAnsiTheme="majorHAnsi" w:cstheme="majorBidi" w:ascii="Calibri" w:hAnsi="Calibri"/>
+      <w:rFonts w:asciiTheme="majorHAnsi" w:eastAsiaTheme="majorEastAsia" w:hAnsiTheme="majorHAnsi" w:cstheme="majorBidi" w:ascii="Plus Jakarta Sans" w:hAnsi="Plus Jakarta Sans" w:cs="Plus Jakarta Sans" w:eastAsia="Plus Jakarta Sans"/>
       <w:b/>
       <w:bCs/>
-      <w:color w:val="2E5E8C"/>
+      <w:color w:val="0F5A78"/>
       <w:sz w:val="26"/>
       <w:szCs w:val="26"/>
     </w:rPr>
@@ -14846,10 +15555,10 @@
       <w:outlineLvl w:val="2"/>
     </w:pPr>
     <w:rPr>
-      <w:rFonts w:asciiTheme="majorHAnsi" w:eastAsiaTheme="majorEastAsia" w:hAnsiTheme="majorHAnsi" w:cstheme="majorBidi" w:ascii="Calibri" w:hAnsi="Calibri"/>
+      <w:rFonts w:asciiTheme="majorHAnsi" w:eastAsiaTheme="majorEastAsia" w:hAnsiTheme="majorHAnsi" w:cstheme="majorBidi" w:ascii="Plus Jakarta Sans" w:hAnsi="Plus Jakarta Sans" w:cs="Plus Jakarta Sans" w:eastAsia="Plus Jakarta Sans"/>
       <w:b/>
       <w:bCs/>
-      <w:color w:val="44546A"/>
+      <w:color w:val="2F74A8"/>
       <w:sz w:val="23"/>
     </w:rPr>
   </w:style>
